--- a/Dossier_technique_GRFICS.docx
+++ b/Dossier_technique_GRFICS.docx
@@ -1546,6 +1546,956 @@
     </w:p>
     <w:p>
       <w:pPr>
+        <w:spacing w:after="120" w:before="0" w:line="276"/>
+      </w:pPr>
+      <w:r>
+        <w:rPr>
+          <w:rFonts w:ascii="Calibri" w:cs="Calibri" w:eastAsia="Calibri" w:hAnsi="Calibri"/>
+          <w:b w:val="false"/>
+          <w:bCs w:val="false"/>
+          <w:i w:val="false"/>
+          <w:iCs w:val="false"/>
+          <w:caps w:val="false"/>
+          <w:color w:val="1B2733"/>
+          <w:sz w:val="21"/>
+          <w:szCs w:val="21"/>
+        </w:rPr>
+        <w:t xml:space="preserve">Chaque niveau se décline sur quatre axes : le </w:t>
+      </w:r>
+      <w:r>
+        <w:rPr>
+          <w:rFonts w:ascii="Calibri" w:cs="Calibri" w:eastAsia="Calibri" w:hAnsi="Calibri"/>
+          <w:b/>
+          <w:bCs/>
+          <w:i w:val="false"/>
+          <w:iCs w:val="false"/>
+          <w:caps w:val="false"/>
+          <w:color w:val="1B2733"/>
+          <w:sz w:val="21"/>
+          <w:szCs w:val="21"/>
+        </w:rPr>
+        <w:t xml:space="preserve">SL-T</w:t>
+      </w:r>
+      <w:r>
+        <w:rPr>
+          <w:rFonts w:ascii="Calibri" w:cs="Calibri" w:eastAsia="Calibri" w:hAnsi="Calibri"/>
+          <w:b w:val="false"/>
+          <w:bCs w:val="false"/>
+          <w:i w:val="false"/>
+          <w:iCs w:val="false"/>
+          <w:caps w:val="false"/>
+          <w:color w:val="1B2733"/>
+          <w:sz w:val="21"/>
+          <w:szCs w:val="21"/>
+        </w:rPr>
+        <w:t xml:space="preserve"> (visé, issu de l'analyse de risque), le </w:t>
+      </w:r>
+      <w:r>
+        <w:rPr>
+          <w:rFonts w:ascii="Calibri" w:cs="Calibri" w:eastAsia="Calibri" w:hAnsi="Calibri"/>
+          <w:b/>
+          <w:bCs/>
+          <w:i w:val="false"/>
+          <w:iCs w:val="false"/>
+          <w:caps w:val="false"/>
+          <w:color w:val="1B2733"/>
+          <w:sz w:val="21"/>
+          <w:szCs w:val="21"/>
+        </w:rPr>
+        <w:t xml:space="preserve">SL-C</w:t>
+      </w:r>
+      <w:r>
+        <w:rPr>
+          <w:rFonts w:ascii="Calibri" w:cs="Calibri" w:eastAsia="Calibri" w:hAnsi="Calibri"/>
+          <w:b w:val="false"/>
+          <w:bCs w:val="false"/>
+          <w:i w:val="false"/>
+          <w:iCs w:val="false"/>
+          <w:caps w:val="false"/>
+          <w:color w:val="1B2733"/>
+          <w:sz w:val="21"/>
+          <w:szCs w:val="21"/>
+        </w:rPr>
+        <w:t xml:space="preserve"> (capacité du composant), le </w:t>
+      </w:r>
+      <w:r>
+        <w:rPr>
+          <w:rFonts w:ascii="Calibri" w:cs="Calibri" w:eastAsia="Calibri" w:hAnsi="Calibri"/>
+          <w:b/>
+          <w:bCs/>
+          <w:i w:val="false"/>
+          <w:iCs w:val="false"/>
+          <w:caps w:val="false"/>
+          <w:color w:val="1B2733"/>
+          <w:sz w:val="21"/>
+          <w:szCs w:val="21"/>
+        </w:rPr>
+        <w:t xml:space="preserve">SL-A</w:t>
+      </w:r>
+      <w:r>
+        <w:rPr>
+          <w:rFonts w:ascii="Calibri" w:cs="Calibri" w:eastAsia="Calibri" w:hAnsi="Calibri"/>
+          <w:b w:val="false"/>
+          <w:bCs w:val="false"/>
+          <w:i w:val="false"/>
+          <w:iCs w:val="false"/>
+          <w:caps w:val="false"/>
+          <w:color w:val="1B2733"/>
+          <w:sz w:val="21"/>
+          <w:szCs w:val="21"/>
+        </w:rPr>
+        <w:t xml:space="preserve"> (réellement atteint) et le SL 0 (aucune exigence). Le durcissement fait converger SL-A vers SL-T, zone par zone.</w:t>
+      </w:r>
+    </w:p>
+    <w:p>
+      <w:pPr>
+        <w:pStyle w:val="Heading2"/>
+        <w:keepNext/>
+        <w:spacing w:after="100" w:before="220"/>
+      </w:pPr>
+      <w:r>
+        <w:rPr>
+          <w:rFonts w:ascii="Calibri" w:cs="Calibri" w:eastAsia="Calibri" w:hAnsi="Calibri"/>
+          <w:b/>
+          <w:bCs/>
+          <w:color w:val="33475B"/>
+          <w:sz w:val="24"/>
+          <w:szCs w:val="24"/>
+        </w:rPr>
+        <w:t xml:space="preserve">Les 7 exigences fondamentales (Foundational Requirements)</w:t>
+      </w:r>
+    </w:p>
+    <w:p>
+      <w:pPr>
+        <w:spacing w:after="120" w:before="0" w:line="276"/>
+      </w:pPr>
+      <w:r>
+        <w:rPr>
+          <w:rFonts w:ascii="Calibri" w:cs="Calibri" w:eastAsia="Calibri" w:hAnsi="Calibri"/>
+          <w:b w:val="false"/>
+          <w:bCs w:val="false"/>
+          <w:i w:val="false"/>
+          <w:iCs w:val="false"/>
+          <w:caps w:val="false"/>
+          <w:color w:val="1B2733"/>
+          <w:sz w:val="21"/>
+          <w:szCs w:val="21"/>
+        </w:rPr>
+        <w:t xml:space="preserve">L'IEC 62443-3-3 décline chaque niveau en sept familles d'exigences, grille de lecture des correctifs du §5.</w:t>
+      </w:r>
+    </w:p>
+    <w:tbl>
+      <w:tblPr>
+        <w:tblW w:type="dxa" w:w="9600"/>
+        <w:tblBorders>
+          <w:top w:val="single" w:color="C7D0D8" w:sz="2"/>
+          <w:left w:val="single" w:color="C7D0D8" w:sz="2"/>
+          <w:bottom w:val="single" w:color="C7D0D8" w:sz="2"/>
+          <w:right w:val="single" w:color="C7D0D8" w:sz="2"/>
+          <w:insideH w:val="single" w:color="C7D0D8" w:sz="2"/>
+          <w:insideV w:val="single" w:color="C7D0D8" w:sz="2"/>
+        </w:tblBorders>
+      </w:tblPr>
+      <w:tblGrid>
+        <w:gridCol w:w="1050"/>
+        <w:gridCol w:w="3550"/>
+        <w:gridCol w:w="5000"/>
+      </w:tblGrid>
+      <w:tr>
+        <w:trPr>
+          <w:tblHeader/>
+        </w:trPr>
+        <w:tc>
+          <w:tcPr>
+            <w:tcW w:type="dxa" w:w="1050"/>
+            <w:shd w:fill="14507B" w:color="auto" w:val="clear"/>
+            <w:tcMar>
+              <w:top w:type="dxa" w:w="60"/>
+              <w:left w:type="dxa" w:w="90"/>
+              <w:bottom w:type="dxa" w:w="60"/>
+              <w:right w:type="dxa" w:w="90"/>
+            </w:tcMar>
+            <w:vAlign w:val="center"/>
+          </w:tcPr>
+          <w:p>
+            <w:pPr>
+              <w:spacing w:after="0" w:before="0" w:line="276"/>
+            </w:pPr>
+            <w:r>
+              <w:rPr>
+                <w:rFonts w:ascii="Calibri" w:cs="Calibri" w:eastAsia="Calibri" w:hAnsi="Calibri"/>
+                <w:b/>
+                <w:bCs/>
+                <w:i w:val="false"/>
+                <w:iCs w:val="false"/>
+                <w:caps/>
+                <w:color w:val="FFFFFF"/>
+                <w:sz w:val="17"/>
+                <w:szCs w:val="17"/>
+              </w:rPr>
+              <w:t xml:space="preserve">FR</w:t>
+            </w:r>
+          </w:p>
+        </w:tc>
+        <w:tc>
+          <w:tcPr>
+            <w:tcW w:type="dxa" w:w="3550"/>
+            <w:shd w:fill="14507B" w:color="auto" w:val="clear"/>
+            <w:tcMar>
+              <w:top w:type="dxa" w:w="60"/>
+              <w:left w:type="dxa" w:w="90"/>
+              <w:bottom w:type="dxa" w:w="60"/>
+              <w:right w:type="dxa" w:w="90"/>
+            </w:tcMar>
+            <w:vAlign w:val="center"/>
+          </w:tcPr>
+          <w:p>
+            <w:pPr>
+              <w:spacing w:after="0" w:before="0" w:line="276"/>
+            </w:pPr>
+            <w:r>
+              <w:rPr>
+                <w:rFonts w:ascii="Calibri" w:cs="Calibri" w:eastAsia="Calibri" w:hAnsi="Calibri"/>
+                <w:b/>
+                <w:bCs/>
+                <w:i w:val="false"/>
+                <w:iCs w:val="false"/>
+                <w:caps/>
+                <w:color w:val="FFFFFF"/>
+                <w:sz w:val="17"/>
+                <w:szCs w:val="17"/>
+              </w:rPr>
+              <w:t xml:space="preserve">Exigence fondamentale</w:t>
+            </w:r>
+          </w:p>
+        </w:tc>
+        <w:tc>
+          <w:tcPr>
+            <w:tcW w:type="dxa" w:w="5000"/>
+            <w:shd w:fill="14507B" w:color="auto" w:val="clear"/>
+            <w:tcMar>
+              <w:top w:type="dxa" w:w="60"/>
+              <w:left w:type="dxa" w:w="90"/>
+              <w:bottom w:type="dxa" w:w="60"/>
+              <w:right w:type="dxa" w:w="90"/>
+            </w:tcMar>
+            <w:vAlign w:val="center"/>
+          </w:tcPr>
+          <w:p>
+            <w:pPr>
+              <w:spacing w:after="0" w:before="0" w:line="276"/>
+            </w:pPr>
+            <w:r>
+              <w:rPr>
+                <w:rFonts w:ascii="Calibri" w:cs="Calibri" w:eastAsia="Calibri" w:hAnsi="Calibri"/>
+                <w:b/>
+                <w:bCs/>
+                <w:i w:val="false"/>
+                <w:iCs w:val="false"/>
+                <w:caps/>
+                <w:color w:val="FFFFFF"/>
+                <w:sz w:val="17"/>
+                <w:szCs w:val="17"/>
+              </w:rPr>
+              <w:t xml:space="preserve">Ce qu'elle impose ici</w:t>
+            </w:r>
+          </w:p>
+        </w:tc>
+      </w:tr>
+      <w:tr>
+        <w:tc>
+          <w:tcPr>
+            <w:tcW w:type="dxa" w:w="1050"/>
+            <w:shd w:fill="F2F5F7" w:color="auto" w:val="clear"/>
+            <w:tcMar>
+              <w:top w:type="dxa" w:w="60"/>
+              <w:left w:type="dxa" w:w="90"/>
+              <w:bottom w:type="dxa" w:w="60"/>
+              <w:right w:type="dxa" w:w="90"/>
+            </w:tcMar>
+            <w:vAlign w:val="center"/>
+          </w:tcPr>
+          <w:p>
+            <w:pPr>
+              <w:spacing w:after="0" w:before="0" w:line="250"/>
+            </w:pPr>
+            <w:r>
+              <w:rPr>
+                <w:rFonts w:ascii="Calibri" w:cs="Calibri" w:eastAsia="Calibri" w:hAnsi="Calibri"/>
+                <w:b/>
+                <w:bCs/>
+                <w:i w:val="false"/>
+                <w:iCs w:val="false"/>
+                <w:caps w:val="false"/>
+                <w:color w:val="1B2733"/>
+                <w:sz w:val="21"/>
+                <w:szCs w:val="21"/>
+              </w:rPr>
+              <w:t xml:space="preserve">FR 1</w:t>
+            </w:r>
+          </w:p>
+        </w:tc>
+        <w:tc>
+          <w:tcPr>
+            <w:tcW w:type="dxa" w:w="3550"/>
+            <w:tcMar>
+              <w:top w:type="dxa" w:w="60"/>
+              <w:left w:type="dxa" w:w="90"/>
+              <w:bottom w:type="dxa" w:w="60"/>
+              <w:right w:type="dxa" w:w="90"/>
+            </w:tcMar>
+            <w:vAlign w:val="center"/>
+          </w:tcPr>
+          <w:p>
+            <w:pPr>
+              <w:spacing w:after="0" w:before="0" w:line="250"/>
+            </w:pPr>
+            <w:r>
+              <w:rPr>
+                <w:rFonts w:ascii="Calibri" w:cs="Calibri" w:eastAsia="Calibri" w:hAnsi="Calibri"/>
+                <w:b w:val="false"/>
+                <w:bCs w:val="false"/>
+                <w:i w:val="false"/>
+                <w:iCs w:val="false"/>
+                <w:caps w:val="false"/>
+                <w:color w:val="1B2733"/>
+                <w:sz w:val="21"/>
+                <w:szCs w:val="21"/>
+              </w:rPr>
+              <w:t xml:space="preserve">Identification &amp; authentification (IAC)</w:t>
+            </w:r>
+          </w:p>
+        </w:tc>
+        <w:tc>
+          <w:tcPr>
+            <w:tcW w:type="dxa" w:w="5000"/>
+            <w:tcMar>
+              <w:top w:type="dxa" w:w="60"/>
+              <w:left w:type="dxa" w:w="90"/>
+              <w:bottom w:type="dxa" w:w="60"/>
+              <w:right w:type="dxa" w:w="90"/>
+            </w:tcMar>
+            <w:vAlign w:val="center"/>
+          </w:tcPr>
+          <w:p>
+            <w:pPr>
+              <w:spacing w:after="0" w:before="0" w:line="250"/>
+            </w:pPr>
+            <w:r>
+              <w:rPr>
+                <w:rFonts w:ascii="Calibri" w:cs="Calibri" w:eastAsia="Calibri" w:hAnsi="Calibri"/>
+                <w:b w:val="false"/>
+                <w:bCs w:val="false"/>
+                <w:i w:val="false"/>
+                <w:iCs w:val="false"/>
+                <w:caps w:val="false"/>
+                <w:color w:val="1B2733"/>
+                <w:sz w:val="21"/>
+                <w:szCs w:val="21"/>
+              </w:rPr>
+              <w:t xml:space="preserve">Comptes nominatifs, mots de passe forts, MFA sur l'administration</w:t>
+            </w:r>
+          </w:p>
+        </w:tc>
+      </w:tr>
+      <w:tr>
+        <w:tc>
+          <w:tcPr>
+            <w:tcW w:type="dxa" w:w="1050"/>
+            <w:shd w:fill="F2F5F7" w:color="auto" w:val="clear"/>
+            <w:tcMar>
+              <w:top w:type="dxa" w:w="60"/>
+              <w:left w:type="dxa" w:w="90"/>
+              <w:bottom w:type="dxa" w:w="60"/>
+              <w:right w:type="dxa" w:w="90"/>
+            </w:tcMar>
+            <w:vAlign w:val="center"/>
+          </w:tcPr>
+          <w:p>
+            <w:pPr>
+              <w:spacing w:after="0" w:before="0" w:line="250"/>
+            </w:pPr>
+            <w:r>
+              <w:rPr>
+                <w:rFonts w:ascii="Calibri" w:cs="Calibri" w:eastAsia="Calibri" w:hAnsi="Calibri"/>
+                <w:b/>
+                <w:bCs/>
+                <w:i w:val="false"/>
+                <w:iCs w:val="false"/>
+                <w:caps w:val="false"/>
+                <w:color w:val="1B2733"/>
+                <w:sz w:val="21"/>
+                <w:szCs w:val="21"/>
+              </w:rPr>
+              <w:t xml:space="preserve">FR 2</w:t>
+            </w:r>
+          </w:p>
+        </w:tc>
+        <w:tc>
+          <w:tcPr>
+            <w:tcW w:type="dxa" w:w="3550"/>
+            <w:tcMar>
+              <w:top w:type="dxa" w:w="60"/>
+              <w:left w:type="dxa" w:w="90"/>
+              <w:bottom w:type="dxa" w:w="60"/>
+              <w:right w:type="dxa" w:w="90"/>
+            </w:tcMar>
+            <w:vAlign w:val="center"/>
+          </w:tcPr>
+          <w:p>
+            <w:pPr>
+              <w:spacing w:after="0" w:before="0" w:line="250"/>
+            </w:pPr>
+            <w:r>
+              <w:rPr>
+                <w:rFonts w:ascii="Calibri" w:cs="Calibri" w:eastAsia="Calibri" w:hAnsi="Calibri"/>
+                <w:b w:val="false"/>
+                <w:bCs w:val="false"/>
+                <w:i w:val="false"/>
+                <w:iCs w:val="false"/>
+                <w:caps w:val="false"/>
+                <w:color w:val="1B2733"/>
+                <w:sz w:val="21"/>
+                <w:szCs w:val="21"/>
+              </w:rPr>
+              <w:t xml:space="preserve">Contrôle d'usage (UC)</w:t>
+            </w:r>
+          </w:p>
+        </w:tc>
+        <w:tc>
+          <w:tcPr>
+            <w:tcW w:type="dxa" w:w="5000"/>
+            <w:tcMar>
+              <w:top w:type="dxa" w:w="60"/>
+              <w:left w:type="dxa" w:w="90"/>
+              <w:bottom w:type="dxa" w:w="60"/>
+              <w:right w:type="dxa" w:w="90"/>
+            </w:tcMar>
+            <w:vAlign w:val="center"/>
+          </w:tcPr>
+          <w:p>
+            <w:pPr>
+              <w:spacing w:after="0" w:before="0" w:line="250"/>
+            </w:pPr>
+            <w:r>
+              <w:rPr>
+                <w:rFonts w:ascii="Calibri" w:cs="Calibri" w:eastAsia="Calibri" w:hAnsi="Calibri"/>
+                <w:b w:val="false"/>
+                <w:bCs w:val="false"/>
+                <w:i w:val="false"/>
+                <w:iCs w:val="false"/>
+                <w:caps w:val="false"/>
+                <w:color w:val="1B2733"/>
+                <w:sz w:val="21"/>
+                <w:szCs w:val="21"/>
+              </w:rPr>
+              <w:t xml:space="preserve">Droits par rôle, dépôt de programme automate restreint et tracé</w:t>
+            </w:r>
+          </w:p>
+        </w:tc>
+      </w:tr>
+      <w:tr>
+        <w:tc>
+          <w:tcPr>
+            <w:tcW w:type="dxa" w:w="1050"/>
+            <w:shd w:fill="F2F5F7" w:color="auto" w:val="clear"/>
+            <w:tcMar>
+              <w:top w:type="dxa" w:w="60"/>
+              <w:left w:type="dxa" w:w="90"/>
+              <w:bottom w:type="dxa" w:w="60"/>
+              <w:right w:type="dxa" w:w="90"/>
+            </w:tcMar>
+            <w:vAlign w:val="center"/>
+          </w:tcPr>
+          <w:p>
+            <w:pPr>
+              <w:spacing w:after="0" w:before="0" w:line="250"/>
+            </w:pPr>
+            <w:r>
+              <w:rPr>
+                <w:rFonts w:ascii="Calibri" w:cs="Calibri" w:eastAsia="Calibri" w:hAnsi="Calibri"/>
+                <w:b/>
+                <w:bCs/>
+                <w:i w:val="false"/>
+                <w:iCs w:val="false"/>
+                <w:caps w:val="false"/>
+                <w:color w:val="1B2733"/>
+                <w:sz w:val="21"/>
+                <w:szCs w:val="21"/>
+              </w:rPr>
+              <w:t xml:space="preserve">FR 3</w:t>
+            </w:r>
+          </w:p>
+        </w:tc>
+        <w:tc>
+          <w:tcPr>
+            <w:tcW w:type="dxa" w:w="3550"/>
+            <w:tcMar>
+              <w:top w:type="dxa" w:w="60"/>
+              <w:left w:type="dxa" w:w="90"/>
+              <w:bottom w:type="dxa" w:w="60"/>
+              <w:right w:type="dxa" w:w="90"/>
+            </w:tcMar>
+            <w:vAlign w:val="center"/>
+          </w:tcPr>
+          <w:p>
+            <w:pPr>
+              <w:spacing w:after="0" w:before="0" w:line="250"/>
+            </w:pPr>
+            <w:r>
+              <w:rPr>
+                <w:rFonts w:ascii="Calibri" w:cs="Calibri" w:eastAsia="Calibri" w:hAnsi="Calibri"/>
+                <w:b w:val="false"/>
+                <w:bCs w:val="false"/>
+                <w:i w:val="false"/>
+                <w:iCs w:val="false"/>
+                <w:caps w:val="false"/>
+                <w:color w:val="1B2733"/>
+                <w:sz w:val="21"/>
+                <w:szCs w:val="21"/>
+              </w:rPr>
+              <w:t xml:space="preserve">Intégrité du système (SI)</w:t>
+            </w:r>
+          </w:p>
+        </w:tc>
+        <w:tc>
+          <w:tcPr>
+            <w:tcW w:type="dxa" w:w="5000"/>
+            <w:tcMar>
+              <w:top w:type="dxa" w:w="60"/>
+              <w:left w:type="dxa" w:w="90"/>
+              <w:bottom w:type="dxa" w:w="60"/>
+              <w:right w:type="dxa" w:w="90"/>
+            </w:tcMar>
+            <w:vAlign w:val="center"/>
+          </w:tcPr>
+          <w:p>
+            <w:pPr>
+              <w:spacing w:after="0" w:before="0" w:line="250"/>
+            </w:pPr>
+            <w:r>
+              <w:rPr>
+                <w:rFonts w:ascii="Calibri" w:cs="Calibri" w:eastAsia="Calibri" w:hAnsi="Calibri"/>
+                <w:b w:val="false"/>
+                <w:bCs w:val="false"/>
+                <w:i w:val="false"/>
+                <w:iCs w:val="false"/>
+                <w:caps w:val="false"/>
+                <w:color w:val="1B2733"/>
+                <w:sz w:val="21"/>
+                <w:szCs w:val="21"/>
+              </w:rPr>
+              <w:t xml:space="preserve">Signature du code automate, inspection Modbus, anti-usurpation ARP</w:t>
+            </w:r>
+          </w:p>
+        </w:tc>
+      </w:tr>
+      <w:tr>
+        <w:tc>
+          <w:tcPr>
+            <w:tcW w:type="dxa" w:w="1050"/>
+            <w:shd w:fill="F2F5F7" w:color="auto" w:val="clear"/>
+            <w:tcMar>
+              <w:top w:type="dxa" w:w="60"/>
+              <w:left w:type="dxa" w:w="90"/>
+              <w:bottom w:type="dxa" w:w="60"/>
+              <w:right w:type="dxa" w:w="90"/>
+            </w:tcMar>
+            <w:vAlign w:val="center"/>
+          </w:tcPr>
+          <w:p>
+            <w:pPr>
+              <w:spacing w:after="0" w:before="0" w:line="250"/>
+            </w:pPr>
+            <w:r>
+              <w:rPr>
+                <w:rFonts w:ascii="Calibri" w:cs="Calibri" w:eastAsia="Calibri" w:hAnsi="Calibri"/>
+                <w:b/>
+                <w:bCs/>
+                <w:i w:val="false"/>
+                <w:iCs w:val="false"/>
+                <w:caps w:val="false"/>
+                <w:color w:val="1B2733"/>
+                <w:sz w:val="21"/>
+                <w:szCs w:val="21"/>
+              </w:rPr>
+              <w:t xml:space="preserve">FR 4</w:t>
+            </w:r>
+          </w:p>
+        </w:tc>
+        <w:tc>
+          <w:tcPr>
+            <w:tcW w:type="dxa" w:w="3550"/>
+            <w:tcMar>
+              <w:top w:type="dxa" w:w="60"/>
+              <w:left w:type="dxa" w:w="90"/>
+              <w:bottom w:type="dxa" w:w="60"/>
+              <w:right w:type="dxa" w:w="90"/>
+            </w:tcMar>
+            <w:vAlign w:val="center"/>
+          </w:tcPr>
+          <w:p>
+            <w:pPr>
+              <w:spacing w:after="0" w:before="0" w:line="250"/>
+            </w:pPr>
+            <w:r>
+              <w:rPr>
+                <w:rFonts w:ascii="Calibri" w:cs="Calibri" w:eastAsia="Calibri" w:hAnsi="Calibri"/>
+                <w:b w:val="false"/>
+                <w:bCs w:val="false"/>
+                <w:i w:val="false"/>
+                <w:iCs w:val="false"/>
+                <w:caps w:val="false"/>
+                <w:color w:val="1B2733"/>
+                <w:sz w:val="21"/>
+                <w:szCs w:val="21"/>
+              </w:rPr>
+              <w:t xml:space="preserve">Confidentialité des données (DC)</w:t>
+            </w:r>
+          </w:p>
+        </w:tc>
+        <w:tc>
+          <w:tcPr>
+            <w:tcW w:type="dxa" w:w="5000"/>
+            <w:tcMar>
+              <w:top w:type="dxa" w:w="60"/>
+              <w:left w:type="dxa" w:w="90"/>
+              <w:bottom w:type="dxa" w:w="60"/>
+              <w:right w:type="dxa" w:w="90"/>
+            </w:tcMar>
+            <w:vAlign w:val="center"/>
+          </w:tcPr>
+          <w:p>
+            <w:pPr>
+              <w:spacing w:after="0" w:before="0" w:line="250"/>
+            </w:pPr>
+            <w:r>
+              <w:rPr>
+                <w:rFonts w:ascii="Calibri" w:cs="Calibri" w:eastAsia="Calibri" w:hAnsi="Calibri"/>
+                <w:b w:val="false"/>
+                <w:bCs w:val="false"/>
+                <w:i w:val="false"/>
+                <w:iCs w:val="false"/>
+                <w:caps w:val="false"/>
+                <w:color w:val="1B2733"/>
+                <w:sz w:val="21"/>
+                <w:szCs w:val="21"/>
+              </w:rPr>
+              <w:t xml:space="preserve">TLS interne, fin du HTTP et du Modbus en clair sur les conduits sensibles</w:t>
+            </w:r>
+          </w:p>
+        </w:tc>
+      </w:tr>
+      <w:tr>
+        <w:tc>
+          <w:tcPr>
+            <w:tcW w:type="dxa" w:w="1050"/>
+            <w:shd w:fill="F2F5F7" w:color="auto" w:val="clear"/>
+            <w:tcMar>
+              <w:top w:type="dxa" w:w="60"/>
+              <w:left w:type="dxa" w:w="90"/>
+              <w:bottom w:type="dxa" w:w="60"/>
+              <w:right w:type="dxa" w:w="90"/>
+            </w:tcMar>
+            <w:vAlign w:val="center"/>
+          </w:tcPr>
+          <w:p>
+            <w:pPr>
+              <w:spacing w:after="0" w:before="0" w:line="250"/>
+            </w:pPr>
+            <w:r>
+              <w:rPr>
+                <w:rFonts w:ascii="Calibri" w:cs="Calibri" w:eastAsia="Calibri" w:hAnsi="Calibri"/>
+                <w:b/>
+                <w:bCs/>
+                <w:i w:val="false"/>
+                <w:iCs w:val="false"/>
+                <w:caps w:val="false"/>
+                <w:color w:val="1B2733"/>
+                <w:sz w:val="21"/>
+                <w:szCs w:val="21"/>
+              </w:rPr>
+              <w:t xml:space="preserve">FR 5</w:t>
+            </w:r>
+          </w:p>
+        </w:tc>
+        <w:tc>
+          <w:tcPr>
+            <w:tcW w:type="dxa" w:w="3550"/>
+            <w:tcMar>
+              <w:top w:type="dxa" w:w="60"/>
+              <w:left w:type="dxa" w:w="90"/>
+              <w:bottom w:type="dxa" w:w="60"/>
+              <w:right w:type="dxa" w:w="90"/>
+            </w:tcMar>
+            <w:vAlign w:val="center"/>
+          </w:tcPr>
+          <w:p>
+            <w:pPr>
+              <w:spacing w:after="0" w:before="0" w:line="250"/>
+            </w:pPr>
+            <w:r>
+              <w:rPr>
+                <w:rFonts w:ascii="Calibri" w:cs="Calibri" w:eastAsia="Calibri" w:hAnsi="Calibri"/>
+                <w:b w:val="false"/>
+                <w:bCs w:val="false"/>
+                <w:i w:val="false"/>
+                <w:iCs w:val="false"/>
+                <w:caps w:val="false"/>
+                <w:color w:val="1B2733"/>
+                <w:sz w:val="21"/>
+                <w:szCs w:val="21"/>
+              </w:rPr>
+              <w:t xml:space="preserve">Restriction des flux (RDF)</w:t>
+            </w:r>
+          </w:p>
+        </w:tc>
+        <w:tc>
+          <w:tcPr>
+            <w:tcW w:type="dxa" w:w="5000"/>
+            <w:tcMar>
+              <w:top w:type="dxa" w:w="60"/>
+              <w:left w:type="dxa" w:w="90"/>
+              <w:bottom w:type="dxa" w:w="60"/>
+              <w:right w:type="dxa" w:w="90"/>
+            </w:tcMar>
+            <w:vAlign w:val="center"/>
+          </w:tcPr>
+          <w:p>
+            <w:pPr>
+              <w:spacing w:after="0" w:before="0" w:line="250"/>
+            </w:pPr>
+            <w:r>
+              <w:rPr>
+                <w:rFonts w:ascii="Calibri" w:cs="Calibri" w:eastAsia="Calibri" w:hAnsi="Calibri"/>
+                <w:b w:val="false"/>
+                <w:bCs w:val="false"/>
+                <w:i w:val="false"/>
+                <w:iCs w:val="false"/>
+                <w:caps w:val="false"/>
+                <w:color w:val="1B2733"/>
+                <w:sz w:val="21"/>
+                <w:szCs w:val="21"/>
+              </w:rPr>
+              <w:t xml:space="preserve">Zones &amp; conduits, pare-feu en refus par défaut, fin du réseau d'admin hors bande</w:t>
+            </w:r>
+          </w:p>
+        </w:tc>
+      </w:tr>
+      <w:tr>
+        <w:tc>
+          <w:tcPr>
+            <w:tcW w:type="dxa" w:w="1050"/>
+            <w:shd w:fill="F2F5F7" w:color="auto" w:val="clear"/>
+            <w:tcMar>
+              <w:top w:type="dxa" w:w="60"/>
+              <w:left w:type="dxa" w:w="90"/>
+              <w:bottom w:type="dxa" w:w="60"/>
+              <w:right w:type="dxa" w:w="90"/>
+            </w:tcMar>
+            <w:vAlign w:val="center"/>
+          </w:tcPr>
+          <w:p>
+            <w:pPr>
+              <w:spacing w:after="0" w:before="0" w:line="250"/>
+            </w:pPr>
+            <w:r>
+              <w:rPr>
+                <w:rFonts w:ascii="Calibri" w:cs="Calibri" w:eastAsia="Calibri" w:hAnsi="Calibri"/>
+                <w:b/>
+                <w:bCs/>
+                <w:i w:val="false"/>
+                <w:iCs w:val="false"/>
+                <w:caps w:val="false"/>
+                <w:color w:val="1B2733"/>
+                <w:sz w:val="21"/>
+                <w:szCs w:val="21"/>
+              </w:rPr>
+              <w:t xml:space="preserve">FR 6</w:t>
+            </w:r>
+          </w:p>
+        </w:tc>
+        <w:tc>
+          <w:tcPr>
+            <w:tcW w:type="dxa" w:w="3550"/>
+            <w:tcMar>
+              <w:top w:type="dxa" w:w="60"/>
+              <w:left w:type="dxa" w:w="90"/>
+              <w:bottom w:type="dxa" w:w="60"/>
+              <w:right w:type="dxa" w:w="90"/>
+            </w:tcMar>
+            <w:vAlign w:val="center"/>
+          </w:tcPr>
+          <w:p>
+            <w:pPr>
+              <w:spacing w:after="0" w:before="0" w:line="250"/>
+            </w:pPr>
+            <w:r>
+              <w:rPr>
+                <w:rFonts w:ascii="Calibri" w:cs="Calibri" w:eastAsia="Calibri" w:hAnsi="Calibri"/>
+                <w:b w:val="false"/>
+                <w:bCs w:val="false"/>
+                <w:i w:val="false"/>
+                <w:iCs w:val="false"/>
+                <w:caps w:val="false"/>
+                <w:color w:val="1B2733"/>
+                <w:sz w:val="21"/>
+                <w:szCs w:val="21"/>
+              </w:rPr>
+              <w:t xml:space="preserve">Réponse aux événements (TRE)</w:t>
+            </w:r>
+          </w:p>
+        </w:tc>
+        <w:tc>
+          <w:tcPr>
+            <w:tcW w:type="dxa" w:w="5000"/>
+            <w:tcMar>
+              <w:top w:type="dxa" w:w="60"/>
+              <w:left w:type="dxa" w:w="90"/>
+              <w:bottom w:type="dxa" w:w="60"/>
+              <w:right w:type="dxa" w:w="90"/>
+            </w:tcMar>
+            <w:vAlign w:val="center"/>
+          </w:tcPr>
+          <w:p>
+            <w:pPr>
+              <w:spacing w:after="0" w:before="0" w:line="250"/>
+            </w:pPr>
+            <w:r>
+              <w:rPr>
+                <w:rFonts w:ascii="Calibri" w:cs="Calibri" w:eastAsia="Calibri" w:hAnsi="Calibri"/>
+                <w:b w:val="false"/>
+                <w:bCs w:val="false"/>
+                <w:i w:val="false"/>
+                <w:iCs w:val="false"/>
+                <w:caps w:val="false"/>
+                <w:color w:val="1B2733"/>
+                <w:sz w:val="21"/>
+                <w:szCs w:val="21"/>
+              </w:rPr>
+              <w:t xml:space="preserve">IDS Suricata paramétré, SIEM Wazuh, journalisation centralisée</w:t>
+            </w:r>
+          </w:p>
+        </w:tc>
+      </w:tr>
+      <w:tr>
+        <w:tc>
+          <w:tcPr>
+            <w:tcW w:type="dxa" w:w="1050"/>
+            <w:shd w:fill="F2F5F7" w:color="auto" w:val="clear"/>
+            <w:tcMar>
+              <w:top w:type="dxa" w:w="60"/>
+              <w:left w:type="dxa" w:w="90"/>
+              <w:bottom w:type="dxa" w:w="60"/>
+              <w:right w:type="dxa" w:w="90"/>
+            </w:tcMar>
+            <w:vAlign w:val="center"/>
+          </w:tcPr>
+          <w:p>
+            <w:pPr>
+              <w:spacing w:after="0" w:before="0" w:line="250"/>
+            </w:pPr>
+            <w:r>
+              <w:rPr>
+                <w:rFonts w:ascii="Calibri" w:cs="Calibri" w:eastAsia="Calibri" w:hAnsi="Calibri"/>
+                <w:b/>
+                <w:bCs/>
+                <w:i w:val="false"/>
+                <w:iCs w:val="false"/>
+                <w:caps w:val="false"/>
+                <w:color w:val="1B2733"/>
+                <w:sz w:val="21"/>
+                <w:szCs w:val="21"/>
+              </w:rPr>
+              <w:t xml:space="preserve">FR 7</w:t>
+            </w:r>
+          </w:p>
+        </w:tc>
+        <w:tc>
+          <w:tcPr>
+            <w:tcW w:type="dxa" w:w="3550"/>
+            <w:tcMar>
+              <w:top w:type="dxa" w:w="60"/>
+              <w:left w:type="dxa" w:w="90"/>
+              <w:bottom w:type="dxa" w:w="60"/>
+              <w:right w:type="dxa" w:w="90"/>
+            </w:tcMar>
+            <w:vAlign w:val="center"/>
+          </w:tcPr>
+          <w:p>
+            <w:pPr>
+              <w:spacing w:after="0" w:before="0" w:line="250"/>
+            </w:pPr>
+            <w:r>
+              <w:rPr>
+                <w:rFonts w:ascii="Calibri" w:cs="Calibri" w:eastAsia="Calibri" w:hAnsi="Calibri"/>
+                <w:b w:val="false"/>
+                <w:bCs w:val="false"/>
+                <w:i w:val="false"/>
+                <w:iCs w:val="false"/>
+                <w:caps w:val="false"/>
+                <w:color w:val="1B2733"/>
+                <w:sz w:val="21"/>
+                <w:szCs w:val="21"/>
+              </w:rPr>
+              <w:t xml:space="preserve">Disponibilité des ressources (RA)</w:t>
+            </w:r>
+          </w:p>
+        </w:tc>
+        <w:tc>
+          <w:tcPr>
+            <w:tcW w:type="dxa" w:w="5000"/>
+            <w:tcMar>
+              <w:top w:type="dxa" w:w="60"/>
+              <w:left w:type="dxa" w:w="90"/>
+              <w:bottom w:type="dxa" w:w="60"/>
+              <w:right w:type="dxa" w:w="90"/>
+            </w:tcMar>
+            <w:vAlign w:val="center"/>
+          </w:tcPr>
+          <w:p>
+            <w:pPr>
+              <w:spacing w:after="0" w:before="0" w:line="250"/>
+            </w:pPr>
+            <w:r>
+              <w:rPr>
+                <w:rFonts w:ascii="Calibri" w:cs="Calibri" w:eastAsia="Calibri" w:hAnsi="Calibri"/>
+                <w:b w:val="false"/>
+                <w:bCs w:val="false"/>
+                <w:i w:val="false"/>
+                <w:iCs w:val="false"/>
+                <w:caps w:val="false"/>
+                <w:color w:val="1B2733"/>
+                <w:sz w:val="21"/>
+                <w:szCs w:val="21"/>
+              </w:rPr>
+              <w:t xml:space="preserve">Sauvegardes hors ligne, PRA testé, barrière SIL 2 indépendante</w:t>
+            </w:r>
+          </w:p>
+        </w:tc>
+      </w:tr>
+    </w:tbl>
+    <w:p>
+      <w:pPr>
+        <w:spacing w:after="100" w:before="0" w:line="276"/>
+      </w:pPr>
+      <w:r>
+        <w:rPr>
+          <w:rFonts w:ascii="Calibri" w:cs="Calibri" w:eastAsia="Calibri" w:hAnsi="Calibri"/>
+          <w:b w:val="false"/>
+          <w:bCs w:val="false"/>
+          <w:i w:val="false"/>
+          <w:iCs w:val="false"/>
+          <w:caps w:val="false"/>
+          <w:color w:val="1B2733"/>
+          <w:sz w:val="21"/>
+          <w:szCs w:val="21"/>
+        </w:rPr>
+        <w:t xml:space="preserve"/>
+      </w:r>
+    </w:p>
+    <w:p>
+      <w:pPr>
         <w:pStyle w:val="Heading1"/>
         <w:keepNext/>
         <w:spacing w:after="140" w:before="320"/>
@@ -8880,6 +9830,3085 @@
           <w:szCs w:val="21"/>
         </w:rPr>
         <w:t xml:space="preserve"/>
+      </w:r>
+    </w:p>
+    <w:p>
+      <w:pPr>
+        <w:pStyle w:val="Heading2"/>
+        <w:keepNext/>
+        <w:spacing w:after="100" w:before="220"/>
+      </w:pPr>
+      <w:r>
+        <w:rPr>
+          <w:rFonts w:ascii="Calibri" w:cs="Calibri" w:eastAsia="Calibri" w:hAnsi="Calibri"/>
+          <w:b/>
+          <w:bCs/>
+          <w:color w:val="33475B"/>
+          <w:sz w:val="24"/>
+          <w:szCs w:val="24"/>
+        </w:rPr>
+        <w:t xml:space="preserve">Les 9 vulnérabilités physiques relevées sur site</w:t>
+      </w:r>
+    </w:p>
+    <w:p>
+      <w:pPr>
+        <w:spacing w:after="120" w:before="0" w:line="276"/>
+      </w:pPr>
+      <w:r>
+        <w:rPr>
+          <w:rFonts w:ascii="Calibri" w:cs="Calibri" w:eastAsia="Calibri" w:hAnsi="Calibri"/>
+          <w:b w:val="false"/>
+          <w:bCs w:val="false"/>
+          <w:i w:val="false"/>
+          <w:iCs w:val="false"/>
+          <w:caps w:val="false"/>
+          <w:color w:val="1B2733"/>
+          <w:sz w:val="21"/>
+          <w:szCs w:val="21"/>
+        </w:rPr>
+        <w:t xml:space="preserve">Relevées à l'identique par les trois binômes lors de la visite (V13). Elles ne coûtent presque rien à corriger et constituent la première ligne de défense : sans elles, tout l'effort logique et logiciel peut être contourné en quelques minutes d'accès physique.</w:t>
+      </w:r>
+    </w:p>
+    <w:tbl>
+      <w:tblPr>
+        <w:tblW w:type="dxa" w:w="9600"/>
+        <w:tblBorders>
+          <w:top w:val="single" w:color="C7D0D8" w:sz="2"/>
+          <w:left w:val="single" w:color="C7D0D8" w:sz="2"/>
+          <w:bottom w:val="single" w:color="C7D0D8" w:sz="2"/>
+          <w:right w:val="single" w:color="C7D0D8" w:sz="2"/>
+          <w:insideH w:val="single" w:color="C7D0D8" w:sz="2"/>
+          <w:insideV w:val="single" w:color="C7D0D8" w:sz="2"/>
+        </w:tblBorders>
+      </w:tblPr>
+      <w:tblGrid>
+        <w:gridCol w:w="600"/>
+        <w:gridCol w:w="4400"/>
+        <w:gridCol w:w="3600"/>
+        <w:gridCol w:w="1000"/>
+      </w:tblGrid>
+      <w:tr>
+        <w:trPr>
+          <w:tblHeader/>
+        </w:trPr>
+        <w:tc>
+          <w:tcPr>
+            <w:tcW w:type="dxa" w:w="600"/>
+            <w:shd w:fill="14507B" w:color="auto" w:val="clear"/>
+            <w:tcMar>
+              <w:top w:type="dxa" w:w="60"/>
+              <w:left w:type="dxa" w:w="90"/>
+              <w:bottom w:type="dxa" w:w="60"/>
+              <w:right w:type="dxa" w:w="90"/>
+            </w:tcMar>
+            <w:vAlign w:val="center"/>
+          </w:tcPr>
+          <w:p>
+            <w:pPr>
+              <w:spacing w:after="0" w:before="0" w:line="276"/>
+            </w:pPr>
+            <w:r>
+              <w:rPr>
+                <w:rFonts w:ascii="Calibri" w:cs="Calibri" w:eastAsia="Calibri" w:hAnsi="Calibri"/>
+                <w:b/>
+                <w:bCs/>
+                <w:i w:val="false"/>
+                <w:iCs w:val="false"/>
+                <w:caps/>
+                <w:color w:val="FFFFFF"/>
+                <w:sz w:val="17"/>
+                <w:szCs w:val="17"/>
+              </w:rPr>
+              <w:t xml:space="preserve">#</w:t>
+            </w:r>
+          </w:p>
+        </w:tc>
+        <w:tc>
+          <w:tcPr>
+            <w:tcW w:type="dxa" w:w="4400"/>
+            <w:shd w:fill="14507B" w:color="auto" w:val="clear"/>
+            <w:tcMar>
+              <w:top w:type="dxa" w:w="60"/>
+              <w:left w:type="dxa" w:w="90"/>
+              <w:bottom w:type="dxa" w:w="60"/>
+              <w:right w:type="dxa" w:w="90"/>
+            </w:tcMar>
+            <w:vAlign w:val="center"/>
+          </w:tcPr>
+          <w:p>
+            <w:pPr>
+              <w:spacing w:after="0" w:before="0" w:line="276"/>
+            </w:pPr>
+            <w:r>
+              <w:rPr>
+                <w:rFonts w:ascii="Calibri" w:cs="Calibri" w:eastAsia="Calibri" w:hAnsi="Calibri"/>
+                <w:b/>
+                <w:bCs/>
+                <w:i w:val="false"/>
+                <w:iCs w:val="false"/>
+                <w:caps/>
+                <w:color w:val="FFFFFF"/>
+                <w:sz w:val="17"/>
+                <w:szCs w:val="17"/>
+              </w:rPr>
+              <w:t xml:space="preserve">Vulnérabilité constatée</w:t>
+            </w:r>
+          </w:p>
+        </w:tc>
+        <w:tc>
+          <w:tcPr>
+            <w:tcW w:type="dxa" w:w="3600"/>
+            <w:shd w:fill="14507B" w:color="auto" w:val="clear"/>
+            <w:tcMar>
+              <w:top w:type="dxa" w:w="60"/>
+              <w:left w:type="dxa" w:w="90"/>
+              <w:bottom w:type="dxa" w:w="60"/>
+              <w:right w:type="dxa" w:w="90"/>
+            </w:tcMar>
+            <w:vAlign w:val="center"/>
+          </w:tcPr>
+          <w:p>
+            <w:pPr>
+              <w:spacing w:after="0" w:before="0" w:line="276"/>
+            </w:pPr>
+            <w:r>
+              <w:rPr>
+                <w:rFonts w:ascii="Calibri" w:cs="Calibri" w:eastAsia="Calibri" w:hAnsi="Calibri"/>
+                <w:b/>
+                <w:bCs/>
+                <w:i w:val="false"/>
+                <w:iCs w:val="false"/>
+                <w:caps/>
+                <w:color w:val="FFFFFF"/>
+                <w:sz w:val="17"/>
+                <w:szCs w:val="17"/>
+              </w:rPr>
+              <w:t xml:space="preserve">Correctif proposé</w:t>
+            </w:r>
+          </w:p>
+        </w:tc>
+        <w:tc>
+          <w:tcPr>
+            <w:tcW w:type="dxa" w:w="1000"/>
+            <w:shd w:fill="14507B" w:color="auto" w:val="clear"/>
+            <w:tcMar>
+              <w:top w:type="dxa" w:w="60"/>
+              <w:left w:type="dxa" w:w="90"/>
+              <w:bottom w:type="dxa" w:w="60"/>
+              <w:right w:type="dxa" w:w="90"/>
+            </w:tcMar>
+            <w:vAlign w:val="center"/>
+          </w:tcPr>
+          <w:p>
+            <w:pPr>
+              <w:spacing w:after="0" w:before="0" w:line="276"/>
+            </w:pPr>
+            <w:r>
+              <w:rPr>
+                <w:rFonts w:ascii="Calibri" w:cs="Calibri" w:eastAsia="Calibri" w:hAnsi="Calibri"/>
+                <w:b/>
+                <w:bCs/>
+                <w:i w:val="false"/>
+                <w:iCs w:val="false"/>
+                <w:caps/>
+                <w:color w:val="FFFFFF"/>
+                <w:sz w:val="17"/>
+                <w:szCs w:val="17"/>
+              </w:rPr>
+              <w:t xml:space="preserve">Nature</w:t>
+            </w:r>
+          </w:p>
+        </w:tc>
+      </w:tr>
+      <w:tr>
+        <w:tc>
+          <w:tcPr>
+            <w:tcW w:type="dxa" w:w="600"/>
+            <w:shd w:fill="F2F5F7" w:color="auto" w:val="clear"/>
+            <w:tcMar>
+              <w:top w:type="dxa" w:w="60"/>
+              <w:left w:type="dxa" w:w="90"/>
+              <w:bottom w:type="dxa" w:w="60"/>
+              <w:right w:type="dxa" w:w="90"/>
+            </w:tcMar>
+            <w:vAlign w:val="center"/>
+          </w:tcPr>
+          <w:p>
+            <w:pPr>
+              <w:spacing w:after="0" w:before="0" w:line="276"/>
+              <w:jc w:val="center"/>
+            </w:pPr>
+            <w:r>
+              <w:rPr>
+                <w:rFonts w:ascii="Calibri" w:cs="Calibri" w:eastAsia="Calibri" w:hAnsi="Calibri"/>
+                <w:b/>
+                <w:bCs/>
+                <w:i w:val="false"/>
+                <w:iCs w:val="false"/>
+                <w:caps w:val="false"/>
+                <w:color w:val="1B2733"/>
+                <w:sz w:val="21"/>
+                <w:szCs w:val="21"/>
+              </w:rPr>
+              <w:t xml:space="preserve">1</w:t>
+            </w:r>
+          </w:p>
+        </w:tc>
+        <w:tc>
+          <w:tcPr>
+            <w:tcW w:type="dxa" w:w="4400"/>
+            <w:tcMar>
+              <w:top w:type="dxa" w:w="60"/>
+              <w:left w:type="dxa" w:w="90"/>
+              <w:bottom w:type="dxa" w:w="60"/>
+              <w:right w:type="dxa" w:w="90"/>
+            </w:tcMar>
+            <w:vAlign w:val="center"/>
+          </w:tcPr>
+          <w:p>
+            <w:pPr>
+              <w:spacing w:after="0" w:before="0" w:line="250"/>
+            </w:pPr>
+            <w:r>
+              <w:rPr>
+                <w:rFonts w:ascii="Calibri" w:cs="Calibri" w:eastAsia="Calibri" w:hAnsi="Calibri"/>
+                <w:b w:val="false"/>
+                <w:bCs w:val="false"/>
+                <w:i w:val="false"/>
+                <w:iCs w:val="false"/>
+                <w:caps w:val="false"/>
+                <w:color w:val="1B2733"/>
+                <w:sz w:val="21"/>
+                <w:szCs w:val="21"/>
+              </w:rPr>
+              <w:t xml:space="preserve">Porte sécurisée par lecteur de carte, maintenue ouverte par un parpaing</w:t>
+            </w:r>
+          </w:p>
+        </w:tc>
+        <w:tc>
+          <w:tcPr>
+            <w:tcW w:type="dxa" w:w="3600"/>
+            <w:tcMar>
+              <w:top w:type="dxa" w:w="60"/>
+              <w:left w:type="dxa" w:w="90"/>
+              <w:bottom w:type="dxa" w:w="60"/>
+              <w:right w:type="dxa" w:w="90"/>
+            </w:tcMar>
+            <w:vAlign w:val="center"/>
+          </w:tcPr>
+          <w:p>
+            <w:pPr>
+              <w:spacing w:after="0" w:before="0" w:line="250"/>
+            </w:pPr>
+            <w:r>
+              <w:rPr>
+                <w:rFonts w:ascii="Calibri" w:cs="Calibri" w:eastAsia="Calibri" w:hAnsi="Calibri"/>
+                <w:b w:val="false"/>
+                <w:bCs w:val="false"/>
+                <w:i w:val="false"/>
+                <w:iCs w:val="false"/>
+                <w:caps w:val="false"/>
+                <w:color w:val="1B2733"/>
+                <w:sz w:val="21"/>
+                <w:szCs w:val="21"/>
+              </w:rPr>
+              <w:t xml:space="preserve">Capteur de porte maintenue ouverte + alarme, ferme-porte, sensibilisation</w:t>
+            </w:r>
+          </w:p>
+        </w:tc>
+        <w:tc>
+          <w:tcPr>
+            <w:tcW w:type="dxa" w:w="1000"/>
+            <w:tcMar>
+              <w:top w:type="dxa" w:w="60"/>
+              <w:left w:type="dxa" w:w="90"/>
+              <w:bottom w:type="dxa" w:w="60"/>
+              <w:right w:type="dxa" w:w="90"/>
+            </w:tcMar>
+            <w:vAlign w:val="center"/>
+          </w:tcPr>
+          <w:p>
+            <w:pPr>
+              <w:spacing w:after="0" w:before="0" w:line="276"/>
+            </w:pPr>
+            <w:r>
+              <w:rPr>
+                <w:rFonts w:ascii="Calibri" w:cs="Calibri" w:eastAsia="Calibri" w:hAnsi="Calibri"/>
+                <w:b w:val="false"/>
+                <w:bCs w:val="false"/>
+                <w:i w:val="false"/>
+                <w:iCs w:val="false"/>
+                <w:caps w:val="false"/>
+                <w:color w:val="1B2733"/>
+                <w:sz w:val="16"/>
+                <w:szCs w:val="16"/>
+              </w:rPr>
+              <w:t xml:space="preserve">Organis.</w:t>
+            </w:r>
+          </w:p>
+        </w:tc>
+      </w:tr>
+      <w:tr>
+        <w:tc>
+          <w:tcPr>
+            <w:tcW w:type="dxa" w:w="600"/>
+            <w:shd w:fill="F2F5F7" w:color="auto" w:val="clear"/>
+            <w:tcMar>
+              <w:top w:type="dxa" w:w="60"/>
+              <w:left w:type="dxa" w:w="90"/>
+              <w:bottom w:type="dxa" w:w="60"/>
+              <w:right w:type="dxa" w:w="90"/>
+            </w:tcMar>
+            <w:vAlign w:val="center"/>
+          </w:tcPr>
+          <w:p>
+            <w:pPr>
+              <w:spacing w:after="0" w:before="0" w:line="276"/>
+              <w:jc w:val="center"/>
+            </w:pPr>
+            <w:r>
+              <w:rPr>
+                <w:rFonts w:ascii="Calibri" w:cs="Calibri" w:eastAsia="Calibri" w:hAnsi="Calibri"/>
+                <w:b/>
+                <w:bCs/>
+                <w:i w:val="false"/>
+                <w:iCs w:val="false"/>
+                <w:caps w:val="false"/>
+                <w:color w:val="1B2733"/>
+                <w:sz w:val="21"/>
+                <w:szCs w:val="21"/>
+              </w:rPr>
+              <w:t xml:space="preserve">2</w:t>
+            </w:r>
+          </w:p>
+        </w:tc>
+        <w:tc>
+          <w:tcPr>
+            <w:tcW w:type="dxa" w:w="4400"/>
+            <w:tcMar>
+              <w:top w:type="dxa" w:w="60"/>
+              <w:left w:type="dxa" w:w="90"/>
+              <w:bottom w:type="dxa" w:w="60"/>
+              <w:right w:type="dxa" w:w="90"/>
+            </w:tcMar>
+            <w:vAlign w:val="center"/>
+          </w:tcPr>
+          <w:p>
+            <w:pPr>
+              <w:spacing w:after="0" w:before="0" w:line="250"/>
+            </w:pPr>
+            <w:r>
+              <w:rPr>
+                <w:rFonts w:ascii="Calibri" w:cs="Calibri" w:eastAsia="Calibri" w:hAnsi="Calibri"/>
+                <w:b w:val="false"/>
+                <w:bCs w:val="false"/>
+                <w:i w:val="false"/>
+                <w:iCs w:val="false"/>
+                <w:caps w:val="false"/>
+                <w:color w:val="1B2733"/>
+                <w:sz w:val="21"/>
+                <w:szCs w:val="21"/>
+              </w:rPr>
+              <w:t xml:space="preserve">Mot de passe affiché sur un post-it</w:t>
+            </w:r>
+          </w:p>
+        </w:tc>
+        <w:tc>
+          <w:tcPr>
+            <w:tcW w:type="dxa" w:w="3600"/>
+            <w:tcMar>
+              <w:top w:type="dxa" w:w="60"/>
+              <w:left w:type="dxa" w:w="90"/>
+              <w:bottom w:type="dxa" w:w="60"/>
+              <w:right w:type="dxa" w:w="90"/>
+            </w:tcMar>
+            <w:vAlign w:val="center"/>
+          </w:tcPr>
+          <w:p>
+            <w:pPr>
+              <w:spacing w:after="0" w:before="0" w:line="250"/>
+            </w:pPr>
+            <w:r>
+              <w:rPr>
+                <w:rFonts w:ascii="Calibri" w:cs="Calibri" w:eastAsia="Calibri" w:hAnsi="Calibri"/>
+                <w:b w:val="false"/>
+                <w:bCs w:val="false"/>
+                <w:i w:val="false"/>
+                <w:iCs w:val="false"/>
+                <w:caps w:val="false"/>
+                <w:color w:val="1B2733"/>
+                <w:sz w:val="21"/>
+                <w:szCs w:val="21"/>
+              </w:rPr>
+              <w:t xml:space="preserve">Coffre-fort de secrets, politique « clean desk », affiches de rappel</w:t>
+            </w:r>
+          </w:p>
+        </w:tc>
+        <w:tc>
+          <w:tcPr>
+            <w:tcW w:type="dxa" w:w="1000"/>
+            <w:tcMar>
+              <w:top w:type="dxa" w:w="60"/>
+              <w:left w:type="dxa" w:w="90"/>
+              <w:bottom w:type="dxa" w:w="60"/>
+              <w:right w:type="dxa" w:w="90"/>
+            </w:tcMar>
+            <w:vAlign w:val="center"/>
+          </w:tcPr>
+          <w:p>
+            <w:pPr>
+              <w:spacing w:after="0" w:before="0" w:line="276"/>
+            </w:pPr>
+            <w:r>
+              <w:rPr>
+                <w:rFonts w:ascii="Calibri" w:cs="Calibri" w:eastAsia="Calibri" w:hAnsi="Calibri"/>
+                <w:b w:val="false"/>
+                <w:bCs w:val="false"/>
+                <w:i w:val="false"/>
+                <w:iCs w:val="false"/>
+                <w:caps w:val="false"/>
+                <w:color w:val="1B2733"/>
+                <w:sz w:val="16"/>
+                <w:szCs w:val="16"/>
+              </w:rPr>
+              <w:t xml:space="preserve">Organis.</w:t>
+            </w:r>
+          </w:p>
+        </w:tc>
+      </w:tr>
+      <w:tr>
+        <w:tc>
+          <w:tcPr>
+            <w:tcW w:type="dxa" w:w="600"/>
+            <w:shd w:fill="F2F5F7" w:color="auto" w:val="clear"/>
+            <w:tcMar>
+              <w:top w:type="dxa" w:w="60"/>
+              <w:left w:type="dxa" w:w="90"/>
+              <w:bottom w:type="dxa" w:w="60"/>
+              <w:right w:type="dxa" w:w="90"/>
+            </w:tcMar>
+            <w:vAlign w:val="center"/>
+          </w:tcPr>
+          <w:p>
+            <w:pPr>
+              <w:spacing w:after="0" w:before="0" w:line="276"/>
+              <w:jc w:val="center"/>
+            </w:pPr>
+            <w:r>
+              <w:rPr>
+                <w:rFonts w:ascii="Calibri" w:cs="Calibri" w:eastAsia="Calibri" w:hAnsi="Calibri"/>
+                <w:b/>
+                <w:bCs/>
+                <w:i w:val="false"/>
+                <w:iCs w:val="false"/>
+                <w:caps w:val="false"/>
+                <w:color w:val="1B2733"/>
+                <w:sz w:val="21"/>
+                <w:szCs w:val="21"/>
+              </w:rPr>
+              <w:t xml:space="preserve">3</w:t>
+            </w:r>
+          </w:p>
+        </w:tc>
+        <w:tc>
+          <w:tcPr>
+            <w:tcW w:type="dxa" w:w="4400"/>
+            <w:tcMar>
+              <w:top w:type="dxa" w:w="60"/>
+              <w:left w:type="dxa" w:w="90"/>
+              <w:bottom w:type="dxa" w:w="60"/>
+              <w:right w:type="dxa" w:w="90"/>
+            </w:tcMar>
+            <w:vAlign w:val="center"/>
+          </w:tcPr>
+          <w:p>
+            <w:pPr>
+              <w:spacing w:after="0" w:before="0" w:line="250"/>
+            </w:pPr>
+            <w:r>
+              <w:rPr>
+                <w:rFonts w:ascii="Calibri" w:cs="Calibri" w:eastAsia="Calibri" w:hAnsi="Calibri"/>
+                <w:b w:val="false"/>
+                <w:bCs w:val="false"/>
+                <w:i w:val="false"/>
+                <w:iCs w:val="false"/>
+                <w:caps w:val="false"/>
+                <w:color w:val="1B2733"/>
+                <w:sz w:val="21"/>
+                <w:szCs w:val="21"/>
+              </w:rPr>
+              <w:t xml:space="preserve">Second mot de passe sur post-it</w:t>
+            </w:r>
+          </w:p>
+        </w:tc>
+        <w:tc>
+          <w:tcPr>
+            <w:tcW w:type="dxa" w:w="3600"/>
+            <w:tcMar>
+              <w:top w:type="dxa" w:w="60"/>
+              <w:left w:type="dxa" w:w="90"/>
+              <w:bottom w:type="dxa" w:w="60"/>
+              <w:right w:type="dxa" w:w="90"/>
+            </w:tcMar>
+            <w:vAlign w:val="center"/>
+          </w:tcPr>
+          <w:p>
+            <w:pPr>
+              <w:spacing w:after="0" w:before="0" w:line="250"/>
+            </w:pPr>
+            <w:r>
+              <w:rPr>
+                <w:rFonts w:ascii="Calibri" w:cs="Calibri" w:eastAsia="Calibri" w:hAnsi="Calibri"/>
+                <w:b w:val="false"/>
+                <w:bCs w:val="false"/>
+                <w:i w:val="false"/>
+                <w:iCs w:val="false"/>
+                <w:caps w:val="false"/>
+                <w:color w:val="1B2733"/>
+                <w:sz w:val="21"/>
+                <w:szCs w:val="21"/>
+              </w:rPr>
+              <w:t xml:space="preserve">Proscrire tout secret sur papier, rotation des mots de passe exposés</w:t>
+            </w:r>
+          </w:p>
+        </w:tc>
+        <w:tc>
+          <w:tcPr>
+            <w:tcW w:type="dxa" w:w="1000"/>
+            <w:tcMar>
+              <w:top w:type="dxa" w:w="60"/>
+              <w:left w:type="dxa" w:w="90"/>
+              <w:bottom w:type="dxa" w:w="60"/>
+              <w:right w:type="dxa" w:w="90"/>
+            </w:tcMar>
+            <w:vAlign w:val="center"/>
+          </w:tcPr>
+          <w:p>
+            <w:pPr>
+              <w:spacing w:after="0" w:before="0" w:line="276"/>
+            </w:pPr>
+            <w:r>
+              <w:rPr>
+                <w:rFonts w:ascii="Calibri" w:cs="Calibri" w:eastAsia="Calibri" w:hAnsi="Calibri"/>
+                <w:b w:val="false"/>
+                <w:bCs w:val="false"/>
+                <w:i w:val="false"/>
+                <w:iCs w:val="false"/>
+                <w:caps w:val="false"/>
+                <w:color w:val="1B2733"/>
+                <w:sz w:val="16"/>
+                <w:szCs w:val="16"/>
+              </w:rPr>
+              <w:t xml:space="preserve">Organis.</w:t>
+            </w:r>
+          </w:p>
+        </w:tc>
+      </w:tr>
+      <w:tr>
+        <w:tc>
+          <w:tcPr>
+            <w:tcW w:type="dxa" w:w="600"/>
+            <w:shd w:fill="F2F5F7" w:color="auto" w:val="clear"/>
+            <w:tcMar>
+              <w:top w:type="dxa" w:w="60"/>
+              <w:left w:type="dxa" w:w="90"/>
+              <w:bottom w:type="dxa" w:w="60"/>
+              <w:right w:type="dxa" w:w="90"/>
+            </w:tcMar>
+            <w:vAlign w:val="center"/>
+          </w:tcPr>
+          <w:p>
+            <w:pPr>
+              <w:spacing w:after="0" w:before="0" w:line="276"/>
+              <w:jc w:val="center"/>
+            </w:pPr>
+            <w:r>
+              <w:rPr>
+                <w:rFonts w:ascii="Calibri" w:cs="Calibri" w:eastAsia="Calibri" w:hAnsi="Calibri"/>
+                <w:b/>
+                <w:bCs/>
+                <w:i w:val="false"/>
+                <w:iCs w:val="false"/>
+                <w:caps w:val="false"/>
+                <w:color w:val="1B2733"/>
+                <w:sz w:val="21"/>
+                <w:szCs w:val="21"/>
+              </w:rPr>
+              <w:t xml:space="preserve">4</w:t>
+            </w:r>
+          </w:p>
+        </w:tc>
+        <w:tc>
+          <w:tcPr>
+            <w:tcW w:type="dxa" w:w="4400"/>
+            <w:tcMar>
+              <w:top w:type="dxa" w:w="60"/>
+              <w:left w:type="dxa" w:w="90"/>
+              <w:bottom w:type="dxa" w:w="60"/>
+              <w:right w:type="dxa" w:w="90"/>
+            </w:tcMar>
+            <w:vAlign w:val="center"/>
+          </w:tcPr>
+          <w:p>
+            <w:pPr>
+              <w:spacing w:after="0" w:before="0" w:line="250"/>
+            </w:pPr>
+            <w:r>
+              <w:rPr>
+                <w:rFonts w:ascii="Calibri" w:cs="Calibri" w:eastAsia="Calibri" w:hAnsi="Calibri"/>
+                <w:b w:val="false"/>
+                <w:bCs w:val="false"/>
+                <w:i w:val="false"/>
+                <w:iCs w:val="false"/>
+                <w:caps w:val="false"/>
+                <w:color w:val="1B2733"/>
+                <w:sz w:val="21"/>
+                <w:szCs w:val="21"/>
+              </w:rPr>
+              <w:t xml:space="preserve">Carte d'accès (badge) laissée sur le bureau</w:t>
+            </w:r>
+          </w:p>
+        </w:tc>
+        <w:tc>
+          <w:tcPr>
+            <w:tcW w:type="dxa" w:w="3600"/>
+            <w:tcMar>
+              <w:top w:type="dxa" w:w="60"/>
+              <w:left w:type="dxa" w:w="90"/>
+              <w:bottom w:type="dxa" w:w="60"/>
+              <w:right w:type="dxa" w:w="90"/>
+            </w:tcMar>
+            <w:vAlign w:val="center"/>
+          </w:tcPr>
+          <w:p>
+            <w:pPr>
+              <w:spacing w:after="0" w:before="0" w:line="250"/>
+            </w:pPr>
+            <w:r>
+              <w:rPr>
+                <w:rFonts w:ascii="Calibri" w:cs="Calibri" w:eastAsia="Calibri" w:hAnsi="Calibri"/>
+                <w:b w:val="false"/>
+                <w:bCs w:val="false"/>
+                <w:i w:val="false"/>
+                <w:iCs w:val="false"/>
+                <w:caps w:val="false"/>
+                <w:color w:val="1B2733"/>
+                <w:sz w:val="21"/>
+                <w:szCs w:val="21"/>
+              </w:rPr>
+              <w:t xml:space="preserve">Port du badge obligatoire et personnel, désactivation en cas de perte</w:t>
+            </w:r>
+          </w:p>
+        </w:tc>
+        <w:tc>
+          <w:tcPr>
+            <w:tcW w:type="dxa" w:w="1000"/>
+            <w:tcMar>
+              <w:top w:type="dxa" w:w="60"/>
+              <w:left w:type="dxa" w:w="90"/>
+              <w:bottom w:type="dxa" w:w="60"/>
+              <w:right w:type="dxa" w:w="90"/>
+            </w:tcMar>
+            <w:vAlign w:val="center"/>
+          </w:tcPr>
+          <w:p>
+            <w:pPr>
+              <w:spacing w:after="0" w:before="0" w:line="276"/>
+            </w:pPr>
+            <w:r>
+              <w:rPr>
+                <w:rFonts w:ascii="Calibri" w:cs="Calibri" w:eastAsia="Calibri" w:hAnsi="Calibri"/>
+                <w:b w:val="false"/>
+                <w:bCs w:val="false"/>
+                <w:i w:val="false"/>
+                <w:iCs w:val="false"/>
+                <w:caps w:val="false"/>
+                <w:color w:val="1B2733"/>
+                <w:sz w:val="16"/>
+                <w:szCs w:val="16"/>
+              </w:rPr>
+              <w:t xml:space="preserve">Organis.</w:t>
+            </w:r>
+          </w:p>
+        </w:tc>
+      </w:tr>
+      <w:tr>
+        <w:tc>
+          <w:tcPr>
+            <w:tcW w:type="dxa" w:w="600"/>
+            <w:shd w:fill="F2F5F7" w:color="auto" w:val="clear"/>
+            <w:tcMar>
+              <w:top w:type="dxa" w:w="60"/>
+              <w:left w:type="dxa" w:w="90"/>
+              <w:bottom w:type="dxa" w:w="60"/>
+              <w:right w:type="dxa" w:w="90"/>
+            </w:tcMar>
+            <w:vAlign w:val="center"/>
+          </w:tcPr>
+          <w:p>
+            <w:pPr>
+              <w:spacing w:after="0" w:before="0" w:line="276"/>
+              <w:jc w:val="center"/>
+            </w:pPr>
+            <w:r>
+              <w:rPr>
+                <w:rFonts w:ascii="Calibri" w:cs="Calibri" w:eastAsia="Calibri" w:hAnsi="Calibri"/>
+                <w:b/>
+                <w:bCs/>
+                <w:i w:val="false"/>
+                <w:iCs w:val="false"/>
+                <w:caps w:val="false"/>
+                <w:color w:val="1B2733"/>
+                <w:sz w:val="21"/>
+                <w:szCs w:val="21"/>
+              </w:rPr>
+              <w:t xml:space="preserve">5</w:t>
+            </w:r>
+          </w:p>
+        </w:tc>
+        <w:tc>
+          <w:tcPr>
+            <w:tcW w:type="dxa" w:w="4400"/>
+            <w:tcMar>
+              <w:top w:type="dxa" w:w="60"/>
+              <w:left w:type="dxa" w:w="90"/>
+              <w:bottom w:type="dxa" w:w="60"/>
+              <w:right w:type="dxa" w:w="90"/>
+            </w:tcMar>
+            <w:vAlign w:val="center"/>
+          </w:tcPr>
+          <w:p>
+            <w:pPr>
+              <w:spacing w:after="0" w:before="0" w:line="250"/>
+            </w:pPr>
+            <w:r>
+              <w:rPr>
+                <w:rFonts w:ascii="Calibri" w:cs="Calibri" w:eastAsia="Calibri" w:hAnsi="Calibri"/>
+                <w:b w:val="false"/>
+                <w:bCs w:val="false"/>
+                <w:i w:val="false"/>
+                <w:iCs w:val="false"/>
+                <w:caps w:val="false"/>
+                <w:color w:val="1B2733"/>
+                <w:sz w:val="21"/>
+                <w:szCs w:val="21"/>
+              </w:rPr>
+              <w:t xml:space="preserve">Routeur en libre accès</w:t>
+            </w:r>
+          </w:p>
+        </w:tc>
+        <w:tc>
+          <w:tcPr>
+            <w:tcW w:type="dxa" w:w="3600"/>
+            <w:tcMar>
+              <w:top w:type="dxa" w:w="60"/>
+              <w:left w:type="dxa" w:w="90"/>
+              <w:bottom w:type="dxa" w:w="60"/>
+              <w:right w:type="dxa" w:w="90"/>
+            </w:tcMar>
+            <w:vAlign w:val="center"/>
+          </w:tcPr>
+          <w:p>
+            <w:pPr>
+              <w:spacing w:after="0" w:before="0" w:line="250"/>
+            </w:pPr>
+            <w:r>
+              <w:rPr>
+                <w:rFonts w:ascii="Calibri" w:cs="Calibri" w:eastAsia="Calibri" w:hAnsi="Calibri"/>
+                <w:b w:val="false"/>
+                <w:bCs w:val="false"/>
+                <w:i w:val="false"/>
+                <w:iCs w:val="false"/>
+                <w:caps w:val="false"/>
+                <w:color w:val="1B2733"/>
+                <w:sz w:val="21"/>
+                <w:szCs w:val="21"/>
+              </w:rPr>
+              <w:t xml:space="preserve">Armoire réseau verrouillée, ports inutilisés désactivés, port-security</w:t>
+            </w:r>
+          </w:p>
+        </w:tc>
+        <w:tc>
+          <w:tcPr>
+            <w:tcW w:type="dxa" w:w="1000"/>
+            <w:tcMar>
+              <w:top w:type="dxa" w:w="60"/>
+              <w:left w:type="dxa" w:w="90"/>
+              <w:bottom w:type="dxa" w:w="60"/>
+              <w:right w:type="dxa" w:w="90"/>
+            </w:tcMar>
+            <w:vAlign w:val="center"/>
+          </w:tcPr>
+          <w:p>
+            <w:pPr>
+              <w:spacing w:after="0" w:before="0" w:line="276"/>
+            </w:pPr>
+            <w:r>
+              <w:rPr>
+                <w:rFonts w:ascii="Calibri" w:cs="Calibri" w:eastAsia="Calibri" w:hAnsi="Calibri"/>
+                <w:b w:val="false"/>
+                <w:bCs w:val="false"/>
+                <w:i w:val="false"/>
+                <w:iCs w:val="false"/>
+                <w:caps w:val="false"/>
+                <w:color w:val="1B2733"/>
+                <w:sz w:val="16"/>
+                <w:szCs w:val="16"/>
+              </w:rPr>
+              <w:t xml:space="preserve">Physique</w:t>
+            </w:r>
+          </w:p>
+        </w:tc>
+      </w:tr>
+      <w:tr>
+        <w:tc>
+          <w:tcPr>
+            <w:tcW w:type="dxa" w:w="600"/>
+            <w:shd w:fill="F2F5F7" w:color="auto" w:val="clear"/>
+            <w:tcMar>
+              <w:top w:type="dxa" w:w="60"/>
+              <w:left w:type="dxa" w:w="90"/>
+              <w:bottom w:type="dxa" w:w="60"/>
+              <w:right w:type="dxa" w:w="90"/>
+            </w:tcMar>
+            <w:vAlign w:val="center"/>
+          </w:tcPr>
+          <w:p>
+            <w:pPr>
+              <w:spacing w:after="0" w:before="0" w:line="276"/>
+              <w:jc w:val="center"/>
+            </w:pPr>
+            <w:r>
+              <w:rPr>
+                <w:rFonts w:ascii="Calibri" w:cs="Calibri" w:eastAsia="Calibri" w:hAnsi="Calibri"/>
+                <w:b/>
+                <w:bCs/>
+                <w:i w:val="false"/>
+                <w:iCs w:val="false"/>
+                <w:caps w:val="false"/>
+                <w:color w:val="1B2733"/>
+                <w:sz w:val="21"/>
+                <w:szCs w:val="21"/>
+              </w:rPr>
+              <w:t xml:space="preserve">6</w:t>
+            </w:r>
+          </w:p>
+        </w:tc>
+        <w:tc>
+          <w:tcPr>
+            <w:tcW w:type="dxa" w:w="4400"/>
+            <w:tcMar>
+              <w:top w:type="dxa" w:w="60"/>
+              <w:left w:type="dxa" w:w="90"/>
+              <w:bottom w:type="dxa" w:w="60"/>
+              <w:right w:type="dxa" w:w="90"/>
+            </w:tcMar>
+            <w:vAlign w:val="center"/>
+          </w:tcPr>
+          <w:p>
+            <w:pPr>
+              <w:spacing w:after="0" w:before="0" w:line="250"/>
+            </w:pPr>
+            <w:r>
+              <w:rPr>
+                <w:rFonts w:ascii="Calibri" w:cs="Calibri" w:eastAsia="Calibri" w:hAnsi="Calibri"/>
+                <w:b w:val="false"/>
+                <w:bCs w:val="false"/>
+                <w:i w:val="false"/>
+                <w:iCs w:val="false"/>
+                <w:caps w:val="false"/>
+                <w:color w:val="1B2733"/>
+                <w:sz w:val="21"/>
+                <w:szCs w:val="21"/>
+              </w:rPr>
+              <w:t xml:space="preserve">Automate (PLC) laissé ouvert / accessible</w:t>
+            </w:r>
+          </w:p>
+        </w:tc>
+        <w:tc>
+          <w:tcPr>
+            <w:tcW w:type="dxa" w:w="3600"/>
+            <w:tcMar>
+              <w:top w:type="dxa" w:w="60"/>
+              <w:left w:type="dxa" w:w="90"/>
+              <w:bottom w:type="dxa" w:w="60"/>
+              <w:right w:type="dxa" w:w="90"/>
+            </w:tcMar>
+            <w:vAlign w:val="center"/>
+          </w:tcPr>
+          <w:p>
+            <w:pPr>
+              <w:spacing w:after="0" w:before="0" w:line="250"/>
+            </w:pPr>
+            <w:r>
+              <w:rPr>
+                <w:rFonts w:ascii="Calibri" w:cs="Calibri" w:eastAsia="Calibri" w:hAnsi="Calibri"/>
+                <w:b w:val="false"/>
+                <w:bCs w:val="false"/>
+                <w:i w:val="false"/>
+                <w:iCs w:val="false"/>
+                <w:caps w:val="false"/>
+                <w:color w:val="1B2733"/>
+                <w:sz w:val="21"/>
+                <w:szCs w:val="21"/>
+              </w:rPr>
+              <w:t xml:space="preserve">Armoire verrouillée à clé, commutateur RUN/PROG physique, zone contrôlée</w:t>
+            </w:r>
+          </w:p>
+        </w:tc>
+        <w:tc>
+          <w:tcPr>
+            <w:tcW w:type="dxa" w:w="1000"/>
+            <w:tcMar>
+              <w:top w:type="dxa" w:w="60"/>
+              <w:left w:type="dxa" w:w="90"/>
+              <w:bottom w:type="dxa" w:w="60"/>
+              <w:right w:type="dxa" w:w="90"/>
+            </w:tcMar>
+            <w:vAlign w:val="center"/>
+          </w:tcPr>
+          <w:p>
+            <w:pPr>
+              <w:spacing w:after="0" w:before="0" w:line="276"/>
+            </w:pPr>
+            <w:r>
+              <w:rPr>
+                <w:rFonts w:ascii="Calibri" w:cs="Calibri" w:eastAsia="Calibri" w:hAnsi="Calibri"/>
+                <w:b w:val="false"/>
+                <w:bCs w:val="false"/>
+                <w:i w:val="false"/>
+                <w:iCs w:val="false"/>
+                <w:caps w:val="false"/>
+                <w:color w:val="1B2733"/>
+                <w:sz w:val="16"/>
+                <w:szCs w:val="16"/>
+              </w:rPr>
+              <w:t xml:space="preserve">Physique</w:t>
+            </w:r>
+          </w:p>
+        </w:tc>
+      </w:tr>
+      <w:tr>
+        <w:tc>
+          <w:tcPr>
+            <w:tcW w:type="dxa" w:w="600"/>
+            <w:shd w:fill="F2F5F7" w:color="auto" w:val="clear"/>
+            <w:tcMar>
+              <w:top w:type="dxa" w:w="60"/>
+              <w:left w:type="dxa" w:w="90"/>
+              <w:bottom w:type="dxa" w:w="60"/>
+              <w:right w:type="dxa" w:w="90"/>
+            </w:tcMar>
+            <w:vAlign w:val="center"/>
+          </w:tcPr>
+          <w:p>
+            <w:pPr>
+              <w:spacing w:after="0" w:before="0" w:line="276"/>
+              <w:jc w:val="center"/>
+            </w:pPr>
+            <w:r>
+              <w:rPr>
+                <w:rFonts w:ascii="Calibri" w:cs="Calibri" w:eastAsia="Calibri" w:hAnsi="Calibri"/>
+                <w:b/>
+                <w:bCs/>
+                <w:i w:val="false"/>
+                <w:iCs w:val="false"/>
+                <w:caps w:val="false"/>
+                <w:color w:val="1B2733"/>
+                <w:sz w:val="21"/>
+                <w:szCs w:val="21"/>
+              </w:rPr>
+              <w:t xml:space="preserve">7</w:t>
+            </w:r>
+          </w:p>
+        </w:tc>
+        <w:tc>
+          <w:tcPr>
+            <w:tcW w:type="dxa" w:w="4400"/>
+            <w:tcMar>
+              <w:top w:type="dxa" w:w="60"/>
+              <w:left w:type="dxa" w:w="90"/>
+              <w:bottom w:type="dxa" w:w="60"/>
+              <w:right w:type="dxa" w:w="90"/>
+            </w:tcMar>
+            <w:vAlign w:val="center"/>
+          </w:tcPr>
+          <w:p>
+            <w:pPr>
+              <w:spacing w:after="0" w:before="0" w:line="250"/>
+            </w:pPr>
+            <w:r>
+              <w:rPr>
+                <w:rFonts w:ascii="Calibri" w:cs="Calibri" w:eastAsia="Calibri" w:hAnsi="Calibri"/>
+                <w:b w:val="false"/>
+                <w:bCs w:val="false"/>
+                <w:i w:val="false"/>
+                <w:iCs w:val="false"/>
+                <w:caps w:val="false"/>
+                <w:color w:val="1B2733"/>
+                <w:sz w:val="21"/>
+                <w:szCs w:val="21"/>
+              </w:rPr>
+              <w:t xml:space="preserve">IHM utilisable sans authentification</w:t>
+            </w:r>
+          </w:p>
+        </w:tc>
+        <w:tc>
+          <w:tcPr>
+            <w:tcW w:type="dxa" w:w="3600"/>
+            <w:tcMar>
+              <w:top w:type="dxa" w:w="60"/>
+              <w:left w:type="dxa" w:w="90"/>
+              <w:bottom w:type="dxa" w:w="60"/>
+              <w:right w:type="dxa" w:w="90"/>
+            </w:tcMar>
+            <w:vAlign w:val="center"/>
+          </w:tcPr>
+          <w:p>
+            <w:pPr>
+              <w:spacing w:after="0" w:before="0" w:line="250"/>
+            </w:pPr>
+            <w:r>
+              <w:rPr>
+                <w:rFonts w:ascii="Calibri" w:cs="Calibri" w:eastAsia="Calibri" w:hAnsi="Calibri"/>
+                <w:b w:val="false"/>
+                <w:bCs w:val="false"/>
+                <w:i w:val="false"/>
+                <w:iCs w:val="false"/>
+                <w:caps w:val="false"/>
+                <w:color w:val="1B2733"/>
+                <w:sz w:val="21"/>
+                <w:szCs w:val="21"/>
+              </w:rPr>
+              <w:t xml:space="preserve">Verrouillage de session automatique, authentification obligatoire</w:t>
+            </w:r>
+          </w:p>
+        </w:tc>
+        <w:tc>
+          <w:tcPr>
+            <w:tcW w:type="dxa" w:w="1000"/>
+            <w:tcMar>
+              <w:top w:type="dxa" w:w="60"/>
+              <w:left w:type="dxa" w:w="90"/>
+              <w:bottom w:type="dxa" w:w="60"/>
+              <w:right w:type="dxa" w:w="90"/>
+            </w:tcMar>
+            <w:vAlign w:val="center"/>
+          </w:tcPr>
+          <w:p>
+            <w:pPr>
+              <w:spacing w:after="0" w:before="0" w:line="276"/>
+            </w:pPr>
+            <w:r>
+              <w:rPr>
+                <w:rFonts w:ascii="Calibri" w:cs="Calibri" w:eastAsia="Calibri" w:hAnsi="Calibri"/>
+                <w:b w:val="false"/>
+                <w:bCs w:val="false"/>
+                <w:i w:val="false"/>
+                <w:iCs w:val="false"/>
+                <w:caps w:val="false"/>
+                <w:color w:val="1B2733"/>
+                <w:sz w:val="16"/>
+                <w:szCs w:val="16"/>
+              </w:rPr>
+              <w:t xml:space="preserve">Logiciel</w:t>
+            </w:r>
+          </w:p>
+        </w:tc>
+      </w:tr>
+      <w:tr>
+        <w:tc>
+          <w:tcPr>
+            <w:tcW w:type="dxa" w:w="600"/>
+            <w:shd w:fill="F2F5F7" w:color="auto" w:val="clear"/>
+            <w:tcMar>
+              <w:top w:type="dxa" w:w="60"/>
+              <w:left w:type="dxa" w:w="90"/>
+              <w:bottom w:type="dxa" w:w="60"/>
+              <w:right w:type="dxa" w:w="90"/>
+            </w:tcMar>
+            <w:vAlign w:val="center"/>
+          </w:tcPr>
+          <w:p>
+            <w:pPr>
+              <w:spacing w:after="0" w:before="0" w:line="276"/>
+              <w:jc w:val="center"/>
+            </w:pPr>
+            <w:r>
+              <w:rPr>
+                <w:rFonts w:ascii="Calibri" w:cs="Calibri" w:eastAsia="Calibri" w:hAnsi="Calibri"/>
+                <w:b/>
+                <w:bCs/>
+                <w:i w:val="false"/>
+                <w:iCs w:val="false"/>
+                <w:caps w:val="false"/>
+                <w:color w:val="1B2733"/>
+                <w:sz w:val="21"/>
+                <w:szCs w:val="21"/>
+              </w:rPr>
+              <w:t xml:space="preserve">8</w:t>
+            </w:r>
+          </w:p>
+        </w:tc>
+        <w:tc>
+          <w:tcPr>
+            <w:tcW w:type="dxa" w:w="4400"/>
+            <w:tcMar>
+              <w:top w:type="dxa" w:w="60"/>
+              <w:left w:type="dxa" w:w="90"/>
+              <w:bottom w:type="dxa" w:w="60"/>
+              <w:right w:type="dxa" w:w="90"/>
+            </w:tcMar>
+            <w:vAlign w:val="center"/>
+          </w:tcPr>
+          <w:p>
+            <w:pPr>
+              <w:spacing w:after="0" w:before="0" w:line="250"/>
+            </w:pPr>
+            <w:r>
+              <w:rPr>
+                <w:rFonts w:ascii="Calibri" w:cs="Calibri" w:eastAsia="Calibri" w:hAnsi="Calibri"/>
+                <w:b w:val="false"/>
+                <w:bCs w:val="false"/>
+                <w:i w:val="false"/>
+                <w:iCs w:val="false"/>
+                <w:caps w:val="false"/>
+                <w:color w:val="1B2733"/>
+                <w:sz w:val="21"/>
+                <w:szCs w:val="21"/>
+              </w:rPr>
+              <w:t xml:space="preserve">Recette non détruite, jetée dans la corbeille</w:t>
+            </w:r>
+          </w:p>
+        </w:tc>
+        <w:tc>
+          <w:tcPr>
+            <w:tcW w:type="dxa" w:w="3600"/>
+            <w:tcMar>
+              <w:top w:type="dxa" w:w="60"/>
+              <w:left w:type="dxa" w:w="90"/>
+              <w:bottom w:type="dxa" w:w="60"/>
+              <w:right w:type="dxa" w:w="90"/>
+            </w:tcMar>
+            <w:vAlign w:val="center"/>
+          </w:tcPr>
+          <w:p>
+            <w:pPr>
+              <w:spacing w:after="0" w:before="0" w:line="250"/>
+            </w:pPr>
+            <w:r>
+              <w:rPr>
+                <w:rFonts w:ascii="Calibri" w:cs="Calibri" w:eastAsia="Calibri" w:hAnsi="Calibri"/>
+                <w:b w:val="false"/>
+                <w:bCs w:val="false"/>
+                <w:i w:val="false"/>
+                <w:iCs w:val="false"/>
+                <w:caps w:val="false"/>
+                <w:color w:val="1B2733"/>
+                <w:sz w:val="21"/>
+                <w:szCs w:val="21"/>
+              </w:rPr>
+              <w:t xml:space="preserve">Destruction sécurisée (broyeur), gestion documentaire, marquage confidentiel</w:t>
+            </w:r>
+          </w:p>
+        </w:tc>
+        <w:tc>
+          <w:tcPr>
+            <w:tcW w:type="dxa" w:w="1000"/>
+            <w:tcMar>
+              <w:top w:type="dxa" w:w="60"/>
+              <w:left w:type="dxa" w:w="90"/>
+              <w:bottom w:type="dxa" w:w="60"/>
+              <w:right w:type="dxa" w:w="90"/>
+            </w:tcMar>
+            <w:vAlign w:val="center"/>
+          </w:tcPr>
+          <w:p>
+            <w:pPr>
+              <w:spacing w:after="0" w:before="0" w:line="276"/>
+            </w:pPr>
+            <w:r>
+              <w:rPr>
+                <w:rFonts w:ascii="Calibri" w:cs="Calibri" w:eastAsia="Calibri" w:hAnsi="Calibri"/>
+                <w:b w:val="false"/>
+                <w:bCs w:val="false"/>
+                <w:i w:val="false"/>
+                <w:iCs w:val="false"/>
+                <w:caps w:val="false"/>
+                <w:color w:val="1B2733"/>
+                <w:sz w:val="16"/>
+                <w:szCs w:val="16"/>
+              </w:rPr>
+              <w:t xml:space="preserve">Organis.</w:t>
+            </w:r>
+          </w:p>
+        </w:tc>
+      </w:tr>
+      <w:tr>
+        <w:tc>
+          <w:tcPr>
+            <w:tcW w:type="dxa" w:w="600"/>
+            <w:shd w:fill="F2F5F7" w:color="auto" w:val="clear"/>
+            <w:tcMar>
+              <w:top w:type="dxa" w:w="60"/>
+              <w:left w:type="dxa" w:w="90"/>
+              <w:bottom w:type="dxa" w:w="60"/>
+              <w:right w:type="dxa" w:w="90"/>
+            </w:tcMar>
+            <w:vAlign w:val="center"/>
+          </w:tcPr>
+          <w:p>
+            <w:pPr>
+              <w:spacing w:after="0" w:before="0" w:line="276"/>
+              <w:jc w:val="center"/>
+            </w:pPr>
+            <w:r>
+              <w:rPr>
+                <w:rFonts w:ascii="Calibri" w:cs="Calibri" w:eastAsia="Calibri" w:hAnsi="Calibri"/>
+                <w:b/>
+                <w:bCs/>
+                <w:i w:val="false"/>
+                <w:iCs w:val="false"/>
+                <w:caps w:val="false"/>
+                <w:color w:val="1B2733"/>
+                <w:sz w:val="21"/>
+                <w:szCs w:val="21"/>
+              </w:rPr>
+              <w:t xml:space="preserve">9</w:t>
+            </w:r>
+          </w:p>
+        </w:tc>
+        <w:tc>
+          <w:tcPr>
+            <w:tcW w:type="dxa" w:w="4400"/>
+            <w:tcMar>
+              <w:top w:type="dxa" w:w="60"/>
+              <w:left w:type="dxa" w:w="90"/>
+              <w:bottom w:type="dxa" w:w="60"/>
+              <w:right w:type="dxa" w:w="90"/>
+            </w:tcMar>
+            <w:vAlign w:val="center"/>
+          </w:tcPr>
+          <w:p>
+            <w:pPr>
+              <w:spacing w:after="0" w:before="0" w:line="250"/>
+            </w:pPr>
+            <w:r>
+              <w:rPr>
+                <w:rFonts w:ascii="Calibri" w:cs="Calibri" w:eastAsia="Calibri" w:hAnsi="Calibri"/>
+                <w:b w:val="false"/>
+                <w:bCs w:val="false"/>
+                <w:i w:val="false"/>
+                <w:iCs w:val="false"/>
+                <w:caps w:val="false"/>
+                <w:color w:val="1B2733"/>
+                <w:sz w:val="21"/>
+                <w:szCs w:val="21"/>
+              </w:rPr>
+              <w:t xml:space="preserve">Fontaine à eau à côté de l'automate</w:t>
+            </w:r>
+          </w:p>
+        </w:tc>
+        <w:tc>
+          <w:tcPr>
+            <w:tcW w:type="dxa" w:w="3600"/>
+            <w:tcMar>
+              <w:top w:type="dxa" w:w="60"/>
+              <w:left w:type="dxa" w:w="90"/>
+              <w:bottom w:type="dxa" w:w="60"/>
+              <w:right w:type="dxa" w:w="90"/>
+            </w:tcMar>
+            <w:vAlign w:val="center"/>
+          </w:tcPr>
+          <w:p>
+            <w:pPr>
+              <w:spacing w:after="0" w:before="0" w:line="250"/>
+            </w:pPr>
+            <w:r>
+              <w:rPr>
+                <w:rFonts w:ascii="Calibri" w:cs="Calibri" w:eastAsia="Calibri" w:hAnsi="Calibri"/>
+                <w:b w:val="false"/>
+                <w:bCs w:val="false"/>
+                <w:i w:val="false"/>
+                <w:iCs w:val="false"/>
+                <w:caps w:val="false"/>
+                <w:color w:val="1B2733"/>
+                <w:sz w:val="21"/>
+                <w:szCs w:val="21"/>
+              </w:rPr>
+              <w:t xml:space="preserve">Éloigner tout liquide des équipements électriques, bac de rétention</w:t>
+            </w:r>
+          </w:p>
+        </w:tc>
+        <w:tc>
+          <w:tcPr>
+            <w:tcW w:type="dxa" w:w="1000"/>
+            <w:tcMar>
+              <w:top w:type="dxa" w:w="60"/>
+              <w:left w:type="dxa" w:w="90"/>
+              <w:bottom w:type="dxa" w:w="60"/>
+              <w:right w:type="dxa" w:w="90"/>
+            </w:tcMar>
+            <w:vAlign w:val="center"/>
+          </w:tcPr>
+          <w:p>
+            <w:pPr>
+              <w:spacing w:after="0" w:before="0" w:line="276"/>
+            </w:pPr>
+            <w:r>
+              <w:rPr>
+                <w:rFonts w:ascii="Calibri" w:cs="Calibri" w:eastAsia="Calibri" w:hAnsi="Calibri"/>
+                <w:b w:val="false"/>
+                <w:bCs w:val="false"/>
+                <w:i w:val="false"/>
+                <w:iCs w:val="false"/>
+                <w:caps w:val="false"/>
+                <w:color w:val="1B2733"/>
+                <w:sz w:val="16"/>
+                <w:szCs w:val="16"/>
+              </w:rPr>
+              <w:t xml:space="preserve">Sécurité</w:t>
+            </w:r>
+          </w:p>
+        </w:tc>
+      </w:tr>
+    </w:tbl>
+    <w:p>
+      <w:pPr>
+        <w:spacing w:after="100" w:before="0" w:line="276"/>
+      </w:pPr>
+      <w:r>
+        <w:rPr>
+          <w:rFonts w:ascii="Calibri" w:cs="Calibri" w:eastAsia="Calibri" w:hAnsi="Calibri"/>
+          <w:b w:val="false"/>
+          <w:bCs w:val="false"/>
+          <w:i w:val="false"/>
+          <w:iCs w:val="false"/>
+          <w:caps w:val="false"/>
+          <w:color w:val="1B2733"/>
+          <w:sz w:val="21"/>
+          <w:szCs w:val="21"/>
+        </w:rPr>
+        <w:t xml:space="preserve"/>
+      </w:r>
+    </w:p>
+    <w:p>
+      <w:pPr>
+        <w:spacing w:after="120" w:before="0" w:line="276"/>
+      </w:pPr>
+      <w:r>
+        <w:rPr>
+          <w:rFonts w:ascii="Calibri" w:cs="Calibri" w:eastAsia="Calibri" w:hAnsi="Calibri"/>
+          <w:b/>
+          <w:bCs/>
+          <w:i w:val="false"/>
+          <w:iCs w:val="false"/>
+          <w:caps w:val="false"/>
+          <w:color w:val="1B2733"/>
+          <w:sz w:val="21"/>
+          <w:szCs w:val="21"/>
+        </w:rPr>
+        <w:t xml:space="preserve">Correctif transverse : </w:t>
+      </w:r>
+      <w:r>
+        <w:rPr>
+          <w:rFonts w:ascii="Calibri" w:cs="Calibri" w:eastAsia="Calibri" w:hAnsi="Calibri"/>
+          <w:b w:val="false"/>
+          <w:bCs w:val="false"/>
+          <w:i w:val="false"/>
+          <w:iCs w:val="false"/>
+          <w:caps w:val="false"/>
+          <w:color w:val="1B2733"/>
+          <w:sz w:val="21"/>
+          <w:szCs w:val="21"/>
+        </w:rPr>
+        <w:t xml:space="preserve">huit des neuf points relèvent du comportement, pas de la technique. La mesure la plus efficace et la moins chère est un programme de </w:t>
+      </w:r>
+      <w:r>
+        <w:rPr>
+          <w:rFonts w:ascii="Calibri" w:cs="Calibri" w:eastAsia="Calibri" w:hAnsi="Calibri"/>
+          <w:b/>
+          <w:bCs/>
+          <w:i w:val="false"/>
+          <w:iCs w:val="false"/>
+          <w:caps w:val="false"/>
+          <w:color w:val="1B2733"/>
+          <w:sz w:val="21"/>
+          <w:szCs w:val="21"/>
+        </w:rPr>
+        <w:t xml:space="preserve">formation et de sensibilisation</w:t>
+      </w:r>
+      <w:r>
+        <w:rPr>
+          <w:rFonts w:ascii="Calibri" w:cs="Calibri" w:eastAsia="Calibri" w:hAnsi="Calibri"/>
+          <w:b w:val="false"/>
+          <w:bCs w:val="false"/>
+          <w:i w:val="false"/>
+          <w:iCs w:val="false"/>
+          <w:caps w:val="false"/>
+          <w:color w:val="1B2733"/>
+          <w:sz w:val="21"/>
+          <w:szCs w:val="21"/>
+        </w:rPr>
+        <w:t xml:space="preserve"> (affiches, charte signée, exercices, accueil des nouveaux arrivants) — c'est le correctif C17.</w:t>
+      </w:r>
+    </w:p>
+    <w:p>
+      <w:pPr>
+        <w:pStyle w:val="Heading2"/>
+        <w:keepNext/>
+        <w:spacing w:after="100" w:before="220"/>
+      </w:pPr>
+      <w:r>
+        <w:rPr>
+          <w:rFonts w:ascii="Calibri" w:cs="Calibri" w:eastAsia="Calibri" w:hAnsi="Calibri"/>
+          <w:b/>
+          <w:bCs/>
+          <w:color w:val="33475B"/>
+          <w:sz w:val="24"/>
+          <w:szCs w:val="24"/>
+        </w:rPr>
+        <w:t xml:space="preserve">Classification physique / logique / logicielle</w:t>
+      </w:r>
+    </w:p>
+    <w:p>
+      <w:pPr>
+        <w:spacing w:after="120" w:before="0" w:line="276"/>
+      </w:pPr>
+      <w:r>
+        <w:rPr>
+          <w:rFonts w:ascii="Calibri" w:cs="Calibri" w:eastAsia="Calibri" w:hAnsi="Calibri"/>
+          <w:b w:val="false"/>
+          <w:bCs w:val="false"/>
+          <w:i w:val="false"/>
+          <w:iCs w:val="false"/>
+          <w:caps w:val="false"/>
+          <w:color w:val="1B2733"/>
+          <w:sz w:val="21"/>
+          <w:szCs w:val="21"/>
+        </w:rPr>
+        <w:t xml:space="preserve">Les treize vulnérabilités se rangent en trois familles, qui appellent des correctifs de nature différente : la sensibilisation pour le physique, l'architecture réseau pour le logique, le durcissement des composants pour le logiciel.</w:t>
+      </w:r>
+    </w:p>
+    <w:tbl>
+      <w:tblPr>
+        <w:tblW w:type="dxa" w:w="9600"/>
+        <w:tblBorders>
+          <w:top w:val="single" w:color="C7D0D8" w:sz="2"/>
+          <w:left w:val="single" w:color="C7D0D8" w:sz="2"/>
+          <w:bottom w:val="single" w:color="C7D0D8" w:sz="2"/>
+          <w:right w:val="single" w:color="C7D0D8" w:sz="2"/>
+          <w:insideH w:val="single" w:color="C7D0D8" w:sz="2"/>
+          <w:insideV w:val="single" w:color="C7D0D8" w:sz="2"/>
+        </w:tblBorders>
+      </w:tblPr>
+      <w:tblGrid>
+        <w:gridCol w:w="1600"/>
+        <w:gridCol w:w="1100"/>
+        <w:gridCol w:w="3900"/>
+        <w:gridCol w:w="3000"/>
+      </w:tblGrid>
+      <w:tr>
+        <w:trPr>
+          <w:tblHeader/>
+        </w:trPr>
+        <w:tc>
+          <w:tcPr>
+            <w:tcW w:type="dxa" w:w="1600"/>
+            <w:shd w:fill="14507B" w:color="auto" w:val="clear"/>
+            <w:tcMar>
+              <w:top w:type="dxa" w:w="60"/>
+              <w:left w:type="dxa" w:w="90"/>
+              <w:bottom w:type="dxa" w:w="60"/>
+              <w:right w:type="dxa" w:w="90"/>
+            </w:tcMar>
+            <w:vAlign w:val="center"/>
+          </w:tcPr>
+          <w:p>
+            <w:pPr>
+              <w:spacing w:after="0" w:before="0" w:line="276"/>
+            </w:pPr>
+            <w:r>
+              <w:rPr>
+                <w:rFonts w:ascii="Calibri" w:cs="Calibri" w:eastAsia="Calibri" w:hAnsi="Calibri"/>
+                <w:b/>
+                <w:bCs/>
+                <w:i w:val="false"/>
+                <w:iCs w:val="false"/>
+                <w:caps/>
+                <w:color w:val="FFFFFF"/>
+                <w:sz w:val="17"/>
+                <w:szCs w:val="17"/>
+              </w:rPr>
+              <w:t xml:space="preserve">Famille</w:t>
+            </w:r>
+          </w:p>
+        </w:tc>
+        <w:tc>
+          <w:tcPr>
+            <w:tcW w:type="dxa" w:w="1100"/>
+            <w:shd w:fill="14507B" w:color="auto" w:val="clear"/>
+            <w:tcMar>
+              <w:top w:type="dxa" w:w="60"/>
+              <w:left w:type="dxa" w:w="90"/>
+              <w:bottom w:type="dxa" w:w="60"/>
+              <w:right w:type="dxa" w:w="90"/>
+            </w:tcMar>
+            <w:vAlign w:val="center"/>
+          </w:tcPr>
+          <w:p>
+            <w:pPr>
+              <w:spacing w:after="0" w:before="0" w:line="276"/>
+            </w:pPr>
+            <w:r>
+              <w:rPr>
+                <w:rFonts w:ascii="Calibri" w:cs="Calibri" w:eastAsia="Calibri" w:hAnsi="Calibri"/>
+                <w:b/>
+                <w:bCs/>
+                <w:i w:val="false"/>
+                <w:iCs w:val="false"/>
+                <w:caps/>
+                <w:color w:val="FFFFFF"/>
+                <w:sz w:val="17"/>
+                <w:szCs w:val="17"/>
+              </w:rPr>
+              <w:t xml:space="preserve">Réf</w:t>
+            </w:r>
+          </w:p>
+        </w:tc>
+        <w:tc>
+          <w:tcPr>
+            <w:tcW w:type="dxa" w:w="3900"/>
+            <w:shd w:fill="14507B" w:color="auto" w:val="clear"/>
+            <w:tcMar>
+              <w:top w:type="dxa" w:w="60"/>
+              <w:left w:type="dxa" w:w="90"/>
+              <w:bottom w:type="dxa" w:w="60"/>
+              <w:right w:type="dxa" w:w="90"/>
+            </w:tcMar>
+            <w:vAlign w:val="center"/>
+          </w:tcPr>
+          <w:p>
+            <w:pPr>
+              <w:spacing w:after="0" w:before="0" w:line="276"/>
+            </w:pPr>
+            <w:r>
+              <w:rPr>
+                <w:rFonts w:ascii="Calibri" w:cs="Calibri" w:eastAsia="Calibri" w:hAnsi="Calibri"/>
+                <w:b/>
+                <w:bCs/>
+                <w:i w:val="false"/>
+                <w:iCs w:val="false"/>
+                <w:caps/>
+                <w:color w:val="FFFFFF"/>
+                <w:sz w:val="17"/>
+                <w:szCs w:val="17"/>
+              </w:rPr>
+              <w:t xml:space="preserve">Vulnérabilité</w:t>
+            </w:r>
+          </w:p>
+        </w:tc>
+        <w:tc>
+          <w:tcPr>
+            <w:tcW w:type="dxa" w:w="3000"/>
+            <w:shd w:fill="14507B" w:color="auto" w:val="clear"/>
+            <w:tcMar>
+              <w:top w:type="dxa" w:w="60"/>
+              <w:left w:type="dxa" w:w="90"/>
+              <w:bottom w:type="dxa" w:w="60"/>
+              <w:right w:type="dxa" w:w="90"/>
+            </w:tcMar>
+            <w:vAlign w:val="center"/>
+          </w:tcPr>
+          <w:p>
+            <w:pPr>
+              <w:spacing w:after="0" w:before="0" w:line="276"/>
+            </w:pPr>
+            <w:r>
+              <w:rPr>
+                <w:rFonts w:ascii="Calibri" w:cs="Calibri" w:eastAsia="Calibri" w:hAnsi="Calibri"/>
+                <w:b/>
+                <w:bCs/>
+                <w:i w:val="false"/>
+                <w:iCs w:val="false"/>
+                <w:caps/>
+                <w:color w:val="FFFFFF"/>
+                <w:sz w:val="17"/>
+                <w:szCs w:val="17"/>
+              </w:rPr>
+              <w:t xml:space="preserve">Correctif type</w:t>
+            </w:r>
+          </w:p>
+        </w:tc>
+      </w:tr>
+      <w:tr>
+        <w:tc>
+          <w:tcPr>
+            <w:tcW w:type="dxa" w:w="1600"/>
+            <w:shd w:fill="F7EEDF" w:color="auto" w:val="clear"/>
+            <w:tcMar>
+              <w:top w:type="dxa" w:w="60"/>
+              <w:left w:type="dxa" w:w="90"/>
+              <w:bottom w:type="dxa" w:w="60"/>
+              <w:right w:type="dxa" w:w="90"/>
+            </w:tcMar>
+            <w:vAlign w:val="center"/>
+          </w:tcPr>
+          <w:p>
+            <w:pPr>
+              <w:spacing w:after="0" w:before="0" w:line="276"/>
+            </w:pPr>
+            <w:r>
+              <w:rPr>
+                <w:rFonts w:ascii="Calibri" w:cs="Calibri" w:eastAsia="Calibri" w:hAnsi="Calibri"/>
+                <w:b/>
+                <w:bCs/>
+                <w:i w:val="false"/>
+                <w:iCs w:val="false"/>
+                <w:caps w:val="false"/>
+                <w:color w:val="8A5A0C"/>
+                <w:sz w:val="21"/>
+                <w:szCs w:val="21"/>
+              </w:rPr>
+              <w:t xml:space="preserve">Physique</w:t>
+            </w:r>
+          </w:p>
+        </w:tc>
+        <w:tc>
+          <w:tcPr>
+            <w:tcW w:type="dxa" w:w="1100"/>
+            <w:tcMar>
+              <w:top w:type="dxa" w:w="60"/>
+              <w:left w:type="dxa" w:w="90"/>
+              <w:bottom w:type="dxa" w:w="60"/>
+              <w:right w:type="dxa" w:w="90"/>
+            </w:tcMar>
+            <w:vAlign w:val="center"/>
+          </w:tcPr>
+          <w:p>
+            <w:pPr>
+              <w:spacing w:after="0" w:before="0" w:line="250"/>
+            </w:pPr>
+            <w:r>
+              <w:rPr>
+                <w:rFonts w:ascii="Calibri" w:cs="Calibri" w:eastAsia="Calibri" w:hAnsi="Calibri"/>
+                <w:b w:val="false"/>
+                <w:bCs w:val="false"/>
+                <w:i w:val="false"/>
+                <w:iCs w:val="false"/>
+                <w:caps w:val="false"/>
+                <w:color w:val="1B2733"/>
+                <w:sz w:val="21"/>
+                <w:szCs w:val="21"/>
+              </w:rPr>
+              <w:t xml:space="preserve">V13</w:t>
+            </w:r>
+          </w:p>
+        </w:tc>
+        <w:tc>
+          <w:tcPr>
+            <w:tcW w:type="dxa" w:w="3900"/>
+            <w:tcMar>
+              <w:top w:type="dxa" w:w="60"/>
+              <w:left w:type="dxa" w:w="90"/>
+              <w:bottom w:type="dxa" w:w="60"/>
+              <w:right w:type="dxa" w:w="90"/>
+            </w:tcMar>
+            <w:vAlign w:val="center"/>
+          </w:tcPr>
+          <w:p>
+            <w:pPr>
+              <w:spacing w:after="0" w:before="0" w:line="250"/>
+            </w:pPr>
+            <w:r>
+              <w:rPr>
+                <w:rFonts w:ascii="Calibri" w:cs="Calibri" w:eastAsia="Calibri" w:hAnsi="Calibri"/>
+                <w:b w:val="false"/>
+                <w:bCs w:val="false"/>
+                <w:i w:val="false"/>
+                <w:iCs w:val="false"/>
+                <w:caps w:val="false"/>
+                <w:color w:val="1B2733"/>
+                <w:sz w:val="21"/>
+                <w:szCs w:val="21"/>
+              </w:rPr>
+              <w:t xml:space="preserve">Porte calée par un parpaing, badge/carte laissés traîner, armoire ouverte, fontaine près du local technique</w:t>
+            </w:r>
+          </w:p>
+        </w:tc>
+        <w:tc>
+          <w:tcPr>
+            <w:tcW w:type="dxa" w:w="3000"/>
+            <w:tcMar>
+              <w:top w:type="dxa" w:w="60"/>
+              <w:left w:type="dxa" w:w="90"/>
+              <w:bottom w:type="dxa" w:w="60"/>
+              <w:right w:type="dxa" w:w="90"/>
+            </w:tcMar>
+            <w:vAlign w:val="center"/>
+          </w:tcPr>
+          <w:p>
+            <w:pPr>
+              <w:spacing w:after="0" w:before="0" w:line="250"/>
+            </w:pPr>
+            <w:r>
+              <w:rPr>
+                <w:rFonts w:ascii="Calibri" w:cs="Calibri" w:eastAsia="Calibri" w:hAnsi="Calibri"/>
+                <w:b w:val="false"/>
+                <w:bCs w:val="false"/>
+                <w:i w:val="false"/>
+                <w:iCs w:val="false"/>
+                <w:caps w:val="false"/>
+                <w:color w:val="1B2733"/>
+                <w:sz w:val="21"/>
+                <w:szCs w:val="21"/>
+              </w:rPr>
+              <w:t xml:space="preserve">Politique d'accès, portes anti-maintien-ouvert, verrouillage des armoires, audit de site</w:t>
+            </w:r>
+          </w:p>
+        </w:tc>
+      </w:tr>
+      <w:tr>
+        <w:tc>
+          <w:tcPr>
+            <w:tcW w:type="dxa" w:w="1600"/>
+            <w:shd w:fill="F7EEDF" w:color="auto" w:val="clear"/>
+            <w:tcMar>
+              <w:top w:type="dxa" w:w="60"/>
+              <w:left w:type="dxa" w:w="90"/>
+              <w:bottom w:type="dxa" w:w="60"/>
+              <w:right w:type="dxa" w:w="90"/>
+            </w:tcMar>
+            <w:vAlign w:val="center"/>
+          </w:tcPr>
+          <w:p>
+            <w:pPr>
+              <w:spacing w:after="0" w:before="0" w:line="276"/>
+            </w:pPr>
+            <w:r>
+              <w:rPr>
+                <w:rFonts w:ascii="Calibri" w:cs="Calibri" w:eastAsia="Calibri" w:hAnsi="Calibri"/>
+                <w:b/>
+                <w:bCs/>
+                <w:i w:val="false"/>
+                <w:iCs w:val="false"/>
+                <w:caps w:val="false"/>
+                <w:color w:val="8A5A0C"/>
+                <w:sz w:val="21"/>
+                <w:szCs w:val="21"/>
+              </w:rPr>
+              <w:t xml:space="preserve">Physique</w:t>
+            </w:r>
+          </w:p>
+        </w:tc>
+        <w:tc>
+          <w:tcPr>
+            <w:tcW w:type="dxa" w:w="1100"/>
+            <w:tcMar>
+              <w:top w:type="dxa" w:w="60"/>
+              <w:left w:type="dxa" w:w="90"/>
+              <w:bottom w:type="dxa" w:w="60"/>
+              <w:right w:type="dxa" w:w="90"/>
+            </w:tcMar>
+            <w:vAlign w:val="center"/>
+          </w:tcPr>
+          <w:p>
+            <w:pPr>
+              <w:spacing w:after="0" w:before="0" w:line="250"/>
+            </w:pPr>
+            <w:r>
+              <w:rPr>
+                <w:rFonts w:ascii="Calibri" w:cs="Calibri" w:eastAsia="Calibri" w:hAnsi="Calibri"/>
+                <w:b w:val="false"/>
+                <w:bCs w:val="false"/>
+                <w:i w:val="false"/>
+                <w:iCs w:val="false"/>
+                <w:caps w:val="false"/>
+                <w:color w:val="1B2733"/>
+                <w:sz w:val="21"/>
+                <w:szCs w:val="21"/>
+              </w:rPr>
+              <w:t xml:space="preserve">V13</w:t>
+            </w:r>
+          </w:p>
+        </w:tc>
+        <w:tc>
+          <w:tcPr>
+            <w:tcW w:type="dxa" w:w="3900"/>
+            <w:tcMar>
+              <w:top w:type="dxa" w:w="60"/>
+              <w:left w:type="dxa" w:w="90"/>
+              <w:bottom w:type="dxa" w:w="60"/>
+              <w:right w:type="dxa" w:w="90"/>
+            </w:tcMar>
+            <w:vAlign w:val="center"/>
+          </w:tcPr>
+          <w:p>
+            <w:pPr>
+              <w:spacing w:after="0" w:before="0" w:line="250"/>
+            </w:pPr>
+            <w:r>
+              <w:rPr>
+                <w:rFonts w:ascii="Calibri" w:cs="Calibri" w:eastAsia="Calibri" w:hAnsi="Calibri"/>
+                <w:b w:val="false"/>
+                <w:bCs w:val="false"/>
+                <w:i w:val="false"/>
+                <w:iCs w:val="false"/>
+                <w:caps w:val="false"/>
+                <w:color w:val="1B2733"/>
+                <w:sz w:val="21"/>
+                <w:szCs w:val="21"/>
+              </w:rPr>
+              <w:t xml:space="preserve">Mots de passe sur post-it, recette/secrets jetés dans une poubelle</w:t>
+            </w:r>
+          </w:p>
+        </w:tc>
+        <w:tc>
+          <w:tcPr>
+            <w:tcW w:type="dxa" w:w="3000"/>
+            <w:tcMar>
+              <w:top w:type="dxa" w:w="60"/>
+              <w:left w:type="dxa" w:w="90"/>
+              <w:bottom w:type="dxa" w:w="60"/>
+              <w:right w:type="dxa" w:w="90"/>
+            </w:tcMar>
+            <w:vAlign w:val="center"/>
+          </w:tcPr>
+          <w:p>
+            <w:pPr>
+              <w:spacing w:after="0" w:before="0" w:line="250"/>
+            </w:pPr>
+            <w:r>
+              <w:rPr>
+                <w:rFonts w:ascii="Calibri" w:cs="Calibri" w:eastAsia="Calibri" w:hAnsi="Calibri"/>
+                <w:b w:val="false"/>
+                <w:bCs w:val="false"/>
+                <w:i w:val="false"/>
+                <w:iCs w:val="false"/>
+                <w:caps w:val="false"/>
+                <w:color w:val="1B2733"/>
+                <w:sz w:val="21"/>
+                <w:szCs w:val="21"/>
+              </w:rPr>
+              <w:t xml:space="preserve">Formation &amp; sensibilisation (affiches, charte, clean desk), coffre-fort, destruction sécurisée</w:t>
+            </w:r>
+          </w:p>
+        </w:tc>
+      </w:tr>
+      <w:tr>
+        <w:tc>
+          <w:tcPr>
+            <w:tcW w:type="dxa" w:w="1600"/>
+            <w:shd w:fill="E7EEF4" w:color="auto" w:val="clear"/>
+            <w:tcMar>
+              <w:top w:type="dxa" w:w="60"/>
+              <w:left w:type="dxa" w:w="90"/>
+              <w:bottom w:type="dxa" w:w="60"/>
+              <w:right w:type="dxa" w:w="90"/>
+            </w:tcMar>
+            <w:vAlign w:val="center"/>
+          </w:tcPr>
+          <w:p>
+            <w:pPr>
+              <w:spacing w:after="0" w:before="0" w:line="276"/>
+            </w:pPr>
+            <w:r>
+              <w:rPr>
+                <w:rFonts w:ascii="Calibri" w:cs="Calibri" w:eastAsia="Calibri" w:hAnsi="Calibri"/>
+                <w:b/>
+                <w:bCs/>
+                <w:i w:val="false"/>
+                <w:iCs w:val="false"/>
+                <w:caps w:val="false"/>
+                <w:color w:val="14507B"/>
+                <w:sz w:val="21"/>
+                <w:szCs w:val="21"/>
+              </w:rPr>
+              <w:t xml:space="preserve">Logique</w:t>
+            </w:r>
+          </w:p>
+        </w:tc>
+        <w:tc>
+          <w:tcPr>
+            <w:tcW w:type="dxa" w:w="1100"/>
+            <w:tcMar>
+              <w:top w:type="dxa" w:w="60"/>
+              <w:left w:type="dxa" w:w="90"/>
+              <w:bottom w:type="dxa" w:w="60"/>
+              <w:right w:type="dxa" w:w="90"/>
+            </w:tcMar>
+            <w:vAlign w:val="center"/>
+          </w:tcPr>
+          <w:p>
+            <w:pPr>
+              <w:spacing w:after="0" w:before="0" w:line="250"/>
+            </w:pPr>
+            <w:r>
+              <w:rPr>
+                <w:rFonts w:ascii="Calibri" w:cs="Calibri" w:eastAsia="Calibri" w:hAnsi="Calibri"/>
+                <w:b w:val="false"/>
+                <w:bCs w:val="false"/>
+                <w:i w:val="false"/>
+                <w:iCs w:val="false"/>
+                <w:caps w:val="false"/>
+                <w:color w:val="1B2733"/>
+                <w:sz w:val="21"/>
+                <w:szCs w:val="21"/>
+              </w:rPr>
+              <w:t xml:space="preserve">V1</w:t>
+            </w:r>
+          </w:p>
+        </w:tc>
+        <w:tc>
+          <w:tcPr>
+            <w:tcW w:type="dxa" w:w="3900"/>
+            <w:tcMar>
+              <w:top w:type="dxa" w:w="60"/>
+              <w:left w:type="dxa" w:w="90"/>
+              <w:bottom w:type="dxa" w:w="60"/>
+              <w:right w:type="dxa" w:w="90"/>
+            </w:tcMar>
+            <w:vAlign w:val="center"/>
+          </w:tcPr>
+          <w:p>
+            <w:pPr>
+              <w:spacing w:after="0" w:before="0" w:line="250"/>
+            </w:pPr>
+            <w:r>
+              <w:rPr>
+                <w:rFonts w:ascii="Calibri" w:cs="Calibri" w:eastAsia="Calibri" w:hAnsi="Calibri"/>
+                <w:b w:val="false"/>
+                <w:bCs w:val="false"/>
+                <w:i w:val="false"/>
+                <w:iCs w:val="false"/>
+                <w:caps w:val="false"/>
+                <w:color w:val="1B2733"/>
+                <w:sz w:val="21"/>
+                <w:szCs w:val="21"/>
+              </w:rPr>
+              <w:t xml:space="preserve">Pare-feu ouvert (« allow all »), zones à plat</w:t>
+            </w:r>
+          </w:p>
+        </w:tc>
+        <w:tc>
+          <w:tcPr>
+            <w:tcW w:type="dxa" w:w="3000"/>
+            <w:tcMar>
+              <w:top w:type="dxa" w:w="60"/>
+              <w:left w:type="dxa" w:w="90"/>
+              <w:bottom w:type="dxa" w:w="60"/>
+              <w:right w:type="dxa" w:w="90"/>
+            </w:tcMar>
+            <w:vAlign w:val="center"/>
+          </w:tcPr>
+          <w:p>
+            <w:pPr>
+              <w:spacing w:after="0" w:before="0" w:line="250"/>
+            </w:pPr>
+            <w:r>
+              <w:rPr>
+                <w:rFonts w:ascii="Calibri" w:cs="Calibri" w:eastAsia="Calibri" w:hAnsi="Calibri"/>
+                <w:b w:val="false"/>
+                <w:bCs w:val="false"/>
+                <w:i w:val="false"/>
+                <w:iCs w:val="false"/>
+                <w:caps w:val="false"/>
+                <w:color w:val="1B2733"/>
+                <w:sz w:val="21"/>
+                <w:szCs w:val="21"/>
+              </w:rPr>
+              <w:t xml:space="preserve">Refus par défaut, zones &amp; conduits, une règle par flux</w:t>
+            </w:r>
+          </w:p>
+        </w:tc>
+      </w:tr>
+      <w:tr>
+        <w:tc>
+          <w:tcPr>
+            <w:tcW w:type="dxa" w:w="1600"/>
+            <w:shd w:fill="E7EEF4" w:color="auto" w:val="clear"/>
+            <w:tcMar>
+              <w:top w:type="dxa" w:w="60"/>
+              <w:left w:type="dxa" w:w="90"/>
+              <w:bottom w:type="dxa" w:w="60"/>
+              <w:right w:type="dxa" w:w="90"/>
+            </w:tcMar>
+            <w:vAlign w:val="center"/>
+          </w:tcPr>
+          <w:p>
+            <w:pPr>
+              <w:spacing w:after="0" w:before="0" w:line="276"/>
+            </w:pPr>
+            <w:r>
+              <w:rPr>
+                <w:rFonts w:ascii="Calibri" w:cs="Calibri" w:eastAsia="Calibri" w:hAnsi="Calibri"/>
+                <w:b/>
+                <w:bCs/>
+                <w:i w:val="false"/>
+                <w:iCs w:val="false"/>
+                <w:caps w:val="false"/>
+                <w:color w:val="14507B"/>
+                <w:sz w:val="21"/>
+                <w:szCs w:val="21"/>
+              </w:rPr>
+              <w:t xml:space="preserve">Logique</w:t>
+            </w:r>
+          </w:p>
+        </w:tc>
+        <w:tc>
+          <w:tcPr>
+            <w:tcW w:type="dxa" w:w="1100"/>
+            <w:tcMar>
+              <w:top w:type="dxa" w:w="60"/>
+              <w:left w:type="dxa" w:w="90"/>
+              <w:bottom w:type="dxa" w:w="60"/>
+              <w:right w:type="dxa" w:w="90"/>
+            </w:tcMar>
+            <w:vAlign w:val="center"/>
+          </w:tcPr>
+          <w:p>
+            <w:pPr>
+              <w:spacing w:after="0" w:before="0" w:line="250"/>
+            </w:pPr>
+            <w:r>
+              <w:rPr>
+                <w:rFonts w:ascii="Calibri" w:cs="Calibri" w:eastAsia="Calibri" w:hAnsi="Calibri"/>
+                <w:b w:val="false"/>
+                <w:bCs w:val="false"/>
+                <w:i w:val="false"/>
+                <w:iCs w:val="false"/>
+                <w:caps w:val="false"/>
+                <w:color w:val="1B2733"/>
+                <w:sz w:val="21"/>
+                <w:szCs w:val="21"/>
+              </w:rPr>
+              <w:t xml:space="preserve">V5</w:t>
+            </w:r>
+          </w:p>
+        </w:tc>
+        <w:tc>
+          <w:tcPr>
+            <w:tcW w:type="dxa" w:w="3900"/>
+            <w:tcMar>
+              <w:top w:type="dxa" w:w="60"/>
+              <w:left w:type="dxa" w:w="90"/>
+              <w:bottom w:type="dxa" w:w="60"/>
+              <w:right w:type="dxa" w:w="90"/>
+            </w:tcMar>
+            <w:vAlign w:val="center"/>
+          </w:tcPr>
+          <w:p>
+            <w:pPr>
+              <w:spacing w:after="0" w:before="0" w:line="250"/>
+            </w:pPr>
+            <w:r>
+              <w:rPr>
+                <w:rFonts w:ascii="Calibri" w:cs="Calibri" w:eastAsia="Calibri" w:hAnsi="Calibri"/>
+                <w:b w:val="false"/>
+                <w:bCs w:val="false"/>
+                <w:i w:val="false"/>
+                <w:iCs w:val="false"/>
+                <w:caps w:val="false"/>
+                <w:color w:val="1B2733"/>
+                <w:sz w:val="21"/>
+                <w:szCs w:val="21"/>
+              </w:rPr>
+              <w:t xml:space="preserve">Usurpation ARP / homme du milieu (TP1)</w:t>
+            </w:r>
+          </w:p>
+        </w:tc>
+        <w:tc>
+          <w:tcPr>
+            <w:tcW w:type="dxa" w:w="3000"/>
+            <w:tcMar>
+              <w:top w:type="dxa" w:w="60"/>
+              <w:left w:type="dxa" w:w="90"/>
+              <w:bottom w:type="dxa" w:w="60"/>
+              <w:right w:type="dxa" w:w="90"/>
+            </w:tcMar>
+            <w:vAlign w:val="center"/>
+          </w:tcPr>
+          <w:p>
+            <w:pPr>
+              <w:spacing w:after="0" w:before="0" w:line="250"/>
+            </w:pPr>
+            <w:r>
+              <w:rPr>
+                <w:rFonts w:ascii="Calibri" w:cs="Calibri" w:eastAsia="Calibri" w:hAnsi="Calibri"/>
+                <w:b w:val="false"/>
+                <w:bCs w:val="false"/>
+                <w:i w:val="false"/>
+                <w:iCs w:val="false"/>
+                <w:caps w:val="false"/>
+                <w:color w:val="1B2733"/>
+                <w:sz w:val="21"/>
+                <w:szCs w:val="21"/>
+              </w:rPr>
+              <w:t xml:space="preserve">DAI, port-security, 802.1X — voir encadré ci-dessous</w:t>
+            </w:r>
+          </w:p>
+        </w:tc>
+      </w:tr>
+      <w:tr>
+        <w:tc>
+          <w:tcPr>
+            <w:tcW w:type="dxa" w:w="1600"/>
+            <w:shd w:fill="E7EEF4" w:color="auto" w:val="clear"/>
+            <w:tcMar>
+              <w:top w:type="dxa" w:w="60"/>
+              <w:left w:type="dxa" w:w="90"/>
+              <w:bottom w:type="dxa" w:w="60"/>
+              <w:right w:type="dxa" w:w="90"/>
+            </w:tcMar>
+            <w:vAlign w:val="center"/>
+          </w:tcPr>
+          <w:p>
+            <w:pPr>
+              <w:spacing w:after="0" w:before="0" w:line="276"/>
+            </w:pPr>
+            <w:r>
+              <w:rPr>
+                <w:rFonts w:ascii="Calibri" w:cs="Calibri" w:eastAsia="Calibri" w:hAnsi="Calibri"/>
+                <w:b/>
+                <w:bCs/>
+                <w:i w:val="false"/>
+                <w:iCs w:val="false"/>
+                <w:caps w:val="false"/>
+                <w:color w:val="14507B"/>
+                <w:sz w:val="21"/>
+                <w:szCs w:val="21"/>
+              </w:rPr>
+              <w:t xml:space="preserve">Logique</w:t>
+            </w:r>
+          </w:p>
+        </w:tc>
+        <w:tc>
+          <w:tcPr>
+            <w:tcW w:type="dxa" w:w="1100"/>
+            <w:tcMar>
+              <w:top w:type="dxa" w:w="60"/>
+              <w:left w:type="dxa" w:w="90"/>
+              <w:bottom w:type="dxa" w:w="60"/>
+              <w:right w:type="dxa" w:w="90"/>
+            </w:tcMar>
+            <w:vAlign w:val="center"/>
+          </w:tcPr>
+          <w:p>
+            <w:pPr>
+              <w:spacing w:after="0" w:before="0" w:line="250"/>
+            </w:pPr>
+            <w:r>
+              <w:rPr>
+                <w:rFonts w:ascii="Calibri" w:cs="Calibri" w:eastAsia="Calibri" w:hAnsi="Calibri"/>
+                <w:b w:val="false"/>
+                <w:bCs w:val="false"/>
+                <w:i w:val="false"/>
+                <w:iCs w:val="false"/>
+                <w:caps w:val="false"/>
+                <w:color w:val="1B2733"/>
+                <w:sz w:val="21"/>
+                <w:szCs w:val="21"/>
+              </w:rPr>
+              <w:t xml:space="preserve">V3 · V10</w:t>
+            </w:r>
+          </w:p>
+        </w:tc>
+        <w:tc>
+          <w:tcPr>
+            <w:tcW w:type="dxa" w:w="3900"/>
+            <w:tcMar>
+              <w:top w:type="dxa" w:w="60"/>
+              <w:left w:type="dxa" w:w="90"/>
+              <w:bottom w:type="dxa" w:w="60"/>
+              <w:right w:type="dxa" w:w="90"/>
+            </w:tcMar>
+            <w:vAlign w:val="center"/>
+          </w:tcPr>
+          <w:p>
+            <w:pPr>
+              <w:spacing w:after="0" w:before="0" w:line="250"/>
+            </w:pPr>
+            <w:r>
+              <w:rPr>
+                <w:rFonts w:ascii="Calibri" w:cs="Calibri" w:eastAsia="Calibri" w:hAnsi="Calibri"/>
+                <w:b w:val="false"/>
+                <w:bCs w:val="false"/>
+                <w:i w:val="false"/>
+                <w:iCs w:val="false"/>
+                <w:caps w:val="false"/>
+                <w:color w:val="1B2733"/>
+                <w:sz w:val="21"/>
+                <w:szCs w:val="21"/>
+              </w:rPr>
+              <w:t xml:space="preserve">Modbus non authentifié, réseau d'admin hors bande, accès hyperviseur</w:t>
+            </w:r>
+          </w:p>
+        </w:tc>
+        <w:tc>
+          <w:tcPr>
+            <w:tcW w:type="dxa" w:w="3000"/>
+            <w:tcMar>
+              <w:top w:type="dxa" w:w="60"/>
+              <w:left w:type="dxa" w:w="90"/>
+              <w:bottom w:type="dxa" w:w="60"/>
+              <w:right w:type="dxa" w:w="90"/>
+            </w:tcMar>
+            <w:vAlign w:val="center"/>
+          </w:tcPr>
+          <w:p>
+            <w:pPr>
+              <w:spacing w:after="0" w:before="0" w:line="250"/>
+            </w:pPr>
+            <w:r>
+              <w:rPr>
+                <w:rFonts w:ascii="Calibri" w:cs="Calibri" w:eastAsia="Calibri" w:hAnsi="Calibri"/>
+                <w:b w:val="false"/>
+                <w:bCs w:val="false"/>
+                <w:i w:val="false"/>
+                <w:iCs w:val="false"/>
+                <w:caps w:val="false"/>
+                <w:color w:val="1B2733"/>
+                <w:sz w:val="21"/>
+                <w:szCs w:val="21"/>
+              </w:rPr>
+              <w:t xml:space="preserve">Pare-feu à inspection Modbus, segmentation cellule, suppression du canal hors bande</w:t>
+            </w:r>
+          </w:p>
+        </w:tc>
+      </w:tr>
+      <w:tr>
+        <w:tc>
+          <w:tcPr>
+            <w:tcW w:type="dxa" w:w="1600"/>
+            <w:shd w:fill="F6E6E4" w:color="auto" w:val="clear"/>
+            <w:tcMar>
+              <w:top w:type="dxa" w:w="60"/>
+              <w:left w:type="dxa" w:w="90"/>
+              <w:bottom w:type="dxa" w:w="60"/>
+              <w:right w:type="dxa" w:w="90"/>
+            </w:tcMar>
+            <w:vAlign w:val="center"/>
+          </w:tcPr>
+          <w:p>
+            <w:pPr>
+              <w:spacing w:after="0" w:before="0" w:line="276"/>
+            </w:pPr>
+            <w:r>
+              <w:rPr>
+                <w:rFonts w:ascii="Calibri" w:cs="Calibri" w:eastAsia="Calibri" w:hAnsi="Calibri"/>
+                <w:b/>
+                <w:bCs/>
+                <w:i w:val="false"/>
+                <w:iCs w:val="false"/>
+                <w:caps w:val="false"/>
+                <w:color w:val="9E2A2A"/>
+                <w:sz w:val="21"/>
+                <w:szCs w:val="21"/>
+              </w:rPr>
+              <w:t xml:space="preserve">Logicielle</w:t>
+            </w:r>
+          </w:p>
+        </w:tc>
+        <w:tc>
+          <w:tcPr>
+            <w:tcW w:type="dxa" w:w="1100"/>
+            <w:tcMar>
+              <w:top w:type="dxa" w:w="60"/>
+              <w:left w:type="dxa" w:w="90"/>
+              <w:bottom w:type="dxa" w:w="60"/>
+              <w:right w:type="dxa" w:w="90"/>
+            </w:tcMar>
+            <w:vAlign w:val="center"/>
+          </w:tcPr>
+          <w:p>
+            <w:pPr>
+              <w:spacing w:after="0" w:before="0" w:line="250"/>
+            </w:pPr>
+            <w:r>
+              <w:rPr>
+                <w:rFonts w:ascii="Calibri" w:cs="Calibri" w:eastAsia="Calibri" w:hAnsi="Calibri"/>
+                <w:b w:val="false"/>
+                <w:bCs w:val="false"/>
+                <w:i w:val="false"/>
+                <w:iCs w:val="false"/>
+                <w:caps w:val="false"/>
+                <w:color w:val="1B2733"/>
+                <w:sz w:val="21"/>
+                <w:szCs w:val="21"/>
+              </w:rPr>
+              <w:t xml:space="preserve">V2 · V6</w:t>
+            </w:r>
+          </w:p>
+        </w:tc>
+        <w:tc>
+          <w:tcPr>
+            <w:tcW w:type="dxa" w:w="3900"/>
+            <w:tcMar>
+              <w:top w:type="dxa" w:w="60"/>
+              <w:left w:type="dxa" w:w="90"/>
+              <w:bottom w:type="dxa" w:w="60"/>
+              <w:right w:type="dxa" w:w="90"/>
+            </w:tcMar>
+            <w:vAlign w:val="center"/>
+          </w:tcPr>
+          <w:p>
+            <w:pPr>
+              <w:spacing w:after="0" w:before="0" w:line="250"/>
+            </w:pPr>
+            <w:r>
+              <w:rPr>
+                <w:rFonts w:ascii="Calibri" w:cs="Calibri" w:eastAsia="Calibri" w:hAnsi="Calibri"/>
+                <w:b w:val="false"/>
+                <w:bCs w:val="false"/>
+                <w:i w:val="false"/>
+                <w:iCs w:val="false"/>
+                <w:caps w:val="false"/>
+                <w:color w:val="1B2733"/>
+                <w:sz w:val="21"/>
+                <w:szCs w:val="21"/>
+              </w:rPr>
+              <w:t xml:space="preserve">Identifiants par défaut, administration en clair (HTTP/VNC)</w:t>
+            </w:r>
+          </w:p>
+        </w:tc>
+        <w:tc>
+          <w:tcPr>
+            <w:tcW w:type="dxa" w:w="3000"/>
+            <w:tcMar>
+              <w:top w:type="dxa" w:w="60"/>
+              <w:left w:type="dxa" w:w="90"/>
+              <w:bottom w:type="dxa" w:w="60"/>
+              <w:right w:type="dxa" w:w="90"/>
+            </w:tcMar>
+            <w:vAlign w:val="center"/>
+          </w:tcPr>
+          <w:p>
+            <w:pPr>
+              <w:spacing w:after="0" w:before="0" w:line="250"/>
+            </w:pPr>
+            <w:r>
+              <w:rPr>
+                <w:rFonts w:ascii="Calibri" w:cs="Calibri" w:eastAsia="Calibri" w:hAnsi="Calibri"/>
+                <w:b w:val="false"/>
+                <w:bCs w:val="false"/>
+                <w:i w:val="false"/>
+                <w:iCs w:val="false"/>
+                <w:caps w:val="false"/>
+                <w:color w:val="1B2733"/>
+                <w:sz w:val="21"/>
+                <w:szCs w:val="21"/>
+              </w:rPr>
+              <w:t xml:space="preserve">Comptes nominatifs + MFA, TLS interne, désactivation de HTTP</w:t>
+            </w:r>
+          </w:p>
+        </w:tc>
+      </w:tr>
+      <w:tr>
+        <w:tc>
+          <w:tcPr>
+            <w:tcW w:type="dxa" w:w="1600"/>
+            <w:shd w:fill="F6E6E4" w:color="auto" w:val="clear"/>
+            <w:tcMar>
+              <w:top w:type="dxa" w:w="60"/>
+              <w:left w:type="dxa" w:w="90"/>
+              <w:bottom w:type="dxa" w:w="60"/>
+              <w:right w:type="dxa" w:w="90"/>
+            </w:tcMar>
+            <w:vAlign w:val="center"/>
+          </w:tcPr>
+          <w:p>
+            <w:pPr>
+              <w:spacing w:after="0" w:before="0" w:line="276"/>
+            </w:pPr>
+            <w:r>
+              <w:rPr>
+                <w:rFonts w:ascii="Calibri" w:cs="Calibri" w:eastAsia="Calibri" w:hAnsi="Calibri"/>
+                <w:b/>
+                <w:bCs/>
+                <w:i w:val="false"/>
+                <w:iCs w:val="false"/>
+                <w:caps w:val="false"/>
+                <w:color w:val="9E2A2A"/>
+                <w:sz w:val="21"/>
+                <w:szCs w:val="21"/>
+              </w:rPr>
+              <w:t xml:space="preserve">Logicielle</w:t>
+            </w:r>
+          </w:p>
+        </w:tc>
+        <w:tc>
+          <w:tcPr>
+            <w:tcW w:type="dxa" w:w="1100"/>
+            <w:tcMar>
+              <w:top w:type="dxa" w:w="60"/>
+              <w:left w:type="dxa" w:w="90"/>
+              <w:bottom w:type="dxa" w:w="60"/>
+              <w:right w:type="dxa" w:w="90"/>
+            </w:tcMar>
+            <w:vAlign w:val="center"/>
+          </w:tcPr>
+          <w:p>
+            <w:pPr>
+              <w:spacing w:after="0" w:before="0" w:line="250"/>
+            </w:pPr>
+            <w:r>
+              <w:rPr>
+                <w:rFonts w:ascii="Calibri" w:cs="Calibri" w:eastAsia="Calibri" w:hAnsi="Calibri"/>
+                <w:b w:val="false"/>
+                <w:bCs w:val="false"/>
+                <w:i w:val="false"/>
+                <w:iCs w:val="false"/>
+                <w:caps w:val="false"/>
+                <w:color w:val="1B2733"/>
+                <w:sz w:val="21"/>
+                <w:szCs w:val="21"/>
+              </w:rPr>
+              <w:t xml:space="preserve">V4</w:t>
+            </w:r>
+          </w:p>
+        </w:tc>
+        <w:tc>
+          <w:tcPr>
+            <w:tcW w:type="dxa" w:w="3900"/>
+            <w:tcMar>
+              <w:top w:type="dxa" w:w="60"/>
+              <w:left w:type="dxa" w:w="90"/>
+              <w:bottom w:type="dxa" w:w="60"/>
+              <w:right w:type="dxa" w:w="90"/>
+            </w:tcMar>
+            <w:vAlign w:val="center"/>
+          </w:tcPr>
+          <w:p>
+            <w:pPr>
+              <w:spacing w:after="0" w:before="0" w:line="250"/>
+            </w:pPr>
+            <w:r>
+              <w:rPr>
+                <w:rFonts w:ascii="Calibri" w:cs="Calibri" w:eastAsia="Calibri" w:hAnsi="Calibri"/>
+                <w:b w:val="false"/>
+                <w:bCs w:val="false"/>
+                <w:i w:val="false"/>
+                <w:iCs w:val="false"/>
+                <w:caps w:val="false"/>
+                <w:color w:val="1B2733"/>
+                <w:sz w:val="21"/>
+                <w:szCs w:val="21"/>
+              </w:rPr>
+              <w:t xml:space="preserve">Dépôt de programme automate non contrôlé</w:t>
+            </w:r>
+          </w:p>
+        </w:tc>
+        <w:tc>
+          <w:tcPr>
+            <w:tcW w:type="dxa" w:w="3000"/>
+            <w:tcMar>
+              <w:top w:type="dxa" w:w="60"/>
+              <w:left w:type="dxa" w:w="90"/>
+              <w:bottom w:type="dxa" w:w="60"/>
+              <w:right w:type="dxa" w:w="90"/>
+            </w:tcMar>
+            <w:vAlign w:val="center"/>
+          </w:tcPr>
+          <w:p>
+            <w:pPr>
+              <w:spacing w:after="0" w:before="0" w:line="250"/>
+            </w:pPr>
+            <w:r>
+              <w:rPr>
+                <w:rFonts w:ascii="Calibri" w:cs="Calibri" w:eastAsia="Calibri" w:hAnsi="Calibri"/>
+                <w:b w:val="false"/>
+                <w:bCs w:val="false"/>
+                <w:i w:val="false"/>
+                <w:iCs w:val="false"/>
+                <w:caps w:val="false"/>
+                <w:color w:val="1B2733"/>
+                <w:sz w:val="21"/>
+                <w:szCs w:val="21"/>
+              </w:rPr>
+              <w:t xml:space="preserve">Programme signé, empreinte vérifiée, interface d'ingénierie fermée en exploitation</w:t>
+            </w:r>
+          </w:p>
+        </w:tc>
+      </w:tr>
+      <w:tr>
+        <w:tc>
+          <w:tcPr>
+            <w:tcW w:type="dxa" w:w="1600"/>
+            <w:shd w:fill="F6E6E4" w:color="auto" w:val="clear"/>
+            <w:tcMar>
+              <w:top w:type="dxa" w:w="60"/>
+              <w:left w:type="dxa" w:w="90"/>
+              <w:bottom w:type="dxa" w:w="60"/>
+              <w:right w:type="dxa" w:w="90"/>
+            </w:tcMar>
+            <w:vAlign w:val="center"/>
+          </w:tcPr>
+          <w:p>
+            <w:pPr>
+              <w:spacing w:after="0" w:before="0" w:line="276"/>
+            </w:pPr>
+            <w:r>
+              <w:rPr>
+                <w:rFonts w:ascii="Calibri" w:cs="Calibri" w:eastAsia="Calibri" w:hAnsi="Calibri"/>
+                <w:b/>
+                <w:bCs/>
+                <w:i w:val="false"/>
+                <w:iCs w:val="false"/>
+                <w:caps w:val="false"/>
+                <w:color w:val="9E2A2A"/>
+                <w:sz w:val="21"/>
+                <w:szCs w:val="21"/>
+              </w:rPr>
+              <w:t xml:space="preserve">Logicielle</w:t>
+            </w:r>
+          </w:p>
+        </w:tc>
+        <w:tc>
+          <w:tcPr>
+            <w:tcW w:type="dxa" w:w="1100"/>
+            <w:tcMar>
+              <w:top w:type="dxa" w:w="60"/>
+              <w:left w:type="dxa" w:w="90"/>
+              <w:bottom w:type="dxa" w:w="60"/>
+              <w:right w:type="dxa" w:w="90"/>
+            </w:tcMar>
+            <w:vAlign w:val="center"/>
+          </w:tcPr>
+          <w:p>
+            <w:pPr>
+              <w:spacing w:after="0" w:before="0" w:line="250"/>
+            </w:pPr>
+            <w:r>
+              <w:rPr>
+                <w:rFonts w:ascii="Calibri" w:cs="Calibri" w:eastAsia="Calibri" w:hAnsi="Calibri"/>
+                <w:b w:val="false"/>
+                <w:bCs w:val="false"/>
+                <w:i w:val="false"/>
+                <w:iCs w:val="false"/>
+                <w:caps w:val="false"/>
+                <w:color w:val="1B2733"/>
+                <w:sz w:val="21"/>
+                <w:szCs w:val="21"/>
+              </w:rPr>
+              <w:t xml:space="preserve">V7·V8·V9·V11</w:t>
+            </w:r>
+          </w:p>
+        </w:tc>
+        <w:tc>
+          <w:tcPr>
+            <w:tcW w:type="dxa" w:w="3900"/>
+            <w:tcMar>
+              <w:top w:type="dxa" w:w="60"/>
+              <w:left w:type="dxa" w:w="90"/>
+              <w:bottom w:type="dxa" w:w="60"/>
+              <w:right w:type="dxa" w:w="90"/>
+            </w:tcMar>
+            <w:vAlign w:val="center"/>
+          </w:tcPr>
+          <w:p>
+            <w:pPr>
+              <w:spacing w:after="0" w:before="0" w:line="250"/>
+            </w:pPr>
+            <w:r>
+              <w:rPr>
+                <w:rFonts w:ascii="Calibri" w:cs="Calibri" w:eastAsia="Calibri" w:hAnsi="Calibri"/>
+                <w:b w:val="false"/>
+                <w:bCs w:val="false"/>
+                <w:i w:val="false"/>
+                <w:iCs w:val="false"/>
+                <w:caps w:val="false"/>
+                <w:color w:val="1B2733"/>
+                <w:sz w:val="21"/>
+                <w:szCs w:val="21"/>
+              </w:rPr>
+              <w:t xml:space="preserve">IDS aveugle, journalisation absente, composants EOL, outils offensifs sur site</w:t>
+            </w:r>
+          </w:p>
+        </w:tc>
+        <w:tc>
+          <w:tcPr>
+            <w:tcW w:type="dxa" w:w="3000"/>
+            <w:tcMar>
+              <w:top w:type="dxa" w:w="60"/>
+              <w:left w:type="dxa" w:w="90"/>
+              <w:bottom w:type="dxa" w:w="60"/>
+              <w:right w:type="dxa" w:w="90"/>
+            </w:tcMar>
+            <w:vAlign w:val="center"/>
+          </w:tcPr>
+          <w:p>
+            <w:pPr>
+              <w:spacing w:after="0" w:before="0" w:line="250"/>
+            </w:pPr>
+            <w:r>
+              <w:rPr>
+                <w:rFonts w:ascii="Calibri" w:cs="Calibri" w:eastAsia="Calibri" w:hAnsi="Calibri"/>
+                <w:b w:val="false"/>
+                <w:bCs w:val="false"/>
+                <w:i w:val="false"/>
+                <w:iCs w:val="false"/>
+                <w:caps w:val="false"/>
+                <w:color w:val="1B2733"/>
+                <w:sz w:val="21"/>
+                <w:szCs w:val="21"/>
+              </w:rPr>
+              <w:t xml:space="preserve">Suricata + SIEM, gestion des correctifs, inventaire et retrait des outils</w:t>
+            </w:r>
+          </w:p>
+        </w:tc>
+      </w:tr>
+      <w:tr>
+        <w:tc>
+          <w:tcPr>
+            <w:tcW w:type="dxa" w:w="1600"/>
+            <w:shd w:fill="E3EFE8" w:color="auto" w:val="clear"/>
+            <w:tcMar>
+              <w:top w:type="dxa" w:w="60"/>
+              <w:left w:type="dxa" w:w="90"/>
+              <w:bottom w:type="dxa" w:w="60"/>
+              <w:right w:type="dxa" w:w="90"/>
+            </w:tcMar>
+            <w:vAlign w:val="center"/>
+          </w:tcPr>
+          <w:p>
+            <w:pPr>
+              <w:spacing w:after="0" w:before="0" w:line="276"/>
+            </w:pPr>
+            <w:r>
+              <w:rPr>
+                <w:rFonts w:ascii="Calibri" w:cs="Calibri" w:eastAsia="Calibri" w:hAnsi="Calibri"/>
+                <w:b/>
+                <w:bCs/>
+                <w:i w:val="false"/>
+                <w:iCs w:val="false"/>
+                <w:caps w:val="false"/>
+                <w:color w:val="2C6B50"/>
+                <w:sz w:val="21"/>
+                <w:szCs w:val="21"/>
+              </w:rPr>
+              <w:t xml:space="preserve">Sûreté</w:t>
+            </w:r>
+          </w:p>
+        </w:tc>
+        <w:tc>
+          <w:tcPr>
+            <w:tcW w:type="dxa" w:w="1100"/>
+            <w:tcMar>
+              <w:top w:type="dxa" w:w="60"/>
+              <w:left w:type="dxa" w:w="90"/>
+              <w:bottom w:type="dxa" w:w="60"/>
+              <w:right w:type="dxa" w:w="90"/>
+            </w:tcMar>
+            <w:vAlign w:val="center"/>
+          </w:tcPr>
+          <w:p>
+            <w:pPr>
+              <w:spacing w:after="0" w:before="0" w:line="250"/>
+            </w:pPr>
+            <w:r>
+              <w:rPr>
+                <w:rFonts w:ascii="Calibri" w:cs="Calibri" w:eastAsia="Calibri" w:hAnsi="Calibri"/>
+                <w:b w:val="false"/>
+                <w:bCs w:val="false"/>
+                <w:i w:val="false"/>
+                <w:iCs w:val="false"/>
+                <w:caps w:val="false"/>
+                <w:color w:val="1B2733"/>
+                <w:sz w:val="21"/>
+                <w:szCs w:val="21"/>
+              </w:rPr>
+              <w:t xml:space="preserve">V12</w:t>
+            </w:r>
+          </w:p>
+        </w:tc>
+        <w:tc>
+          <w:tcPr>
+            <w:tcW w:type="dxa" w:w="3900"/>
+            <w:tcMar>
+              <w:top w:type="dxa" w:w="60"/>
+              <w:left w:type="dxa" w:w="90"/>
+              <w:bottom w:type="dxa" w:w="60"/>
+              <w:right w:type="dxa" w:w="90"/>
+            </w:tcMar>
+            <w:vAlign w:val="center"/>
+          </w:tcPr>
+          <w:p>
+            <w:pPr>
+              <w:spacing w:after="0" w:before="0" w:line="250"/>
+            </w:pPr>
+            <w:r>
+              <w:rPr>
+                <w:rFonts w:ascii="Calibri" w:cs="Calibri" w:eastAsia="Calibri" w:hAnsi="Calibri"/>
+                <w:b w:val="false"/>
+                <w:bCs w:val="false"/>
+                <w:i w:val="false"/>
+                <w:iCs w:val="false"/>
+                <w:caps w:val="false"/>
+                <w:color w:val="1B2733"/>
+                <w:sz w:val="21"/>
+                <w:szCs w:val="21"/>
+              </w:rPr>
+              <w:t xml:space="preserve">Aucune barrière de sécurité indépendante du système de conduite</w:t>
+            </w:r>
+          </w:p>
+        </w:tc>
+        <w:tc>
+          <w:tcPr>
+            <w:tcW w:type="dxa" w:w="3000"/>
+            <w:tcMar>
+              <w:top w:type="dxa" w:w="60"/>
+              <w:left w:type="dxa" w:w="90"/>
+              <w:bottom w:type="dxa" w:w="60"/>
+              <w:right w:type="dxa" w:w="90"/>
+            </w:tcMar>
+            <w:vAlign w:val="center"/>
+          </w:tcPr>
+          <w:p>
+            <w:pPr>
+              <w:spacing w:after="0" w:before="0" w:line="250"/>
+            </w:pPr>
+            <w:r>
+              <w:rPr>
+                <w:rFonts w:ascii="Calibri" w:cs="Calibri" w:eastAsia="Calibri" w:hAnsi="Calibri"/>
+                <w:b w:val="false"/>
+                <w:bCs w:val="false"/>
+                <w:i w:val="false"/>
+                <w:iCs w:val="false"/>
+                <w:caps w:val="false"/>
+                <w:color w:val="1B2733"/>
+                <w:sz w:val="21"/>
+                <w:szCs w:val="21"/>
+              </w:rPr>
+              <w:t xml:space="preserve">Automate de sécurité SIL 2, interlock câblé, organe de décharge (IEC 61511)</w:t>
+            </w:r>
+          </w:p>
+        </w:tc>
+      </w:tr>
+    </w:tbl>
+    <w:p>
+      <w:pPr>
+        <w:spacing w:after="100" w:before="0" w:line="276"/>
+      </w:pPr>
+      <w:r>
+        <w:rPr>
+          <w:rFonts w:ascii="Calibri" w:cs="Calibri" w:eastAsia="Calibri" w:hAnsi="Calibri"/>
+          <w:b w:val="false"/>
+          <w:bCs w:val="false"/>
+          <w:i w:val="false"/>
+          <w:iCs w:val="false"/>
+          <w:caps w:val="false"/>
+          <w:color w:val="1B2733"/>
+          <w:sz w:val="21"/>
+          <w:szCs w:val="21"/>
+        </w:rPr>
+        <w:t xml:space="preserve"/>
+      </w:r>
+    </w:p>
+    <w:p>
+      <w:pPr>
+        <w:pStyle w:val="Heading2"/>
+        <w:keepNext/>
+        <w:spacing w:after="100" w:before="220"/>
+      </w:pPr>
+      <w:r>
+        <w:rPr>
+          <w:rFonts w:ascii="Calibri" w:cs="Calibri" w:eastAsia="Calibri" w:hAnsi="Calibri"/>
+          <w:b/>
+          <w:bCs/>
+          <w:color w:val="33475B"/>
+          <w:sz w:val="24"/>
+          <w:szCs w:val="24"/>
+        </w:rPr>
+        <w:t xml:space="preserve">Focus : empêcher l'usurpation ARP et l'homme du milieu (V5)</w:t>
+      </w:r>
+    </w:p>
+    <w:p>
+      <w:pPr>
+        <w:spacing w:after="120" w:before="0" w:line="276"/>
+      </w:pPr>
+      <w:r>
+        <w:rPr>
+          <w:rFonts w:ascii="Calibri" w:cs="Calibri" w:eastAsia="Calibri" w:hAnsi="Calibri"/>
+          <w:b w:val="false"/>
+          <w:bCs w:val="false"/>
+          <w:i w:val="false"/>
+          <w:iCs w:val="false"/>
+          <w:caps w:val="false"/>
+          <w:color w:val="1B2733"/>
+          <w:sz w:val="21"/>
+          <w:szCs w:val="21"/>
+        </w:rPr>
+        <w:t xml:space="preserve">Sur un réseau commuté « à plat », n'importe quelle machine peut envoyer de fausses réponses ARP (</w:t>
+      </w:r>
+      <w:r>
+        <w:rPr>
+          <w:rFonts w:ascii="Consolas" w:cs="Consolas" w:eastAsia="Consolas" w:hAnsi="Consolas"/>
+          <w:color w:val="14507B"/>
+          <w:sz w:val="19"/>
+          <w:szCs w:val="19"/>
+        </w:rPr>
+        <w:t xml:space="preserve">arpspoof</w:t>
+      </w:r>
+      <w:r>
+        <w:rPr>
+          <w:rFonts w:ascii="Calibri" w:cs="Calibri" w:eastAsia="Calibri" w:hAnsi="Calibri"/>
+          <w:b w:val="false"/>
+          <w:bCs w:val="false"/>
+          <w:i w:val="false"/>
+          <w:iCs w:val="false"/>
+          <w:caps w:val="false"/>
+          <w:color w:val="1B2733"/>
+          <w:sz w:val="21"/>
+          <w:szCs w:val="21"/>
+        </w:rPr>
+        <w:t xml:space="preserve">) pour se faire passer pour la passerelle ou pour l'automate. Le trafic Modbus IHM↔automate transite alors par le poste attaquant, qui peut le lire et le réécrire. Ces techniques n'exploitent aucune faille : elles abusent d'un protocole (ARP) sans authentification. Contre-mesures, de la plus simple à la plus robuste :</w:t>
+      </w:r>
+    </w:p>
+    <w:p>
+      <w:pPr>
+        <w:pStyle w:val="ListParagraph"/>
+        <w:numPr>
+          <w:ilvl w:val="0"/>
+          <w:numId w:val="2"/>
+        </w:numPr>
+        <w:spacing w:after="60" w:line="270"/>
+      </w:pPr>
+      <w:r>
+        <w:rPr>
+          <w:rFonts w:ascii="Calibri" w:cs="Calibri" w:eastAsia="Calibri" w:hAnsi="Calibri"/>
+          <w:b/>
+          <w:bCs/>
+          <w:i w:val="false"/>
+          <w:iCs w:val="false"/>
+          <w:caps w:val="false"/>
+          <w:color w:val="1B2733"/>
+          <w:sz w:val="21"/>
+          <w:szCs w:val="21"/>
+        </w:rPr>
+        <w:t xml:space="preserve">Dynamic ARP Inspection (DAI)</w:t>
+      </w:r>
+      <w:r>
+        <w:rPr>
+          <w:rFonts w:ascii="Calibri" w:cs="Calibri" w:eastAsia="Calibri" w:hAnsi="Calibri"/>
+          <w:b w:val="false"/>
+          <w:bCs w:val="false"/>
+          <w:i w:val="false"/>
+          <w:iCs w:val="false"/>
+          <w:caps w:val="false"/>
+          <w:color w:val="1B2733"/>
+          <w:sz w:val="21"/>
+          <w:szCs w:val="21"/>
+        </w:rPr>
+        <w:t xml:space="preserve"> — chaque réponse ARP est vérifiée contre la table DHCP snooping ; les réponses forgées sont rejetées. Parade directe à l'arpspoof.</w:t>
+      </w:r>
+    </w:p>
+    <w:p>
+      <w:pPr>
+        <w:pStyle w:val="ListParagraph"/>
+        <w:numPr>
+          <w:ilvl w:val="0"/>
+          <w:numId w:val="2"/>
+        </w:numPr>
+        <w:spacing w:after="60" w:line="270"/>
+      </w:pPr>
+      <w:r>
+        <w:rPr>
+          <w:rFonts w:ascii="Calibri" w:cs="Calibri" w:eastAsia="Calibri" w:hAnsi="Calibri"/>
+          <w:b/>
+          <w:bCs/>
+          <w:i w:val="false"/>
+          <w:iCs w:val="false"/>
+          <w:caps w:val="false"/>
+          <w:color w:val="1B2733"/>
+          <w:sz w:val="21"/>
+          <w:szCs w:val="21"/>
+        </w:rPr>
+        <w:t xml:space="preserve">Port security / sticky MAC</w:t>
+      </w:r>
+      <w:r>
+        <w:rPr>
+          <w:rFonts w:ascii="Calibri" w:cs="Calibri" w:eastAsia="Calibri" w:hAnsi="Calibri"/>
+          <w:b w:val="false"/>
+          <w:bCs w:val="false"/>
+          <w:i w:val="false"/>
+          <w:iCs w:val="false"/>
+          <w:caps w:val="false"/>
+          <w:color w:val="1B2733"/>
+          <w:sz w:val="21"/>
+          <w:szCs w:val="21"/>
+        </w:rPr>
+        <w:t xml:space="preserve"> — un port ne laisse passer qu'une MAC apprise ; brancher un équipement pirate (le « routeur perso » du TP) coupe le port.</w:t>
+      </w:r>
+    </w:p>
+    <w:p>
+      <w:pPr>
+        <w:pStyle w:val="ListParagraph"/>
+        <w:numPr>
+          <w:ilvl w:val="0"/>
+          <w:numId w:val="2"/>
+        </w:numPr>
+        <w:spacing w:after="60" w:line="270"/>
+      </w:pPr>
+      <w:r>
+        <w:rPr>
+          <w:rFonts w:ascii="Calibri" w:cs="Calibri" w:eastAsia="Calibri" w:hAnsi="Calibri"/>
+          <w:b/>
+          <w:bCs/>
+          <w:i w:val="false"/>
+          <w:iCs w:val="false"/>
+          <w:caps w:val="false"/>
+          <w:color w:val="1B2733"/>
+          <w:sz w:val="21"/>
+          <w:szCs w:val="21"/>
+        </w:rPr>
+        <w:t xml:space="preserve">802.1X</w:t>
+      </w:r>
+      <w:r>
+        <w:rPr>
+          <w:rFonts w:ascii="Calibri" w:cs="Calibri" w:eastAsia="Calibri" w:hAnsi="Calibri"/>
+          <w:b w:val="false"/>
+          <w:bCs w:val="false"/>
+          <w:i w:val="false"/>
+          <w:iCs w:val="false"/>
+          <w:caps w:val="false"/>
+          <w:color w:val="1B2733"/>
+          <w:sz w:val="21"/>
+          <w:szCs w:val="21"/>
+        </w:rPr>
+        <w:t xml:space="preserve"> — authentification de l'équipement avant tout accès réseau ; une machine non enrôlée ne parle à personne.</w:t>
+      </w:r>
+    </w:p>
+    <w:p>
+      <w:pPr>
+        <w:pStyle w:val="ListParagraph"/>
+        <w:numPr>
+          <w:ilvl w:val="0"/>
+          <w:numId w:val="2"/>
+        </w:numPr>
+        <w:spacing w:after="60" w:line="270"/>
+      </w:pPr>
+      <w:r>
+        <w:rPr>
+          <w:rFonts w:ascii="Calibri" w:cs="Calibri" w:eastAsia="Calibri" w:hAnsi="Calibri"/>
+          <w:b/>
+          <w:bCs/>
+          <w:i w:val="false"/>
+          <w:iCs w:val="false"/>
+          <w:caps w:val="false"/>
+          <w:color w:val="1B2733"/>
+          <w:sz w:val="21"/>
+          <w:szCs w:val="21"/>
+        </w:rPr>
+        <w:t xml:space="preserve">Entrées ARP statiques</w:t>
+      </w:r>
+      <w:r>
+        <w:rPr>
+          <w:rFonts w:ascii="Calibri" w:cs="Calibri" w:eastAsia="Calibri" w:hAnsi="Calibri"/>
+          <w:b w:val="false"/>
+          <w:bCs w:val="false"/>
+          <w:i w:val="false"/>
+          <w:iCs w:val="false"/>
+          <w:caps w:val="false"/>
+          <w:color w:val="1B2733"/>
+          <w:sz w:val="21"/>
+          <w:szCs w:val="21"/>
+        </w:rPr>
+        <w:t xml:space="preserve"> sur les liens critiques peu nombreux (IHM↔automate) — simple et robuste, mais à maintenir manuellement.</w:t>
+      </w:r>
+    </w:p>
+    <w:p>
+      <w:pPr>
+        <w:pStyle w:val="ListParagraph"/>
+        <w:numPr>
+          <w:ilvl w:val="0"/>
+          <w:numId w:val="2"/>
+        </w:numPr>
+        <w:spacing w:after="60" w:line="270"/>
+      </w:pPr>
+      <w:r>
+        <w:rPr>
+          <w:rFonts w:ascii="Calibri" w:cs="Calibri" w:eastAsia="Calibri" w:hAnsi="Calibri"/>
+          <w:b/>
+          <w:bCs/>
+          <w:i w:val="false"/>
+          <w:iCs w:val="false"/>
+          <w:caps w:val="false"/>
+          <w:color w:val="1B2733"/>
+          <w:sz w:val="21"/>
+          <w:szCs w:val="21"/>
+        </w:rPr>
+        <w:t xml:space="preserve">Segmentation VLAN / conduits</w:t>
+      </w:r>
+      <w:r>
+        <w:rPr>
+          <w:rFonts w:ascii="Calibri" w:cs="Calibri" w:eastAsia="Calibri" w:hAnsi="Calibri"/>
+          <w:b w:val="false"/>
+          <w:bCs w:val="false"/>
+          <w:i w:val="false"/>
+          <w:iCs w:val="false"/>
+          <w:caps w:val="false"/>
+          <w:color w:val="1B2733"/>
+          <w:sz w:val="21"/>
+          <w:szCs w:val="21"/>
+        </w:rPr>
+        <w:t xml:space="preserve"> — réduit le domaine de diffusion : un attaquant en DMZ ne peut plus usurper un équipement de la cellule.</w:t>
+      </w:r>
+    </w:p>
+    <w:p>
+      <w:pPr>
+        <w:pStyle w:val="ListParagraph"/>
+        <w:numPr>
+          <w:ilvl w:val="0"/>
+          <w:numId w:val="2"/>
+        </w:numPr>
+        <w:spacing w:after="60" w:line="270"/>
+      </w:pPr>
+      <w:r>
+        <w:rPr>
+          <w:rFonts w:ascii="Calibri" w:cs="Calibri" w:eastAsia="Calibri" w:hAnsi="Calibri"/>
+          <w:b/>
+          <w:bCs/>
+          <w:i w:val="false"/>
+          <w:iCs w:val="false"/>
+          <w:caps w:val="false"/>
+          <w:color w:val="1B2733"/>
+          <w:sz w:val="21"/>
+          <w:szCs w:val="21"/>
+        </w:rPr>
+        <w:t xml:space="preserve">Protocoles authentifiés</w:t>
+      </w:r>
+      <w:r>
+        <w:rPr>
+          <w:rFonts w:ascii="Calibri" w:cs="Calibri" w:eastAsia="Calibri" w:hAnsi="Calibri"/>
+          <w:b w:val="false"/>
+          <w:bCs w:val="false"/>
+          <w:i w:val="false"/>
+          <w:iCs w:val="false"/>
+          <w:caps w:val="false"/>
+          <w:color w:val="1B2733"/>
+          <w:sz w:val="21"/>
+          <w:szCs w:val="21"/>
+        </w:rPr>
+        <w:t xml:space="preserve"> — Modbus/TCP Security (TLS) ou OPC UA signé rendent la réécriture des trames inopérante, même si l'interception réussit.</w:t>
+      </w:r>
+    </w:p>
+    <w:p>
+      <w:pPr>
+        <w:spacing w:after="120" w:before="0" w:line="276"/>
+      </w:pPr>
+      <w:r>
+        <w:rPr>
+          <w:rFonts w:ascii="Calibri" w:cs="Calibri" w:eastAsia="Calibri" w:hAnsi="Calibri"/>
+          <w:b w:val="false"/>
+          <w:bCs w:val="false"/>
+          <w:i/>
+          <w:iCs/>
+          <w:caps w:val="false"/>
+          <w:color w:val="1B2733"/>
+          <w:sz w:val="21"/>
+          <w:szCs w:val="21"/>
+        </w:rPr>
+        <w:t xml:space="preserve">Combinées, DAI + port-security + 802.1X ferment la quasi-totalité des attaques de niveau 2 vues en TP1, et sont portées par les commutateurs industriels du correctif C13.</w:t>
       </w:r>
     </w:p>
     <w:p>
@@ -14459,6 +18488,1960 @@
           <w:szCs w:val="21"/>
         </w:rPr>
         <w:t xml:space="preserve"/>
+      </w:r>
+    </w:p>
+    <w:p>
+      <w:pPr>
+        <w:pStyle w:val="Heading2"/>
+        <w:keepNext/>
+        <w:spacing w:after="100" w:before="220"/>
+      </w:pPr>
+      <w:r>
+        <w:rPr>
+          <w:rFonts w:ascii="Calibri" w:cs="Calibri" w:eastAsia="Calibri" w:hAnsi="Calibri"/>
+          <w:b/>
+          <w:bCs/>
+          <w:color w:val="33475B"/>
+          <w:sz w:val="24"/>
+          <w:szCs w:val="24"/>
+        </w:rPr>
+        <w:t xml:space="preserve">Matrice facilité × coût × efficacité</w:t>
+      </w:r>
+    </w:p>
+    <w:p>
+      <w:pPr>
+        <w:spacing w:after="120" w:before="0" w:line="276"/>
+      </w:pPr>
+      <w:r>
+        <w:rPr>
+          <w:rFonts w:ascii="Calibri" w:cs="Calibri" w:eastAsia="Calibri" w:hAnsi="Calibri"/>
+          <w:b w:val="false"/>
+          <w:bCs w:val="false"/>
+          <w:i w:val="false"/>
+          <w:iCs w:val="false"/>
+          <w:caps w:val="false"/>
+          <w:color w:val="1B2733"/>
+          <w:sz w:val="21"/>
+          <w:szCs w:val="21"/>
+        </w:rPr>
+        <w:t xml:space="preserve">Chaque correctif est noté sur trois axes : la facilité de mise en place (rapidité, absence d'arrêt), le coût complet, et l'efficacité sur la chaîne d'attaque. Échelle : </w:t>
+      </w:r>
+      <w:r>
+        <w:rPr>
+          <w:rFonts w:ascii="Calibri" w:cs="Calibri" w:eastAsia="Calibri" w:hAnsi="Calibri"/>
+          <w:b/>
+          <w:bCs/>
+          <w:i w:val="false"/>
+          <w:iCs w:val="false"/>
+          <w:caps w:val="false"/>
+          <w:color w:val="2C6B50"/>
+          <w:sz w:val="21"/>
+          <w:szCs w:val="21"/>
+        </w:rPr>
+        <w:t xml:space="preserve">+++</w:t>
+      </w:r>
+      <w:r>
+        <w:rPr>
+          <w:rFonts w:ascii="Calibri" w:cs="Calibri" w:eastAsia="Calibri" w:hAnsi="Calibri"/>
+          <w:b w:val="false"/>
+          <w:bCs w:val="false"/>
+          <w:i w:val="false"/>
+          <w:iCs w:val="false"/>
+          <w:caps w:val="false"/>
+          <w:color w:val="1B2733"/>
+          <w:sz w:val="21"/>
+          <w:szCs w:val="21"/>
+        </w:rPr>
+        <w:t xml:space="preserve"> fort / facile / peu coûteux, </w:t>
+      </w:r>
+      <w:r>
+        <w:rPr>
+          <w:rFonts w:ascii="Calibri" w:cs="Calibri" w:eastAsia="Calibri" w:hAnsi="Calibri"/>
+          <w:b/>
+          <w:bCs/>
+          <w:i w:val="false"/>
+          <w:iCs w:val="false"/>
+          <w:caps w:val="false"/>
+          <w:color w:val="9E2A2A"/>
+          <w:sz w:val="21"/>
+          <w:szCs w:val="21"/>
+        </w:rPr>
+        <w:t xml:space="preserve">+</w:t>
+      </w:r>
+      <w:r>
+        <w:rPr>
+          <w:rFonts w:ascii="Calibri" w:cs="Calibri" w:eastAsia="Calibri" w:hAnsi="Calibri"/>
+          <w:b w:val="false"/>
+          <w:bCs w:val="false"/>
+          <w:i w:val="false"/>
+          <w:iCs w:val="false"/>
+          <w:caps w:val="false"/>
+          <w:color w:val="1B2733"/>
+          <w:sz w:val="21"/>
+          <w:szCs w:val="21"/>
+        </w:rPr>
+        <w:t xml:space="preserve"> faible / difficile / coûteux.</w:t>
+      </w:r>
+    </w:p>
+    <w:tbl>
+      <w:tblPr>
+        <w:tblW w:type="dxa" w:w="9600"/>
+        <w:tblBorders>
+          <w:top w:val="single" w:color="C7D0D8" w:sz="2"/>
+          <w:left w:val="single" w:color="C7D0D8" w:sz="2"/>
+          <w:bottom w:val="single" w:color="C7D0D8" w:sz="2"/>
+          <w:right w:val="single" w:color="C7D0D8" w:sz="2"/>
+          <w:insideH w:val="single" w:color="C7D0D8" w:sz="2"/>
+          <w:insideV w:val="single" w:color="C7D0D8" w:sz="2"/>
+        </w:tblBorders>
+      </w:tblPr>
+      <w:tblGrid>
+        <w:gridCol w:w="900"/>
+        <w:gridCol w:w="4300"/>
+        <w:gridCol w:w="1450"/>
+        <w:gridCol w:w="1250"/>
+        <w:gridCol w:w="1700"/>
+      </w:tblGrid>
+      <w:tr>
+        <w:tc>
+          <w:tcPr>
+            <w:tcW w:type="dxa" w:w="900"/>
+            <w:shd w:fill="14507B" w:color="auto" w:val="clear"/>
+            <w:tcMar>
+              <w:top w:type="dxa" w:w="60"/>
+              <w:left w:type="dxa" w:w="90"/>
+              <w:bottom w:type="dxa" w:w="60"/>
+              <w:right w:type="dxa" w:w="90"/>
+            </w:tcMar>
+            <w:vAlign w:val="center"/>
+          </w:tcPr>
+          <w:p>
+            <w:pPr>
+              <w:spacing w:after="0" w:before="0" w:line="276"/>
+            </w:pPr>
+            <w:r>
+              <w:rPr>
+                <w:rFonts w:ascii="Calibri" w:cs="Calibri" w:eastAsia="Calibri" w:hAnsi="Calibri"/>
+                <w:b/>
+                <w:bCs/>
+                <w:i w:val="false"/>
+                <w:iCs w:val="false"/>
+                <w:caps/>
+                <w:color w:val="FFFFFF"/>
+                <w:sz w:val="17"/>
+                <w:szCs w:val="17"/>
+              </w:rPr>
+              <w:t xml:space="preserve">Réf</w:t>
+            </w:r>
+          </w:p>
+        </w:tc>
+        <w:tc>
+          <w:tcPr>
+            <w:tcW w:type="dxa" w:w="4300"/>
+            <w:shd w:fill="14507B" w:color="auto" w:val="clear"/>
+            <w:tcMar>
+              <w:top w:type="dxa" w:w="60"/>
+              <w:left w:type="dxa" w:w="90"/>
+              <w:bottom w:type="dxa" w:w="60"/>
+              <w:right w:type="dxa" w:w="90"/>
+            </w:tcMar>
+            <w:vAlign w:val="center"/>
+          </w:tcPr>
+          <w:p>
+            <w:pPr>
+              <w:spacing w:after="0" w:before="0" w:line="276"/>
+            </w:pPr>
+            <w:r>
+              <w:rPr>
+                <w:rFonts w:ascii="Calibri" w:cs="Calibri" w:eastAsia="Calibri" w:hAnsi="Calibri"/>
+                <w:b/>
+                <w:bCs/>
+                <w:i w:val="false"/>
+                <w:iCs w:val="false"/>
+                <w:caps/>
+                <w:color w:val="FFFFFF"/>
+                <w:sz w:val="17"/>
+                <w:szCs w:val="17"/>
+              </w:rPr>
+              <w:t xml:space="preserve">Correctif</w:t>
+            </w:r>
+          </w:p>
+        </w:tc>
+        <w:tc>
+          <w:tcPr>
+            <w:tcW w:type="dxa" w:w="1450"/>
+            <w:shd w:fill="14507B" w:color="auto" w:val="clear"/>
+            <w:tcMar>
+              <w:top w:type="dxa" w:w="60"/>
+              <w:left w:type="dxa" w:w="90"/>
+              <w:bottom w:type="dxa" w:w="60"/>
+              <w:right w:type="dxa" w:w="90"/>
+            </w:tcMar>
+            <w:vAlign w:val="center"/>
+          </w:tcPr>
+          <w:p>
+            <w:pPr>
+              <w:spacing w:after="0" w:before="0" w:line="276"/>
+              <w:jc w:val="center"/>
+            </w:pPr>
+            <w:r>
+              <w:rPr>
+                <w:rFonts w:ascii="Calibri" w:cs="Calibri" w:eastAsia="Calibri" w:hAnsi="Calibri"/>
+                <w:b/>
+                <w:bCs/>
+                <w:i w:val="false"/>
+                <w:iCs w:val="false"/>
+                <w:caps/>
+                <w:color w:val="FFFFFF"/>
+                <w:sz w:val="17"/>
+                <w:szCs w:val="17"/>
+              </w:rPr>
+              <w:t xml:space="preserve">Facilité</w:t>
+            </w:r>
+          </w:p>
+        </w:tc>
+        <w:tc>
+          <w:tcPr>
+            <w:tcW w:type="dxa" w:w="1250"/>
+            <w:shd w:fill="14507B" w:color="auto" w:val="clear"/>
+            <w:tcMar>
+              <w:top w:type="dxa" w:w="60"/>
+              <w:left w:type="dxa" w:w="90"/>
+              <w:bottom w:type="dxa" w:w="60"/>
+              <w:right w:type="dxa" w:w="90"/>
+            </w:tcMar>
+            <w:vAlign w:val="center"/>
+          </w:tcPr>
+          <w:p>
+            <w:pPr>
+              <w:spacing w:after="0" w:before="0" w:line="276"/>
+              <w:jc w:val="center"/>
+            </w:pPr>
+            <w:r>
+              <w:rPr>
+                <w:rFonts w:ascii="Calibri" w:cs="Calibri" w:eastAsia="Calibri" w:hAnsi="Calibri"/>
+                <w:b/>
+                <w:bCs/>
+                <w:i w:val="false"/>
+                <w:iCs w:val="false"/>
+                <w:caps/>
+                <w:color w:val="FFFFFF"/>
+                <w:sz w:val="17"/>
+                <w:szCs w:val="17"/>
+              </w:rPr>
+              <w:t xml:space="preserve">Coût</w:t>
+            </w:r>
+          </w:p>
+        </w:tc>
+        <w:tc>
+          <w:tcPr>
+            <w:tcW w:type="dxa" w:w="1700"/>
+            <w:shd w:fill="14507B" w:color="auto" w:val="clear"/>
+            <w:tcMar>
+              <w:top w:type="dxa" w:w="60"/>
+              <w:left w:type="dxa" w:w="90"/>
+              <w:bottom w:type="dxa" w:w="60"/>
+              <w:right w:type="dxa" w:w="90"/>
+            </w:tcMar>
+            <w:vAlign w:val="center"/>
+          </w:tcPr>
+          <w:p>
+            <w:pPr>
+              <w:spacing w:after="0" w:before="0" w:line="276"/>
+              <w:jc w:val="center"/>
+            </w:pPr>
+            <w:r>
+              <w:rPr>
+                <w:rFonts w:ascii="Calibri" w:cs="Calibri" w:eastAsia="Calibri" w:hAnsi="Calibri"/>
+                <w:b/>
+                <w:bCs/>
+                <w:i w:val="false"/>
+                <w:iCs w:val="false"/>
+                <w:caps/>
+                <w:color w:val="FFFFFF"/>
+                <w:sz w:val="17"/>
+                <w:szCs w:val="17"/>
+              </w:rPr>
+              <w:t xml:space="preserve">Efficacité</w:t>
+            </w:r>
+          </w:p>
+        </w:tc>
+      </w:tr>
+      <w:tr>
+        <w:tc>
+          <w:tcPr>
+            <w:tcW w:type="dxa" w:w="900"/>
+            <w:shd w:fill="F2F5F7" w:color="auto" w:val="clear"/>
+            <w:tcMar>
+              <w:top w:type="dxa" w:w="60"/>
+              <w:left w:type="dxa" w:w="90"/>
+              <w:bottom w:type="dxa" w:w="60"/>
+              <w:right w:type="dxa" w:w="90"/>
+            </w:tcMar>
+            <w:vAlign w:val="center"/>
+          </w:tcPr>
+          <w:p>
+            <w:pPr>
+              <w:spacing w:after="0" w:before="0" w:line="276"/>
+            </w:pPr>
+            <w:r>
+              <w:rPr>
+                <w:rFonts w:ascii="Calibri" w:cs="Calibri" w:eastAsia="Calibri" w:hAnsi="Calibri"/>
+                <w:b/>
+                <w:bCs/>
+                <w:i w:val="false"/>
+                <w:iCs w:val="false"/>
+                <w:caps w:val="false"/>
+                <w:color w:val="14507B"/>
+                <w:sz w:val="21"/>
+                <w:szCs w:val="21"/>
+              </w:rPr>
+              <w:t xml:space="preserve">C4</w:t>
+            </w:r>
+          </w:p>
+        </w:tc>
+        <w:tc>
+          <w:tcPr>
+            <w:tcW w:type="dxa" w:w="4300"/>
+            <w:tcMar>
+              <w:top w:type="dxa" w:w="60"/>
+              <w:left w:type="dxa" w:w="90"/>
+              <w:bottom w:type="dxa" w:w="60"/>
+              <w:right w:type="dxa" w:w="90"/>
+            </w:tcMar>
+            <w:vAlign w:val="center"/>
+          </w:tcPr>
+          <w:p>
+            <w:pPr>
+              <w:spacing w:after="0" w:before="0" w:line="250"/>
+            </w:pPr>
+            <w:r>
+              <w:rPr>
+                <w:rFonts w:ascii="Calibri" w:cs="Calibri" w:eastAsia="Calibri" w:hAnsi="Calibri"/>
+                <w:b w:val="false"/>
+                <w:bCs w:val="false"/>
+                <w:i w:val="false"/>
+                <w:iCs w:val="false"/>
+                <w:caps w:val="false"/>
+                <w:color w:val="1B2733"/>
+                <w:sz w:val="21"/>
+                <w:szCs w:val="21"/>
+              </w:rPr>
+              <w:t xml:space="preserve">Paramétrage de l'IDS (variable Modbus, zone OT)</w:t>
+            </w:r>
+          </w:p>
+        </w:tc>
+        <w:tc>
+          <w:tcPr>
+            <w:tcW w:type="dxa" w:w="1450"/>
+            <w:tcMar>
+              <w:top w:type="dxa" w:w="60"/>
+              <w:left w:type="dxa" w:w="90"/>
+              <w:bottom w:type="dxa" w:w="60"/>
+              <w:right w:type="dxa" w:w="90"/>
+            </w:tcMar>
+            <w:vAlign w:val="center"/>
+          </w:tcPr>
+          <w:p>
+            <w:pPr>
+              <w:spacing w:after="0" w:before="0" w:line="276"/>
+              <w:jc w:val="center"/>
+            </w:pPr>
+            <w:r>
+              <w:rPr>
+                <w:rFonts w:ascii="Calibri" w:cs="Calibri" w:eastAsia="Calibri" w:hAnsi="Calibri"/>
+                <w:b/>
+                <w:bCs/>
+                <w:i w:val="false"/>
+                <w:iCs w:val="false"/>
+                <w:caps w:val="false"/>
+                <w:color w:val="2C6B50"/>
+                <w:sz w:val="21"/>
+                <w:szCs w:val="21"/>
+              </w:rPr>
+              <w:t xml:space="preserve">+++</w:t>
+            </w:r>
+          </w:p>
+        </w:tc>
+        <w:tc>
+          <w:tcPr>
+            <w:tcW w:type="dxa" w:w="1250"/>
+            <w:tcMar>
+              <w:top w:type="dxa" w:w="60"/>
+              <w:left w:type="dxa" w:w="90"/>
+              <w:bottom w:type="dxa" w:w="60"/>
+              <w:right w:type="dxa" w:w="90"/>
+            </w:tcMar>
+            <w:vAlign w:val="center"/>
+          </w:tcPr>
+          <w:p>
+            <w:pPr>
+              <w:spacing w:after="0" w:before="0" w:line="276"/>
+              <w:jc w:val="center"/>
+            </w:pPr>
+            <w:r>
+              <w:rPr>
+                <w:rFonts w:ascii="Calibri" w:cs="Calibri" w:eastAsia="Calibri" w:hAnsi="Calibri"/>
+                <w:b/>
+                <w:bCs/>
+                <w:i w:val="false"/>
+                <w:iCs w:val="false"/>
+                <w:caps w:val="false"/>
+                <w:color w:val="2C6B50"/>
+                <w:sz w:val="21"/>
+                <w:szCs w:val="21"/>
+              </w:rPr>
+              <w:t xml:space="preserve">+++</w:t>
+            </w:r>
+          </w:p>
+        </w:tc>
+        <w:tc>
+          <w:tcPr>
+            <w:tcW w:type="dxa" w:w="1700"/>
+            <w:tcMar>
+              <w:top w:type="dxa" w:w="60"/>
+              <w:left w:type="dxa" w:w="90"/>
+              <w:bottom w:type="dxa" w:w="60"/>
+              <w:right w:type="dxa" w:w="90"/>
+            </w:tcMar>
+            <w:vAlign w:val="center"/>
+          </w:tcPr>
+          <w:p>
+            <w:pPr>
+              <w:spacing w:after="0" w:before="0" w:line="276"/>
+              <w:jc w:val="center"/>
+            </w:pPr>
+            <w:r>
+              <w:rPr>
+                <w:rFonts w:ascii="Calibri" w:cs="Calibri" w:eastAsia="Calibri" w:hAnsi="Calibri"/>
+                <w:b/>
+                <w:bCs/>
+                <w:i w:val="false"/>
+                <w:iCs w:val="false"/>
+                <w:caps w:val="false"/>
+                <w:color w:val="2C6B50"/>
+                <w:sz w:val="21"/>
+                <w:szCs w:val="21"/>
+              </w:rPr>
+              <w:t xml:space="preserve">+++</w:t>
+            </w:r>
+          </w:p>
+        </w:tc>
+      </w:tr>
+      <w:tr>
+        <w:tc>
+          <w:tcPr>
+            <w:tcW w:type="dxa" w:w="900"/>
+            <w:shd w:fill="F2F5F7" w:color="auto" w:val="clear"/>
+            <w:tcMar>
+              <w:top w:type="dxa" w:w="60"/>
+              <w:left w:type="dxa" w:w="90"/>
+              <w:bottom w:type="dxa" w:w="60"/>
+              <w:right w:type="dxa" w:w="90"/>
+            </w:tcMar>
+            <w:vAlign w:val="center"/>
+          </w:tcPr>
+          <w:p>
+            <w:pPr>
+              <w:spacing w:after="0" w:before="0" w:line="276"/>
+            </w:pPr>
+            <w:r>
+              <w:rPr>
+                <w:rFonts w:ascii="Calibri" w:cs="Calibri" w:eastAsia="Calibri" w:hAnsi="Calibri"/>
+                <w:b/>
+                <w:bCs/>
+                <w:i w:val="false"/>
+                <w:iCs w:val="false"/>
+                <w:caps w:val="false"/>
+                <w:color w:val="14507B"/>
+                <w:sz w:val="21"/>
+                <w:szCs w:val="21"/>
+              </w:rPr>
+              <w:t xml:space="preserve">C2</w:t>
+            </w:r>
+          </w:p>
+        </w:tc>
+        <w:tc>
+          <w:tcPr>
+            <w:tcW w:type="dxa" w:w="4300"/>
+            <w:tcMar>
+              <w:top w:type="dxa" w:w="60"/>
+              <w:left w:type="dxa" w:w="90"/>
+              <w:bottom w:type="dxa" w:w="60"/>
+              <w:right w:type="dxa" w:w="90"/>
+            </w:tcMar>
+            <w:vAlign w:val="center"/>
+          </w:tcPr>
+          <w:p>
+            <w:pPr>
+              <w:spacing w:after="0" w:before="0" w:line="250"/>
+            </w:pPr>
+            <w:r>
+              <w:rPr>
+                <w:rFonts w:ascii="Calibri" w:cs="Calibri" w:eastAsia="Calibri" w:hAnsi="Calibri"/>
+                <w:b w:val="false"/>
+                <w:bCs w:val="false"/>
+                <w:i w:val="false"/>
+                <w:iCs w:val="false"/>
+                <w:caps w:val="false"/>
+                <w:color w:val="1B2733"/>
+                <w:sz w:val="21"/>
+                <w:szCs w:val="21"/>
+              </w:rPr>
+              <w:t xml:space="preserve">Éradication des mots de passe par défaut</w:t>
+            </w:r>
+          </w:p>
+        </w:tc>
+        <w:tc>
+          <w:tcPr>
+            <w:tcW w:type="dxa" w:w="1450"/>
+            <w:tcMar>
+              <w:top w:type="dxa" w:w="60"/>
+              <w:left w:type="dxa" w:w="90"/>
+              <w:bottom w:type="dxa" w:w="60"/>
+              <w:right w:type="dxa" w:w="90"/>
+            </w:tcMar>
+            <w:vAlign w:val="center"/>
+          </w:tcPr>
+          <w:p>
+            <w:pPr>
+              <w:spacing w:after="0" w:before="0" w:line="276"/>
+              <w:jc w:val="center"/>
+            </w:pPr>
+            <w:r>
+              <w:rPr>
+                <w:rFonts w:ascii="Calibri" w:cs="Calibri" w:eastAsia="Calibri" w:hAnsi="Calibri"/>
+                <w:b/>
+                <w:bCs/>
+                <w:i w:val="false"/>
+                <w:iCs w:val="false"/>
+                <w:caps w:val="false"/>
+                <w:color w:val="2C6B50"/>
+                <w:sz w:val="21"/>
+                <w:szCs w:val="21"/>
+              </w:rPr>
+              <w:t xml:space="preserve">+++</w:t>
+            </w:r>
+          </w:p>
+        </w:tc>
+        <w:tc>
+          <w:tcPr>
+            <w:tcW w:type="dxa" w:w="1250"/>
+            <w:tcMar>
+              <w:top w:type="dxa" w:w="60"/>
+              <w:left w:type="dxa" w:w="90"/>
+              <w:bottom w:type="dxa" w:w="60"/>
+              <w:right w:type="dxa" w:w="90"/>
+            </w:tcMar>
+            <w:vAlign w:val="center"/>
+          </w:tcPr>
+          <w:p>
+            <w:pPr>
+              <w:spacing w:after="0" w:before="0" w:line="276"/>
+              <w:jc w:val="center"/>
+            </w:pPr>
+            <w:r>
+              <w:rPr>
+                <w:rFonts w:ascii="Calibri" w:cs="Calibri" w:eastAsia="Calibri" w:hAnsi="Calibri"/>
+                <w:b/>
+                <w:bCs/>
+                <w:i w:val="false"/>
+                <w:iCs w:val="false"/>
+                <w:caps w:val="false"/>
+                <w:color w:val="2C6B50"/>
+                <w:sz w:val="21"/>
+                <w:szCs w:val="21"/>
+              </w:rPr>
+              <w:t xml:space="preserve">+++</w:t>
+            </w:r>
+          </w:p>
+        </w:tc>
+        <w:tc>
+          <w:tcPr>
+            <w:tcW w:type="dxa" w:w="1700"/>
+            <w:tcMar>
+              <w:top w:type="dxa" w:w="60"/>
+              <w:left w:type="dxa" w:w="90"/>
+              <w:bottom w:type="dxa" w:w="60"/>
+              <w:right w:type="dxa" w:w="90"/>
+            </w:tcMar>
+            <w:vAlign w:val="center"/>
+          </w:tcPr>
+          <w:p>
+            <w:pPr>
+              <w:spacing w:after="0" w:before="0" w:line="276"/>
+              <w:jc w:val="center"/>
+            </w:pPr>
+            <w:r>
+              <w:rPr>
+                <w:rFonts w:ascii="Calibri" w:cs="Calibri" w:eastAsia="Calibri" w:hAnsi="Calibri"/>
+                <w:b/>
+                <w:bCs/>
+                <w:i w:val="false"/>
+                <w:iCs w:val="false"/>
+                <w:caps w:val="false"/>
+                <w:color w:val="2C6B50"/>
+                <w:sz w:val="21"/>
+                <w:szCs w:val="21"/>
+              </w:rPr>
+              <w:t xml:space="preserve">+++</w:t>
+            </w:r>
+          </w:p>
+        </w:tc>
+      </w:tr>
+      <w:tr>
+        <w:tc>
+          <w:tcPr>
+            <w:tcW w:type="dxa" w:w="900"/>
+            <w:shd w:fill="F2F5F7" w:color="auto" w:val="clear"/>
+            <w:tcMar>
+              <w:top w:type="dxa" w:w="60"/>
+              <w:left w:type="dxa" w:w="90"/>
+              <w:bottom w:type="dxa" w:w="60"/>
+              <w:right w:type="dxa" w:w="90"/>
+            </w:tcMar>
+            <w:vAlign w:val="center"/>
+          </w:tcPr>
+          <w:p>
+            <w:pPr>
+              <w:spacing w:after="0" w:before="0" w:line="276"/>
+            </w:pPr>
+            <w:r>
+              <w:rPr>
+                <w:rFonts w:ascii="Calibri" w:cs="Calibri" w:eastAsia="Calibri" w:hAnsi="Calibri"/>
+                <w:b/>
+                <w:bCs/>
+                <w:i w:val="false"/>
+                <w:iCs w:val="false"/>
+                <w:caps w:val="false"/>
+                <w:color w:val="14507B"/>
+                <w:sz w:val="21"/>
+                <w:szCs w:val="21"/>
+              </w:rPr>
+              <w:t xml:space="preserve">C1</w:t>
+            </w:r>
+          </w:p>
+        </w:tc>
+        <w:tc>
+          <w:tcPr>
+            <w:tcW w:type="dxa" w:w="4300"/>
+            <w:tcMar>
+              <w:top w:type="dxa" w:w="60"/>
+              <w:left w:type="dxa" w:w="90"/>
+              <w:bottom w:type="dxa" w:w="60"/>
+              <w:right w:type="dxa" w:w="90"/>
+            </w:tcMar>
+            <w:vAlign w:val="center"/>
+          </w:tcPr>
+          <w:p>
+            <w:pPr>
+              <w:spacing w:after="0" w:before="0" w:line="250"/>
+            </w:pPr>
+            <w:r>
+              <w:rPr>
+                <w:rFonts w:ascii="Calibri" w:cs="Calibri" w:eastAsia="Calibri" w:hAnsi="Calibri"/>
+                <w:b w:val="false"/>
+                <w:bCs w:val="false"/>
+                <w:i w:val="false"/>
+                <w:iCs w:val="false"/>
+                <w:caps w:val="false"/>
+                <w:color w:val="1B2733"/>
+                <w:sz w:val="21"/>
+                <w:szCs w:val="21"/>
+              </w:rPr>
+              <w:t xml:space="preserve">Pare-feu en refus par défaut</w:t>
+            </w:r>
+          </w:p>
+        </w:tc>
+        <w:tc>
+          <w:tcPr>
+            <w:tcW w:type="dxa" w:w="1450"/>
+            <w:tcMar>
+              <w:top w:type="dxa" w:w="60"/>
+              <w:left w:type="dxa" w:w="90"/>
+              <w:bottom w:type="dxa" w:w="60"/>
+              <w:right w:type="dxa" w:w="90"/>
+            </w:tcMar>
+            <w:vAlign w:val="center"/>
+          </w:tcPr>
+          <w:p>
+            <w:pPr>
+              <w:spacing w:after="0" w:before="0" w:line="276"/>
+              <w:jc w:val="center"/>
+            </w:pPr>
+            <w:r>
+              <w:rPr>
+                <w:rFonts w:ascii="Calibri" w:cs="Calibri" w:eastAsia="Calibri" w:hAnsi="Calibri"/>
+                <w:b/>
+                <w:bCs/>
+                <w:i w:val="false"/>
+                <w:iCs w:val="false"/>
+                <w:caps w:val="false"/>
+                <w:color w:val="8A5A0C"/>
+                <w:sz w:val="21"/>
+                <w:szCs w:val="21"/>
+              </w:rPr>
+              <w:t xml:space="preserve">++</w:t>
+            </w:r>
+          </w:p>
+        </w:tc>
+        <w:tc>
+          <w:tcPr>
+            <w:tcW w:type="dxa" w:w="1250"/>
+            <w:tcMar>
+              <w:top w:type="dxa" w:w="60"/>
+              <w:left w:type="dxa" w:w="90"/>
+              <w:bottom w:type="dxa" w:w="60"/>
+              <w:right w:type="dxa" w:w="90"/>
+            </w:tcMar>
+            <w:vAlign w:val="center"/>
+          </w:tcPr>
+          <w:p>
+            <w:pPr>
+              <w:spacing w:after="0" w:before="0" w:line="276"/>
+              <w:jc w:val="center"/>
+            </w:pPr>
+            <w:r>
+              <w:rPr>
+                <w:rFonts w:ascii="Calibri" w:cs="Calibri" w:eastAsia="Calibri" w:hAnsi="Calibri"/>
+                <w:b/>
+                <w:bCs/>
+                <w:i w:val="false"/>
+                <w:iCs w:val="false"/>
+                <w:caps w:val="false"/>
+                <w:color w:val="2C6B50"/>
+                <w:sz w:val="21"/>
+                <w:szCs w:val="21"/>
+              </w:rPr>
+              <w:t xml:space="preserve">+++</w:t>
+            </w:r>
+          </w:p>
+        </w:tc>
+        <w:tc>
+          <w:tcPr>
+            <w:tcW w:type="dxa" w:w="1700"/>
+            <w:tcMar>
+              <w:top w:type="dxa" w:w="60"/>
+              <w:left w:type="dxa" w:w="90"/>
+              <w:bottom w:type="dxa" w:w="60"/>
+              <w:right w:type="dxa" w:w="90"/>
+            </w:tcMar>
+            <w:vAlign w:val="center"/>
+          </w:tcPr>
+          <w:p>
+            <w:pPr>
+              <w:spacing w:after="0" w:before="0" w:line="276"/>
+              <w:jc w:val="center"/>
+            </w:pPr>
+            <w:r>
+              <w:rPr>
+                <w:rFonts w:ascii="Calibri" w:cs="Calibri" w:eastAsia="Calibri" w:hAnsi="Calibri"/>
+                <w:b/>
+                <w:bCs/>
+                <w:i w:val="false"/>
+                <w:iCs w:val="false"/>
+                <w:caps w:val="false"/>
+                <w:color w:val="2C6B50"/>
+                <w:sz w:val="21"/>
+                <w:szCs w:val="21"/>
+              </w:rPr>
+              <w:t xml:space="preserve">+++</w:t>
+            </w:r>
+          </w:p>
+        </w:tc>
+      </w:tr>
+      <w:tr>
+        <w:tc>
+          <w:tcPr>
+            <w:tcW w:type="dxa" w:w="900"/>
+            <w:shd w:fill="F2F5F7" w:color="auto" w:val="clear"/>
+            <w:tcMar>
+              <w:top w:type="dxa" w:w="60"/>
+              <w:left w:type="dxa" w:w="90"/>
+              <w:bottom w:type="dxa" w:w="60"/>
+              <w:right w:type="dxa" w:w="90"/>
+            </w:tcMar>
+            <w:vAlign w:val="center"/>
+          </w:tcPr>
+          <w:p>
+            <w:pPr>
+              <w:spacing w:after="0" w:before="0" w:line="276"/>
+            </w:pPr>
+            <w:r>
+              <w:rPr>
+                <w:rFonts w:ascii="Calibri" w:cs="Calibri" w:eastAsia="Calibri" w:hAnsi="Calibri"/>
+                <w:b/>
+                <w:bCs/>
+                <w:i w:val="false"/>
+                <w:iCs w:val="false"/>
+                <w:caps w:val="false"/>
+                <w:color w:val="14507B"/>
+                <w:sz w:val="21"/>
+                <w:szCs w:val="21"/>
+              </w:rPr>
+              <w:t xml:space="preserve">C3</w:t>
+            </w:r>
+          </w:p>
+        </w:tc>
+        <w:tc>
+          <w:tcPr>
+            <w:tcW w:type="dxa" w:w="4300"/>
+            <w:tcMar>
+              <w:top w:type="dxa" w:w="60"/>
+              <w:left w:type="dxa" w:w="90"/>
+              <w:bottom w:type="dxa" w:w="60"/>
+              <w:right w:type="dxa" w:w="90"/>
+            </w:tcMar>
+            <w:vAlign w:val="center"/>
+          </w:tcPr>
+          <w:p>
+            <w:pPr>
+              <w:spacing w:after="0" w:before="0" w:line="250"/>
+            </w:pPr>
+            <w:r>
+              <w:rPr>
+                <w:rFonts w:ascii="Calibri" w:cs="Calibri" w:eastAsia="Calibri" w:hAnsi="Calibri"/>
+                <w:b w:val="false"/>
+                <w:bCs w:val="false"/>
+                <w:i w:val="false"/>
+                <w:iCs w:val="false"/>
+                <w:caps w:val="false"/>
+                <w:color w:val="1B2733"/>
+                <w:sz w:val="21"/>
+                <w:szCs w:val="21"/>
+              </w:rPr>
+              <w:t xml:space="preserve">Retrait des outils offensifs (Kali, Caldera)</w:t>
+            </w:r>
+          </w:p>
+        </w:tc>
+        <w:tc>
+          <w:tcPr>
+            <w:tcW w:type="dxa" w:w="1450"/>
+            <w:tcMar>
+              <w:top w:type="dxa" w:w="60"/>
+              <w:left w:type="dxa" w:w="90"/>
+              <w:bottom w:type="dxa" w:w="60"/>
+              <w:right w:type="dxa" w:w="90"/>
+            </w:tcMar>
+            <w:vAlign w:val="center"/>
+          </w:tcPr>
+          <w:p>
+            <w:pPr>
+              <w:spacing w:after="0" w:before="0" w:line="276"/>
+              <w:jc w:val="center"/>
+            </w:pPr>
+            <w:r>
+              <w:rPr>
+                <w:rFonts w:ascii="Calibri" w:cs="Calibri" w:eastAsia="Calibri" w:hAnsi="Calibri"/>
+                <w:b/>
+                <w:bCs/>
+                <w:i w:val="false"/>
+                <w:iCs w:val="false"/>
+                <w:caps w:val="false"/>
+                <w:color w:val="2C6B50"/>
+                <w:sz w:val="21"/>
+                <w:szCs w:val="21"/>
+              </w:rPr>
+              <w:t xml:space="preserve">+++</w:t>
+            </w:r>
+          </w:p>
+        </w:tc>
+        <w:tc>
+          <w:tcPr>
+            <w:tcW w:type="dxa" w:w="1250"/>
+            <w:tcMar>
+              <w:top w:type="dxa" w:w="60"/>
+              <w:left w:type="dxa" w:w="90"/>
+              <w:bottom w:type="dxa" w:w="60"/>
+              <w:right w:type="dxa" w:w="90"/>
+            </w:tcMar>
+            <w:vAlign w:val="center"/>
+          </w:tcPr>
+          <w:p>
+            <w:pPr>
+              <w:spacing w:after="0" w:before="0" w:line="276"/>
+              <w:jc w:val="center"/>
+            </w:pPr>
+            <w:r>
+              <w:rPr>
+                <w:rFonts w:ascii="Calibri" w:cs="Calibri" w:eastAsia="Calibri" w:hAnsi="Calibri"/>
+                <w:b/>
+                <w:bCs/>
+                <w:i w:val="false"/>
+                <w:iCs w:val="false"/>
+                <w:caps w:val="false"/>
+                <w:color w:val="2C6B50"/>
+                <w:sz w:val="21"/>
+                <w:szCs w:val="21"/>
+              </w:rPr>
+              <w:t xml:space="preserve">+++</w:t>
+            </w:r>
+          </w:p>
+        </w:tc>
+        <w:tc>
+          <w:tcPr>
+            <w:tcW w:type="dxa" w:w="1700"/>
+            <w:tcMar>
+              <w:top w:type="dxa" w:w="60"/>
+              <w:left w:type="dxa" w:w="90"/>
+              <w:bottom w:type="dxa" w:w="60"/>
+              <w:right w:type="dxa" w:w="90"/>
+            </w:tcMar>
+            <w:vAlign w:val="center"/>
+          </w:tcPr>
+          <w:p>
+            <w:pPr>
+              <w:spacing w:after="0" w:before="0" w:line="276"/>
+              <w:jc w:val="center"/>
+            </w:pPr>
+            <w:r>
+              <w:rPr>
+                <w:rFonts w:ascii="Calibri" w:cs="Calibri" w:eastAsia="Calibri" w:hAnsi="Calibri"/>
+                <w:b/>
+                <w:bCs/>
+                <w:i w:val="false"/>
+                <w:iCs w:val="false"/>
+                <w:caps w:val="false"/>
+                <w:color w:val="8A5A0C"/>
+                <w:sz w:val="21"/>
+                <w:szCs w:val="21"/>
+              </w:rPr>
+              <w:t xml:space="preserve">++</w:t>
+            </w:r>
+          </w:p>
+        </w:tc>
+      </w:tr>
+      <w:tr>
+        <w:tc>
+          <w:tcPr>
+            <w:tcW w:type="dxa" w:w="900"/>
+            <w:shd w:fill="F2F5F7" w:color="auto" w:val="clear"/>
+            <w:tcMar>
+              <w:top w:type="dxa" w:w="60"/>
+              <w:left w:type="dxa" w:w="90"/>
+              <w:bottom w:type="dxa" w:w="60"/>
+              <w:right w:type="dxa" w:w="90"/>
+            </w:tcMar>
+            <w:vAlign w:val="center"/>
+          </w:tcPr>
+          <w:p>
+            <w:pPr>
+              <w:spacing w:after="0" w:before="0" w:line="276"/>
+            </w:pPr>
+            <w:r>
+              <w:rPr>
+                <w:rFonts w:ascii="Calibri" w:cs="Calibri" w:eastAsia="Calibri" w:hAnsi="Calibri"/>
+                <w:b/>
+                <w:bCs/>
+                <w:i w:val="false"/>
+                <w:iCs w:val="false"/>
+                <w:caps w:val="false"/>
+                <w:color w:val="14507B"/>
+                <w:sz w:val="21"/>
+                <w:szCs w:val="21"/>
+              </w:rPr>
+              <w:t xml:space="preserve">C5</w:t>
+            </w:r>
+          </w:p>
+        </w:tc>
+        <w:tc>
+          <w:tcPr>
+            <w:tcW w:type="dxa" w:w="4300"/>
+            <w:tcMar>
+              <w:top w:type="dxa" w:w="60"/>
+              <w:left w:type="dxa" w:w="90"/>
+              <w:bottom w:type="dxa" w:w="60"/>
+              <w:right w:type="dxa" w:w="90"/>
+            </w:tcMar>
+            <w:vAlign w:val="center"/>
+          </w:tcPr>
+          <w:p>
+            <w:pPr>
+              <w:spacing w:after="0" w:before="0" w:line="250"/>
+            </w:pPr>
+            <w:r>
+              <w:rPr>
+                <w:rFonts w:ascii="Calibri" w:cs="Calibri" w:eastAsia="Calibri" w:hAnsi="Calibri"/>
+                <w:b w:val="false"/>
+                <w:bCs w:val="false"/>
+                <w:i w:val="false"/>
+                <w:iCs w:val="false"/>
+                <w:caps w:val="false"/>
+                <w:color w:val="1B2733"/>
+                <w:sz w:val="21"/>
+                <w:szCs w:val="21"/>
+              </w:rPr>
+              <w:t xml:space="preserve">SIEM Wazuh + agents + alertes OT</w:t>
+            </w:r>
+          </w:p>
+        </w:tc>
+        <w:tc>
+          <w:tcPr>
+            <w:tcW w:type="dxa" w:w="1450"/>
+            <w:tcMar>
+              <w:top w:type="dxa" w:w="60"/>
+              <w:left w:type="dxa" w:w="90"/>
+              <w:bottom w:type="dxa" w:w="60"/>
+              <w:right w:type="dxa" w:w="90"/>
+            </w:tcMar>
+            <w:vAlign w:val="center"/>
+          </w:tcPr>
+          <w:p>
+            <w:pPr>
+              <w:spacing w:after="0" w:before="0" w:line="276"/>
+              <w:jc w:val="center"/>
+            </w:pPr>
+            <w:r>
+              <w:rPr>
+                <w:rFonts w:ascii="Calibri" w:cs="Calibri" w:eastAsia="Calibri" w:hAnsi="Calibri"/>
+                <w:b/>
+                <w:bCs/>
+                <w:i w:val="false"/>
+                <w:iCs w:val="false"/>
+                <w:caps w:val="false"/>
+                <w:color w:val="8A5A0C"/>
+                <w:sz w:val="21"/>
+                <w:szCs w:val="21"/>
+              </w:rPr>
+              <w:t xml:space="preserve">++</w:t>
+            </w:r>
+          </w:p>
+        </w:tc>
+        <w:tc>
+          <w:tcPr>
+            <w:tcW w:type="dxa" w:w="1250"/>
+            <w:tcMar>
+              <w:top w:type="dxa" w:w="60"/>
+              <w:left w:type="dxa" w:w="90"/>
+              <w:bottom w:type="dxa" w:w="60"/>
+              <w:right w:type="dxa" w:w="90"/>
+            </w:tcMar>
+            <w:vAlign w:val="center"/>
+          </w:tcPr>
+          <w:p>
+            <w:pPr>
+              <w:spacing w:after="0" w:before="0" w:line="276"/>
+              <w:jc w:val="center"/>
+            </w:pPr>
+            <w:r>
+              <w:rPr>
+                <w:rFonts w:ascii="Calibri" w:cs="Calibri" w:eastAsia="Calibri" w:hAnsi="Calibri"/>
+                <w:b/>
+                <w:bCs/>
+                <w:i w:val="false"/>
+                <w:iCs w:val="false"/>
+                <w:caps w:val="false"/>
+                <w:color w:val="8A5A0C"/>
+                <w:sz w:val="21"/>
+                <w:szCs w:val="21"/>
+              </w:rPr>
+              <w:t xml:space="preserve">++</w:t>
+            </w:r>
+          </w:p>
+        </w:tc>
+        <w:tc>
+          <w:tcPr>
+            <w:tcW w:type="dxa" w:w="1700"/>
+            <w:tcMar>
+              <w:top w:type="dxa" w:w="60"/>
+              <w:left w:type="dxa" w:w="90"/>
+              <w:bottom w:type="dxa" w:w="60"/>
+              <w:right w:type="dxa" w:w="90"/>
+            </w:tcMar>
+            <w:vAlign w:val="center"/>
+          </w:tcPr>
+          <w:p>
+            <w:pPr>
+              <w:spacing w:after="0" w:before="0" w:line="276"/>
+              <w:jc w:val="center"/>
+            </w:pPr>
+            <w:r>
+              <w:rPr>
+                <w:rFonts w:ascii="Calibri" w:cs="Calibri" w:eastAsia="Calibri" w:hAnsi="Calibri"/>
+                <w:b/>
+                <w:bCs/>
+                <w:i w:val="false"/>
+                <w:iCs w:val="false"/>
+                <w:caps w:val="false"/>
+                <w:color w:val="2C6B50"/>
+                <w:sz w:val="21"/>
+                <w:szCs w:val="21"/>
+              </w:rPr>
+              <w:t xml:space="preserve">+++</w:t>
+            </w:r>
+          </w:p>
+        </w:tc>
+      </w:tr>
+      <w:tr>
+        <w:tc>
+          <w:tcPr>
+            <w:tcW w:type="dxa" w:w="900"/>
+            <w:shd w:fill="F2F5F7" w:color="auto" w:val="clear"/>
+            <w:tcMar>
+              <w:top w:type="dxa" w:w="60"/>
+              <w:left w:type="dxa" w:w="90"/>
+              <w:bottom w:type="dxa" w:w="60"/>
+              <w:right w:type="dxa" w:w="90"/>
+            </w:tcMar>
+            <w:vAlign w:val="center"/>
+          </w:tcPr>
+          <w:p>
+            <w:pPr>
+              <w:spacing w:after="0" w:before="0" w:line="276"/>
+            </w:pPr>
+            <w:r>
+              <w:rPr>
+                <w:rFonts w:ascii="Calibri" w:cs="Calibri" w:eastAsia="Calibri" w:hAnsi="Calibri"/>
+                <w:b/>
+                <w:bCs/>
+                <w:i w:val="false"/>
+                <w:iCs w:val="false"/>
+                <w:caps w:val="false"/>
+                <w:color w:val="14507B"/>
+                <w:sz w:val="21"/>
+                <w:szCs w:val="21"/>
+              </w:rPr>
+              <w:t xml:space="preserve">C17</w:t>
+            </w:r>
+          </w:p>
+        </w:tc>
+        <w:tc>
+          <w:tcPr>
+            <w:tcW w:type="dxa" w:w="4300"/>
+            <w:tcMar>
+              <w:top w:type="dxa" w:w="60"/>
+              <w:left w:type="dxa" w:w="90"/>
+              <w:bottom w:type="dxa" w:w="60"/>
+              <w:right w:type="dxa" w:w="90"/>
+            </w:tcMar>
+            <w:vAlign w:val="center"/>
+          </w:tcPr>
+          <w:p>
+            <w:pPr>
+              <w:spacing w:after="0" w:before="0" w:line="250"/>
+            </w:pPr>
+            <w:r>
+              <w:rPr>
+                <w:rFonts w:ascii="Calibri" w:cs="Calibri" w:eastAsia="Calibri" w:hAnsi="Calibri"/>
+                <w:b w:val="false"/>
+                <w:bCs w:val="false"/>
+                <w:i w:val="false"/>
+                <w:iCs w:val="false"/>
+                <w:caps w:val="false"/>
+                <w:color w:val="1B2733"/>
+                <w:sz w:val="21"/>
+                <w:szCs w:val="21"/>
+              </w:rPr>
+              <w:t xml:space="preserve">Formation &amp; sensibilisation (vulns physiques)</w:t>
+            </w:r>
+          </w:p>
+        </w:tc>
+        <w:tc>
+          <w:tcPr>
+            <w:tcW w:type="dxa" w:w="1450"/>
+            <w:tcMar>
+              <w:top w:type="dxa" w:w="60"/>
+              <w:left w:type="dxa" w:w="90"/>
+              <w:bottom w:type="dxa" w:w="60"/>
+              <w:right w:type="dxa" w:w="90"/>
+            </w:tcMar>
+            <w:vAlign w:val="center"/>
+          </w:tcPr>
+          <w:p>
+            <w:pPr>
+              <w:spacing w:after="0" w:before="0" w:line="276"/>
+              <w:jc w:val="center"/>
+            </w:pPr>
+            <w:r>
+              <w:rPr>
+                <w:rFonts w:ascii="Calibri" w:cs="Calibri" w:eastAsia="Calibri" w:hAnsi="Calibri"/>
+                <w:b/>
+                <w:bCs/>
+                <w:i w:val="false"/>
+                <w:iCs w:val="false"/>
+                <w:caps w:val="false"/>
+                <w:color w:val="2C6B50"/>
+                <w:sz w:val="21"/>
+                <w:szCs w:val="21"/>
+              </w:rPr>
+              <w:t xml:space="preserve">+++</w:t>
+            </w:r>
+          </w:p>
+        </w:tc>
+        <w:tc>
+          <w:tcPr>
+            <w:tcW w:type="dxa" w:w="1250"/>
+            <w:tcMar>
+              <w:top w:type="dxa" w:w="60"/>
+              <w:left w:type="dxa" w:w="90"/>
+              <w:bottom w:type="dxa" w:w="60"/>
+              <w:right w:type="dxa" w:w="90"/>
+            </w:tcMar>
+            <w:vAlign w:val="center"/>
+          </w:tcPr>
+          <w:p>
+            <w:pPr>
+              <w:spacing w:after="0" w:before="0" w:line="276"/>
+              <w:jc w:val="center"/>
+            </w:pPr>
+            <w:r>
+              <w:rPr>
+                <w:rFonts w:ascii="Calibri" w:cs="Calibri" w:eastAsia="Calibri" w:hAnsi="Calibri"/>
+                <w:b/>
+                <w:bCs/>
+                <w:i w:val="false"/>
+                <w:iCs w:val="false"/>
+                <w:caps w:val="false"/>
+                <w:color w:val="8A5A0C"/>
+                <w:sz w:val="21"/>
+                <w:szCs w:val="21"/>
+              </w:rPr>
+              <w:t xml:space="preserve">++</w:t>
+            </w:r>
+          </w:p>
+        </w:tc>
+        <w:tc>
+          <w:tcPr>
+            <w:tcW w:type="dxa" w:w="1700"/>
+            <w:tcMar>
+              <w:top w:type="dxa" w:w="60"/>
+              <w:left w:type="dxa" w:w="90"/>
+              <w:bottom w:type="dxa" w:w="60"/>
+              <w:right w:type="dxa" w:w="90"/>
+            </w:tcMar>
+            <w:vAlign w:val="center"/>
+          </w:tcPr>
+          <w:p>
+            <w:pPr>
+              <w:spacing w:after="0" w:before="0" w:line="276"/>
+              <w:jc w:val="center"/>
+            </w:pPr>
+            <w:r>
+              <w:rPr>
+                <w:rFonts w:ascii="Calibri" w:cs="Calibri" w:eastAsia="Calibri" w:hAnsi="Calibri"/>
+                <w:b/>
+                <w:bCs/>
+                <w:i w:val="false"/>
+                <w:iCs w:val="false"/>
+                <w:caps w:val="false"/>
+                <w:color w:val="8A5A0C"/>
+                <w:sz w:val="21"/>
+                <w:szCs w:val="21"/>
+              </w:rPr>
+              <w:t xml:space="preserve">++</w:t>
+            </w:r>
+          </w:p>
+        </w:tc>
+      </w:tr>
+      <w:tr>
+        <w:tc>
+          <w:tcPr>
+            <w:tcW w:type="dxa" w:w="900"/>
+            <w:shd w:fill="F2F5F7" w:color="auto" w:val="clear"/>
+            <w:tcMar>
+              <w:top w:type="dxa" w:w="60"/>
+              <w:left w:type="dxa" w:w="90"/>
+              <w:bottom w:type="dxa" w:w="60"/>
+              <w:right w:type="dxa" w:w="90"/>
+            </w:tcMar>
+            <w:vAlign w:val="center"/>
+          </w:tcPr>
+          <w:p>
+            <w:pPr>
+              <w:spacing w:after="0" w:before="0" w:line="276"/>
+            </w:pPr>
+            <w:r>
+              <w:rPr>
+                <w:rFonts w:ascii="Calibri" w:cs="Calibri" w:eastAsia="Calibri" w:hAnsi="Calibri"/>
+                <w:b/>
+                <w:bCs/>
+                <w:i w:val="false"/>
+                <w:iCs w:val="false"/>
+                <w:caps w:val="false"/>
+                <w:color w:val="14507B"/>
+                <w:sz w:val="21"/>
+                <w:szCs w:val="21"/>
+              </w:rPr>
+              <w:t xml:space="preserve">C7-C8</w:t>
+            </w:r>
+          </w:p>
+        </w:tc>
+        <w:tc>
+          <w:tcPr>
+            <w:tcW w:type="dxa" w:w="4300"/>
+            <w:tcMar>
+              <w:top w:type="dxa" w:w="60"/>
+              <w:left w:type="dxa" w:w="90"/>
+              <w:bottom w:type="dxa" w:w="60"/>
+              <w:right w:type="dxa" w:w="90"/>
+            </w:tcMar>
+            <w:vAlign w:val="center"/>
+          </w:tcPr>
+          <w:p>
+            <w:pPr>
+              <w:spacing w:after="0" w:before="0" w:line="250"/>
+            </w:pPr>
+            <w:r>
+              <w:rPr>
+                <w:rFonts w:ascii="Calibri" w:cs="Calibri" w:eastAsia="Calibri" w:hAnsi="Calibri"/>
+                <w:b w:val="false"/>
+                <w:bCs w:val="false"/>
+                <w:i w:val="false"/>
+                <w:iCs w:val="false"/>
+                <w:caps w:val="false"/>
+                <w:color w:val="1B2733"/>
+                <w:sz w:val="21"/>
+                <w:szCs w:val="21"/>
+              </w:rPr>
+              <w:t xml:space="preserve">Bastion + MFA, TLS interne</w:t>
+            </w:r>
+          </w:p>
+        </w:tc>
+        <w:tc>
+          <w:tcPr>
+            <w:tcW w:type="dxa" w:w="1450"/>
+            <w:tcMar>
+              <w:top w:type="dxa" w:w="60"/>
+              <w:left w:type="dxa" w:w="90"/>
+              <w:bottom w:type="dxa" w:w="60"/>
+              <w:right w:type="dxa" w:w="90"/>
+            </w:tcMar>
+            <w:vAlign w:val="center"/>
+          </w:tcPr>
+          <w:p>
+            <w:pPr>
+              <w:spacing w:after="0" w:before="0" w:line="276"/>
+              <w:jc w:val="center"/>
+            </w:pPr>
+            <w:r>
+              <w:rPr>
+                <w:rFonts w:ascii="Calibri" w:cs="Calibri" w:eastAsia="Calibri" w:hAnsi="Calibri"/>
+                <w:b/>
+                <w:bCs/>
+                <w:i w:val="false"/>
+                <w:iCs w:val="false"/>
+                <w:caps w:val="false"/>
+                <w:color w:val="8A5A0C"/>
+                <w:sz w:val="21"/>
+                <w:szCs w:val="21"/>
+              </w:rPr>
+              <w:t xml:space="preserve">++</w:t>
+            </w:r>
+          </w:p>
+        </w:tc>
+        <w:tc>
+          <w:tcPr>
+            <w:tcW w:type="dxa" w:w="1250"/>
+            <w:tcMar>
+              <w:top w:type="dxa" w:w="60"/>
+              <w:left w:type="dxa" w:w="90"/>
+              <w:bottom w:type="dxa" w:w="60"/>
+              <w:right w:type="dxa" w:w="90"/>
+            </w:tcMar>
+            <w:vAlign w:val="center"/>
+          </w:tcPr>
+          <w:p>
+            <w:pPr>
+              <w:spacing w:after="0" w:before="0" w:line="276"/>
+              <w:jc w:val="center"/>
+            </w:pPr>
+            <w:r>
+              <w:rPr>
+                <w:rFonts w:ascii="Calibri" w:cs="Calibri" w:eastAsia="Calibri" w:hAnsi="Calibri"/>
+                <w:b/>
+                <w:bCs/>
+                <w:i w:val="false"/>
+                <w:iCs w:val="false"/>
+                <w:caps w:val="false"/>
+                <w:color w:val="8A5A0C"/>
+                <w:sz w:val="21"/>
+                <w:szCs w:val="21"/>
+              </w:rPr>
+              <w:t xml:space="preserve">++</w:t>
+            </w:r>
+          </w:p>
+        </w:tc>
+        <w:tc>
+          <w:tcPr>
+            <w:tcW w:type="dxa" w:w="1700"/>
+            <w:tcMar>
+              <w:top w:type="dxa" w:w="60"/>
+              <w:left w:type="dxa" w:w="90"/>
+              <w:bottom w:type="dxa" w:w="60"/>
+              <w:right w:type="dxa" w:w="90"/>
+            </w:tcMar>
+            <w:vAlign w:val="center"/>
+          </w:tcPr>
+          <w:p>
+            <w:pPr>
+              <w:spacing w:after="0" w:before="0" w:line="276"/>
+              <w:jc w:val="center"/>
+            </w:pPr>
+            <w:r>
+              <w:rPr>
+                <w:rFonts w:ascii="Calibri" w:cs="Calibri" w:eastAsia="Calibri" w:hAnsi="Calibri"/>
+                <w:b/>
+                <w:bCs/>
+                <w:i w:val="false"/>
+                <w:iCs w:val="false"/>
+                <w:caps w:val="false"/>
+                <w:color w:val="2C6B50"/>
+                <w:sz w:val="21"/>
+                <w:szCs w:val="21"/>
+              </w:rPr>
+              <w:t xml:space="preserve">+++</w:t>
+            </w:r>
+          </w:p>
+        </w:tc>
+      </w:tr>
+      <w:tr>
+        <w:tc>
+          <w:tcPr>
+            <w:tcW w:type="dxa" w:w="900"/>
+            <w:shd w:fill="F2F5F7" w:color="auto" w:val="clear"/>
+            <w:tcMar>
+              <w:top w:type="dxa" w:w="60"/>
+              <w:left w:type="dxa" w:w="90"/>
+              <w:bottom w:type="dxa" w:w="60"/>
+              <w:right w:type="dxa" w:w="90"/>
+            </w:tcMar>
+            <w:vAlign w:val="center"/>
+          </w:tcPr>
+          <w:p>
+            <w:pPr>
+              <w:spacing w:after="0" w:before="0" w:line="276"/>
+            </w:pPr>
+            <w:r>
+              <w:rPr>
+                <w:rFonts w:ascii="Calibri" w:cs="Calibri" w:eastAsia="Calibri" w:hAnsi="Calibri"/>
+                <w:b/>
+                <w:bCs/>
+                <w:i w:val="false"/>
+                <w:iCs w:val="false"/>
+                <w:caps w:val="false"/>
+                <w:color w:val="14507B"/>
+                <w:sz w:val="21"/>
+                <w:szCs w:val="21"/>
+              </w:rPr>
+              <w:t xml:space="preserve">C13</w:t>
+            </w:r>
+          </w:p>
+        </w:tc>
+        <w:tc>
+          <w:tcPr>
+            <w:tcW w:type="dxa" w:w="4300"/>
+            <w:tcMar>
+              <w:top w:type="dxa" w:w="60"/>
+              <w:left w:type="dxa" w:w="90"/>
+              <w:bottom w:type="dxa" w:w="60"/>
+              <w:right w:type="dxa" w:w="90"/>
+            </w:tcMar>
+            <w:vAlign w:val="center"/>
+          </w:tcPr>
+          <w:p>
+            <w:pPr>
+              <w:spacing w:after="0" w:before="0" w:line="250"/>
+            </w:pPr>
+            <w:r>
+              <w:rPr>
+                <w:rFonts w:ascii="Calibri" w:cs="Calibri" w:eastAsia="Calibri" w:hAnsi="Calibri"/>
+                <w:b w:val="false"/>
+                <w:bCs w:val="false"/>
+                <w:i w:val="false"/>
+                <w:iCs w:val="false"/>
+                <w:caps w:val="false"/>
+                <w:color w:val="1B2733"/>
+                <w:sz w:val="21"/>
+                <w:szCs w:val="21"/>
+              </w:rPr>
+              <w:t xml:space="preserve">Re-segmentation physique (DAI, 802.1X)</w:t>
+            </w:r>
+          </w:p>
+        </w:tc>
+        <w:tc>
+          <w:tcPr>
+            <w:tcW w:type="dxa" w:w="1450"/>
+            <w:tcMar>
+              <w:top w:type="dxa" w:w="60"/>
+              <w:left w:type="dxa" w:w="90"/>
+              <w:bottom w:type="dxa" w:w="60"/>
+              <w:right w:type="dxa" w:w="90"/>
+            </w:tcMar>
+            <w:vAlign w:val="center"/>
+          </w:tcPr>
+          <w:p>
+            <w:pPr>
+              <w:spacing w:after="0" w:before="0" w:line="276"/>
+              <w:jc w:val="center"/>
+            </w:pPr>
+            <w:r>
+              <w:rPr>
+                <w:rFonts w:ascii="Calibri" w:cs="Calibri" w:eastAsia="Calibri" w:hAnsi="Calibri"/>
+                <w:b/>
+                <w:bCs/>
+                <w:i w:val="false"/>
+                <w:iCs w:val="false"/>
+                <w:caps w:val="false"/>
+                <w:color w:val="9E2A2A"/>
+                <w:sz w:val="21"/>
+                <w:szCs w:val="21"/>
+              </w:rPr>
+              <w:t xml:space="preserve">+</w:t>
+            </w:r>
+          </w:p>
+        </w:tc>
+        <w:tc>
+          <w:tcPr>
+            <w:tcW w:type="dxa" w:w="1250"/>
+            <w:tcMar>
+              <w:top w:type="dxa" w:w="60"/>
+              <w:left w:type="dxa" w:w="90"/>
+              <w:bottom w:type="dxa" w:w="60"/>
+              <w:right w:type="dxa" w:w="90"/>
+            </w:tcMar>
+            <w:vAlign w:val="center"/>
+          </w:tcPr>
+          <w:p>
+            <w:pPr>
+              <w:spacing w:after="0" w:before="0" w:line="276"/>
+              <w:jc w:val="center"/>
+            </w:pPr>
+            <w:r>
+              <w:rPr>
+                <w:rFonts w:ascii="Calibri" w:cs="Calibri" w:eastAsia="Calibri" w:hAnsi="Calibri"/>
+                <w:b/>
+                <w:bCs/>
+                <w:i w:val="false"/>
+                <w:iCs w:val="false"/>
+                <w:caps w:val="false"/>
+                <w:color w:val="9E2A2A"/>
+                <w:sz w:val="21"/>
+                <w:szCs w:val="21"/>
+              </w:rPr>
+              <w:t xml:space="preserve">+</w:t>
+            </w:r>
+          </w:p>
+        </w:tc>
+        <w:tc>
+          <w:tcPr>
+            <w:tcW w:type="dxa" w:w="1700"/>
+            <w:tcMar>
+              <w:top w:type="dxa" w:w="60"/>
+              <w:left w:type="dxa" w:w="90"/>
+              <w:bottom w:type="dxa" w:w="60"/>
+              <w:right w:type="dxa" w:w="90"/>
+            </w:tcMar>
+            <w:vAlign w:val="center"/>
+          </w:tcPr>
+          <w:p>
+            <w:pPr>
+              <w:spacing w:after="0" w:before="0" w:line="276"/>
+              <w:jc w:val="center"/>
+            </w:pPr>
+            <w:r>
+              <w:rPr>
+                <w:rFonts w:ascii="Calibri" w:cs="Calibri" w:eastAsia="Calibri" w:hAnsi="Calibri"/>
+                <w:b/>
+                <w:bCs/>
+                <w:i w:val="false"/>
+                <w:iCs w:val="false"/>
+                <w:caps w:val="false"/>
+                <w:color w:val="2C6B50"/>
+                <w:sz w:val="21"/>
+                <w:szCs w:val="21"/>
+              </w:rPr>
+              <w:t xml:space="preserve">+++</w:t>
+            </w:r>
+          </w:p>
+        </w:tc>
+      </w:tr>
+      <w:tr>
+        <w:tc>
+          <w:tcPr>
+            <w:tcW w:type="dxa" w:w="900"/>
+            <w:shd w:fill="F2F5F7" w:color="auto" w:val="clear"/>
+            <w:tcMar>
+              <w:top w:type="dxa" w:w="60"/>
+              <w:left w:type="dxa" w:w="90"/>
+              <w:bottom w:type="dxa" w:w="60"/>
+              <w:right w:type="dxa" w:w="90"/>
+            </w:tcMar>
+            <w:vAlign w:val="center"/>
+          </w:tcPr>
+          <w:p>
+            <w:pPr>
+              <w:spacing w:after="0" w:before="0" w:line="276"/>
+            </w:pPr>
+            <w:r>
+              <w:rPr>
+                <w:rFonts w:ascii="Calibri" w:cs="Calibri" w:eastAsia="Calibri" w:hAnsi="Calibri"/>
+                <w:b/>
+                <w:bCs/>
+                <w:i w:val="false"/>
+                <w:iCs w:val="false"/>
+                <w:caps w:val="false"/>
+                <w:color w:val="14507B"/>
+                <w:sz w:val="21"/>
+                <w:szCs w:val="21"/>
+              </w:rPr>
+              <w:t xml:space="preserve">C14</w:t>
+            </w:r>
+          </w:p>
+        </w:tc>
+        <w:tc>
+          <w:tcPr>
+            <w:tcW w:type="dxa" w:w="4300"/>
+            <w:tcMar>
+              <w:top w:type="dxa" w:w="60"/>
+              <w:left w:type="dxa" w:w="90"/>
+              <w:bottom w:type="dxa" w:w="60"/>
+              <w:right w:type="dxa" w:w="90"/>
+            </w:tcMar>
+            <w:vAlign w:val="center"/>
+          </w:tcPr>
+          <w:p>
+            <w:pPr>
+              <w:spacing w:after="0" w:before="0" w:line="250"/>
+            </w:pPr>
+            <w:r>
+              <w:rPr>
+                <w:rFonts w:ascii="Calibri" w:cs="Calibri" w:eastAsia="Calibri" w:hAnsi="Calibri"/>
+                <w:b w:val="false"/>
+                <w:bCs w:val="false"/>
+                <w:i w:val="false"/>
+                <w:iCs w:val="false"/>
+                <w:caps w:val="false"/>
+                <w:color w:val="1B2733"/>
+                <w:sz w:val="21"/>
+                <w:szCs w:val="21"/>
+              </w:rPr>
+              <w:t xml:space="preserve">Pare-feu industriel à inspection Modbus</w:t>
+            </w:r>
+          </w:p>
+        </w:tc>
+        <w:tc>
+          <w:tcPr>
+            <w:tcW w:type="dxa" w:w="1450"/>
+            <w:tcMar>
+              <w:top w:type="dxa" w:w="60"/>
+              <w:left w:type="dxa" w:w="90"/>
+              <w:bottom w:type="dxa" w:w="60"/>
+              <w:right w:type="dxa" w:w="90"/>
+            </w:tcMar>
+            <w:vAlign w:val="center"/>
+          </w:tcPr>
+          <w:p>
+            <w:pPr>
+              <w:spacing w:after="0" w:before="0" w:line="276"/>
+              <w:jc w:val="center"/>
+            </w:pPr>
+            <w:r>
+              <w:rPr>
+                <w:rFonts w:ascii="Calibri" w:cs="Calibri" w:eastAsia="Calibri" w:hAnsi="Calibri"/>
+                <w:b/>
+                <w:bCs/>
+                <w:i w:val="false"/>
+                <w:iCs w:val="false"/>
+                <w:caps w:val="false"/>
+                <w:color w:val="9E2A2A"/>
+                <w:sz w:val="21"/>
+                <w:szCs w:val="21"/>
+              </w:rPr>
+              <w:t xml:space="preserve">+</w:t>
+            </w:r>
+          </w:p>
+        </w:tc>
+        <w:tc>
+          <w:tcPr>
+            <w:tcW w:type="dxa" w:w="1250"/>
+            <w:tcMar>
+              <w:top w:type="dxa" w:w="60"/>
+              <w:left w:type="dxa" w:w="90"/>
+              <w:bottom w:type="dxa" w:w="60"/>
+              <w:right w:type="dxa" w:w="90"/>
+            </w:tcMar>
+            <w:vAlign w:val="center"/>
+          </w:tcPr>
+          <w:p>
+            <w:pPr>
+              <w:spacing w:after="0" w:before="0" w:line="276"/>
+              <w:jc w:val="center"/>
+            </w:pPr>
+            <w:r>
+              <w:rPr>
+                <w:rFonts w:ascii="Calibri" w:cs="Calibri" w:eastAsia="Calibri" w:hAnsi="Calibri"/>
+                <w:b/>
+                <w:bCs/>
+                <w:i w:val="false"/>
+                <w:iCs w:val="false"/>
+                <w:caps w:val="false"/>
+                <w:color w:val="9E2A2A"/>
+                <w:sz w:val="21"/>
+                <w:szCs w:val="21"/>
+              </w:rPr>
+              <w:t xml:space="preserve">+</w:t>
+            </w:r>
+          </w:p>
+        </w:tc>
+        <w:tc>
+          <w:tcPr>
+            <w:tcW w:type="dxa" w:w="1700"/>
+            <w:tcMar>
+              <w:top w:type="dxa" w:w="60"/>
+              <w:left w:type="dxa" w:w="90"/>
+              <w:bottom w:type="dxa" w:w="60"/>
+              <w:right w:type="dxa" w:w="90"/>
+            </w:tcMar>
+            <w:vAlign w:val="center"/>
+          </w:tcPr>
+          <w:p>
+            <w:pPr>
+              <w:spacing w:after="0" w:before="0" w:line="276"/>
+              <w:jc w:val="center"/>
+            </w:pPr>
+            <w:r>
+              <w:rPr>
+                <w:rFonts w:ascii="Calibri" w:cs="Calibri" w:eastAsia="Calibri" w:hAnsi="Calibri"/>
+                <w:b/>
+                <w:bCs/>
+                <w:i w:val="false"/>
+                <w:iCs w:val="false"/>
+                <w:caps w:val="false"/>
+                <w:color w:val="2C6B50"/>
+                <w:sz w:val="21"/>
+                <w:szCs w:val="21"/>
+              </w:rPr>
+              <w:t xml:space="preserve">+++</w:t>
+            </w:r>
+          </w:p>
+        </w:tc>
+      </w:tr>
+      <w:tr>
+        <w:tc>
+          <w:tcPr>
+            <w:tcW w:type="dxa" w:w="900"/>
+            <w:shd w:fill="F2F5F7" w:color="auto" w:val="clear"/>
+            <w:tcMar>
+              <w:top w:type="dxa" w:w="60"/>
+              <w:left w:type="dxa" w:w="90"/>
+              <w:bottom w:type="dxa" w:w="60"/>
+              <w:right w:type="dxa" w:w="90"/>
+            </w:tcMar>
+            <w:vAlign w:val="center"/>
+          </w:tcPr>
+          <w:p>
+            <w:pPr>
+              <w:spacing w:after="0" w:before="0" w:line="276"/>
+            </w:pPr>
+            <w:r>
+              <w:rPr>
+                <w:rFonts w:ascii="Calibri" w:cs="Calibri" w:eastAsia="Calibri" w:hAnsi="Calibri"/>
+                <w:b/>
+                <w:bCs/>
+                <w:i w:val="false"/>
+                <w:iCs w:val="false"/>
+                <w:caps w:val="false"/>
+                <w:color w:val="14507B"/>
+                <w:sz w:val="21"/>
+                <w:szCs w:val="21"/>
+              </w:rPr>
+              <w:t xml:space="preserve">C15</w:t>
+            </w:r>
+          </w:p>
+        </w:tc>
+        <w:tc>
+          <w:tcPr>
+            <w:tcW w:type="dxa" w:w="4300"/>
+            <w:tcMar>
+              <w:top w:type="dxa" w:w="60"/>
+              <w:left w:type="dxa" w:w="90"/>
+              <w:bottom w:type="dxa" w:w="60"/>
+              <w:right w:type="dxa" w:w="90"/>
+            </w:tcMar>
+            <w:vAlign w:val="center"/>
+          </w:tcPr>
+          <w:p>
+            <w:pPr>
+              <w:spacing w:after="0" w:before="0" w:line="250"/>
+            </w:pPr>
+            <w:r>
+              <w:rPr>
+                <w:rFonts w:ascii="Calibri" w:cs="Calibri" w:eastAsia="Calibri" w:hAnsi="Calibri"/>
+                <w:b w:val="false"/>
+                <w:bCs w:val="false"/>
+                <w:i w:val="false"/>
+                <w:iCs w:val="false"/>
+                <w:caps w:val="false"/>
+                <w:color w:val="1B2733"/>
+                <w:sz w:val="21"/>
+                <w:szCs w:val="21"/>
+              </w:rPr>
+              <w:t xml:space="preserve">Barrière de sécurité SIL 2 indépendante</w:t>
+            </w:r>
+          </w:p>
+        </w:tc>
+        <w:tc>
+          <w:tcPr>
+            <w:tcW w:type="dxa" w:w="1450"/>
+            <w:tcMar>
+              <w:top w:type="dxa" w:w="60"/>
+              <w:left w:type="dxa" w:w="90"/>
+              <w:bottom w:type="dxa" w:w="60"/>
+              <w:right w:type="dxa" w:w="90"/>
+            </w:tcMar>
+            <w:vAlign w:val="center"/>
+          </w:tcPr>
+          <w:p>
+            <w:pPr>
+              <w:spacing w:after="0" w:before="0" w:line="276"/>
+              <w:jc w:val="center"/>
+            </w:pPr>
+            <w:r>
+              <w:rPr>
+                <w:rFonts w:ascii="Calibri" w:cs="Calibri" w:eastAsia="Calibri" w:hAnsi="Calibri"/>
+                <w:b/>
+                <w:bCs/>
+                <w:i w:val="false"/>
+                <w:iCs w:val="false"/>
+                <w:caps w:val="false"/>
+                <w:color w:val="9E2A2A"/>
+                <w:sz w:val="21"/>
+                <w:szCs w:val="21"/>
+              </w:rPr>
+              <w:t xml:space="preserve">+</w:t>
+            </w:r>
+          </w:p>
+        </w:tc>
+        <w:tc>
+          <w:tcPr>
+            <w:tcW w:type="dxa" w:w="1250"/>
+            <w:tcMar>
+              <w:top w:type="dxa" w:w="60"/>
+              <w:left w:type="dxa" w:w="90"/>
+              <w:bottom w:type="dxa" w:w="60"/>
+              <w:right w:type="dxa" w:w="90"/>
+            </w:tcMar>
+            <w:vAlign w:val="center"/>
+          </w:tcPr>
+          <w:p>
+            <w:pPr>
+              <w:spacing w:after="0" w:before="0" w:line="276"/>
+              <w:jc w:val="center"/>
+            </w:pPr>
+            <w:r>
+              <w:rPr>
+                <w:rFonts w:ascii="Calibri" w:cs="Calibri" w:eastAsia="Calibri" w:hAnsi="Calibri"/>
+                <w:b/>
+                <w:bCs/>
+                <w:i w:val="false"/>
+                <w:iCs w:val="false"/>
+                <w:caps w:val="false"/>
+                <w:color w:val="9E2A2A"/>
+                <w:sz w:val="21"/>
+                <w:szCs w:val="21"/>
+              </w:rPr>
+              <w:t xml:space="preserve">+</w:t>
+            </w:r>
+          </w:p>
+        </w:tc>
+        <w:tc>
+          <w:tcPr>
+            <w:tcW w:type="dxa" w:w="1700"/>
+            <w:tcMar>
+              <w:top w:type="dxa" w:w="60"/>
+              <w:left w:type="dxa" w:w="90"/>
+              <w:bottom w:type="dxa" w:w="60"/>
+              <w:right w:type="dxa" w:w="90"/>
+            </w:tcMar>
+            <w:vAlign w:val="center"/>
+          </w:tcPr>
+          <w:p>
+            <w:pPr>
+              <w:spacing w:after="0" w:before="0" w:line="276"/>
+              <w:jc w:val="center"/>
+            </w:pPr>
+            <w:r>
+              <w:rPr>
+                <w:rFonts w:ascii="Calibri" w:cs="Calibri" w:eastAsia="Calibri" w:hAnsi="Calibri"/>
+                <w:b/>
+                <w:bCs/>
+                <w:i w:val="false"/>
+                <w:iCs w:val="false"/>
+                <w:caps w:val="false"/>
+                <w:color w:val="2C6B50"/>
+                <w:sz w:val="21"/>
+                <w:szCs w:val="21"/>
+              </w:rPr>
+              <w:t xml:space="preserve">+++</w:t>
+            </w:r>
+          </w:p>
+        </w:tc>
+      </w:tr>
+    </w:tbl>
+    <w:p>
+      <w:pPr>
+        <w:spacing w:after="100" w:before="0" w:line="276"/>
+      </w:pPr>
+      <w:r>
+        <w:rPr>
+          <w:rFonts w:ascii="Calibri" w:cs="Calibri" w:eastAsia="Calibri" w:hAnsi="Calibri"/>
+          <w:b w:val="false"/>
+          <w:bCs w:val="false"/>
+          <w:i w:val="false"/>
+          <w:iCs w:val="false"/>
+          <w:caps w:val="false"/>
+          <w:color w:val="1B2733"/>
+          <w:sz w:val="21"/>
+          <w:szCs w:val="21"/>
+        </w:rPr>
+        <w:t xml:space="preserve"/>
+      </w:r>
+    </w:p>
+    <w:p>
+      <w:pPr>
+        <w:spacing w:after="120" w:before="0" w:line="276"/>
+      </w:pPr>
+      <w:r>
+        <w:rPr>
+          <w:rFonts w:ascii="Calibri" w:cs="Calibri" w:eastAsia="Calibri" w:hAnsi="Calibri"/>
+          <w:b w:val="false"/>
+          <w:bCs w:val="false"/>
+          <w:i w:val="false"/>
+          <w:iCs w:val="false"/>
+          <w:caps w:val="false"/>
+          <w:color w:val="1B2733"/>
+          <w:sz w:val="21"/>
+          <w:szCs w:val="21"/>
+        </w:rPr>
+        <w:t xml:space="preserve">Les quatre premières lignes sont des « quick wins » : faciles, peu coûteuses, très efficaces — à faire immédiatement (lot 0). Le coût élevé de C15 est assumé : c'est la seule mesure qui protège le procédé </w:t>
+      </w:r>
+      <w:r>
+        <w:rPr>
+          <w:rFonts w:ascii="Calibri" w:cs="Calibri" w:eastAsia="Calibri" w:hAnsi="Calibri"/>
+          <w:b w:val="false"/>
+          <w:bCs w:val="false"/>
+          <w:i/>
+          <w:iCs/>
+          <w:caps w:val="false"/>
+          <w:color w:val="1B2733"/>
+          <w:sz w:val="21"/>
+          <w:szCs w:val="21"/>
+        </w:rPr>
+        <w:t xml:space="preserve">même si tout le numérique est compromis</w:t>
+      </w:r>
+      <w:r>
+        <w:rPr>
+          <w:rFonts w:ascii="Calibri" w:cs="Calibri" w:eastAsia="Calibri" w:hAnsi="Calibri"/>
+          <w:b w:val="false"/>
+          <w:bCs w:val="false"/>
+          <w:i w:val="false"/>
+          <w:iCs w:val="false"/>
+          <w:caps w:val="false"/>
+          <w:color w:val="1B2733"/>
+          <w:sz w:val="21"/>
+          <w:szCs w:val="21"/>
+        </w:rPr>
+        <w:t xml:space="preserve">.</w:t>
       </w:r>
     </w:p>
     <w:p>
